--- a/public/template.docx
+++ b/public/template.docx
@@ -703,6 +703,7 @@
                       <w:vertAlign w:val="baseline"/>
                     </w:rPr>
                   </w:pPr>
+                  <w:bookmarkStart w:id="0" w:name="_GoBack"/>
                   <w:r>
                     <w:rPr>
                       <w:rFonts w:hint="default" w:ascii="Cambria" w:hAnsi="Cambria" w:cs="Cambria"/>
@@ -720,6 +721,7 @@
                     </w:rPr>
                     <w:t>{/education}</w:t>
                   </w:r>
+                  <w:bookmarkEnd w:id="0"/>
                 </w:p>
               </w:tc>
               <w:tc>
@@ -2834,6 +2836,12 @@
                   <w:insideH w:val="none" w:color="auto" w:sz="0" w:space="0"/>
                   <w:insideV w:val="none" w:color="auto" w:sz="0" w:space="0"/>
                 </w:tblBorders>
+                <w:tblCellMar>
+                  <w:top w:w="0" w:type="dxa"/>
+                  <w:left w:w="108" w:type="dxa"/>
+                  <w:bottom w:w="0" w:type="dxa"/>
+                  <w:right w:w="108" w:type="dxa"/>
+                </w:tblCellMar>
               </w:tblPrEx>
               <w:trPr>
                 <w:trHeight w:val="23" w:hRule="atLeast"/>
@@ -5430,6 +5438,12 @@
                   <w:insideH w:val="single" w:color="4472C4" w:sz="4" w:space="0"/>
                   <w:insideV w:val="single" w:color="4472C4" w:sz="4" w:space="0"/>
                 </w:tblBorders>
+                <w:tblCellMar>
+                  <w:top w:w="0" w:type="dxa"/>
+                  <w:left w:w="108" w:type="dxa"/>
+                  <w:bottom w:w="0" w:type="dxa"/>
+                  <w:right w:w="108" w:type="dxa"/>
+                </w:tblCellMar>
               </w:tblPrEx>
               <w:trPr>
                 <w:trHeight w:val="30" w:hRule="atLeast"/>
@@ -5608,6 +5622,12 @@
                   <w:insideH w:val="single" w:color="4472C4" w:sz="4" w:space="0"/>
                   <w:insideV w:val="single" w:color="4472C4" w:sz="4" w:space="0"/>
                 </w:tblBorders>
+                <w:tblCellMar>
+                  <w:top w:w="0" w:type="dxa"/>
+                  <w:left w:w="108" w:type="dxa"/>
+                  <w:bottom w:w="0" w:type="dxa"/>
+                  <w:right w:w="108" w:type="dxa"/>
+                </w:tblCellMar>
               </w:tblPrEx>
               <w:trPr>
                 <w:trHeight w:val="30" w:hRule="atLeast"/>
@@ -5661,6 +5681,12 @@
                   <w:insideH w:val="single" w:color="4472C4" w:sz="4" w:space="0"/>
                   <w:insideV w:val="single" w:color="4472C4" w:sz="4" w:space="0"/>
                 </w:tblBorders>
+                <w:tblCellMar>
+                  <w:top w:w="0" w:type="dxa"/>
+                  <w:left w:w="108" w:type="dxa"/>
+                  <w:bottom w:w="0" w:type="dxa"/>
+                  <w:right w:w="108" w:type="dxa"/>
+                </w:tblCellMar>
               </w:tblPrEx>
               <w:trPr>
                 <w:trHeight w:val="30" w:hRule="atLeast"/>
@@ -5856,8 +5882,6 @@
                     </w:rPr>
                     <w:t>If the link fails, scan to see the online resume clearly.</w:t>
                   </w:r>
-                  <w:bookmarkStart w:id="0" w:name="_GoBack"/>
-                  <w:bookmarkEnd w:id="0"/>
                 </w:p>
               </w:tc>
             </w:tr>

--- a/public/template.docx
+++ b/public/template.docx
@@ -703,7 +703,6 @@
                       <w:vertAlign w:val="baseline"/>
                     </w:rPr>
                   </w:pPr>
-                  <w:bookmarkStart w:id="0" w:name="_GoBack"/>
                   <w:r>
                     <w:rPr>
                       <w:rFonts w:hint="default" w:ascii="Cambria" w:hAnsi="Cambria" w:cs="Cambria"/>
@@ -721,7 +720,6 @@
                     </w:rPr>
                     <w:t>{/education}</w:t>
                   </w:r>
-                  <w:bookmarkEnd w:id="0"/>
                 </w:p>
               </w:tc>
               <w:tc>
@@ -3269,7 +3267,7 @@
                   <w:pPr>
                     <w:pStyle w:val="44"/>
                     <w:spacing w:after="0" w:line="240" w:lineRule="auto"/>
-                    <w:jc w:val="both"/>
+                    <w:jc w:val="left"/>
                     <w:rPr>
                       <w:rFonts w:hint="default" w:ascii="Cambria" w:hAnsi="Cambria" w:cs="Cambria"/>
                       <w:b w:val="0"/>
@@ -4199,7 +4197,7 @@
                   <w:pPr>
                     <w:pStyle w:val="44"/>
                     <w:spacing w:after="0" w:line="240" w:lineRule="auto"/>
-                    <w:jc w:val="both"/>
+                    <w:jc w:val="left"/>
                     <w:rPr>
                       <w:rFonts w:hint="default" w:ascii="Cambria" w:hAnsi="Cambria" w:cs="Cambria"/>
                       <w:b w:val="0"/>
@@ -4552,6 +4550,8 @@
                     </w:rPr>
                     <w:t>{description}</w:t>
                   </w:r>
+                  <w:bookmarkStart w:id="0" w:name="_GoBack"/>
+                  <w:bookmarkEnd w:id="0"/>
                 </w:p>
               </w:tc>
             </w:tr>

--- a/public/template.docx
+++ b/public/template.docx
@@ -1016,8 +1016,9 @@
                     <w:bidi w:val="0"/>
                     <w:adjustRightInd/>
                     <w:snapToGrid/>
-                    <w:spacing w:after="0" w:line="336" w:lineRule="auto"/>
+                    <w:spacing w:before="181" w:beforeLines="50" w:after="0" w:line="240" w:lineRule="auto"/>
                     <w:ind w:leftChars="0"/>
+                    <w:jc w:val="left"/>
                     <w:textAlignment w:val="auto"/>
                     <w:rPr>
                       <w:rFonts w:hint="default" w:ascii="Cambria" w:hAnsi="Cambria" w:cs="Cambria"/>
@@ -1035,6 +1036,7 @@
                       </w14:textFill>
                     </w:rPr>
                   </w:pPr>
+                  <w:bookmarkStart w:id="0" w:name="_GoBack" w:colFirst="0" w:colLast="3"/>
                   <w:r>
                     <w:rPr>
                       <w:rFonts w:hint="default" w:ascii="Cambria" w:hAnsi="Cambria"/>
@@ -1110,8 +1112,9 @@
                     <w:bidi w:val="0"/>
                     <w:adjustRightInd/>
                     <w:snapToGrid/>
-                    <w:spacing w:after="0" w:line="336" w:lineRule="auto"/>
+                    <w:spacing w:before="181" w:beforeLines="50" w:after="0" w:line="240" w:lineRule="auto"/>
                     <w:ind w:left="442" w:leftChars="0" w:hanging="442" w:firstLineChars="0"/>
+                    <w:jc w:val="left"/>
                     <w:textAlignment w:val="auto"/>
                     <w:rPr>
                       <w:rFonts w:hint="default" w:ascii="Cambria" w:hAnsi="Cambria" w:cs="Cambria"/>
@@ -1165,7 +1168,8 @@
                     <w:bidi w:val="0"/>
                     <w:adjustRightInd/>
                     <w:snapToGrid/>
-                    <w:spacing w:after="0" w:line="336" w:lineRule="auto"/>
+                    <w:spacing w:before="181" w:beforeLines="50" w:after="0" w:line="240" w:lineRule="auto"/>
+                    <w:jc w:val="left"/>
                     <w:textAlignment w:val="auto"/>
                     <w:rPr>
                       <w:rFonts w:hint="default" w:ascii="Cambria" w:hAnsi="Cambria" w:cs="Cambria"/>
@@ -1264,7 +1268,7 @@
                     <w:bidi w:val="0"/>
                     <w:adjustRightInd/>
                     <w:snapToGrid/>
-                    <w:spacing w:after="0" w:line="336" w:lineRule="auto"/>
+                    <w:spacing w:before="181" w:beforeLines="50" w:after="0" w:line="240" w:lineRule="auto"/>
                     <w:ind w:leftChars="0"/>
                     <w:textAlignment w:val="auto"/>
                     <w:rPr>
@@ -1358,7 +1362,7 @@
                     <w:bidi w:val="0"/>
                     <w:adjustRightInd/>
                     <w:snapToGrid/>
-                    <w:spacing w:after="0" w:line="336" w:lineRule="auto"/>
+                    <w:spacing w:before="181" w:beforeLines="50" w:after="0" w:line="240" w:lineRule="auto"/>
                     <w:ind w:left="442" w:leftChars="0" w:hanging="442" w:firstLineChars="0"/>
                     <w:textAlignment w:val="auto"/>
                     <w:rPr>
@@ -1413,7 +1417,7 @@
                     <w:bidi w:val="0"/>
                     <w:adjustRightInd/>
                     <w:snapToGrid/>
-                    <w:spacing w:after="0" w:line="336" w:lineRule="auto"/>
+                    <w:spacing w:before="181" w:beforeLines="50" w:after="0" w:line="240" w:lineRule="auto"/>
                     <w:jc w:val="both"/>
                     <w:textAlignment w:val="auto"/>
                     <w:rPr>
@@ -1514,7 +1518,7 @@
                     <w:bidi w:val="0"/>
                     <w:adjustRightInd/>
                     <w:snapToGrid/>
-                    <w:spacing w:after="0" w:line="336" w:lineRule="auto"/>
+                    <w:spacing w:before="181" w:beforeLines="50" w:after="0" w:line="240" w:lineRule="auto"/>
                     <w:ind w:leftChars="0"/>
                     <w:textAlignment w:val="auto"/>
                     <w:rPr>
@@ -1608,7 +1612,7 @@
                     <w:bidi w:val="0"/>
                     <w:adjustRightInd/>
                     <w:snapToGrid/>
-                    <w:spacing w:after="0" w:line="336" w:lineRule="auto"/>
+                    <w:spacing w:before="181" w:beforeLines="50" w:after="0" w:line="240" w:lineRule="auto"/>
                     <w:ind w:left="442" w:leftChars="0" w:hanging="442" w:firstLineChars="0"/>
                     <w:textAlignment w:val="auto"/>
                     <w:rPr>
@@ -1647,6 +1651,229 @@
                     <w:t>{name}</w:t>
                   </w:r>
                 </w:p>
+                <w:p>
+                  <w:pPr>
+                    <w:pStyle w:val="44"/>
+                    <w:keepNext w:val="0"/>
+                    <w:keepLines w:val="0"/>
+                    <w:pageBreakBefore w:val="0"/>
+                    <w:widowControl/>
+                    <w:kinsoku/>
+                    <w:wordWrap/>
+                    <w:overflowPunct/>
+                    <w:topLinePunct w:val="0"/>
+                    <w:autoSpaceDE/>
+                    <w:autoSpaceDN/>
+                    <w:bidi w:val="0"/>
+                    <w:adjustRightInd/>
+                    <w:snapToGrid/>
+                    <w:spacing w:before="181" w:beforeLines="50" w:after="0" w:line="240" w:lineRule="auto"/>
+                    <w:jc w:val="left"/>
+                    <w:textAlignment w:val="auto"/>
+                    <w:rPr>
+                      <w:rFonts w:hint="default" w:cs="Cambria"/>
+                      <w:b/>
+                      <w:i w:val="0"/>
+                      <w:iCs w:val="0"/>
+                      <w:color w:val="AFABAB" w:themeColor="background2" w:themeShade="BF"/>
+                      <w:sz w:val="24"/>
+                      <w:szCs w:val="24"/>
+                      <w:lang w:val="en-GB"/>
+                    </w:rPr>
+                  </w:pPr>
+                  <w:r>
+                    <w:rPr>
+                      <w:rFonts w:hint="default" w:ascii="Cambria" w:hAnsi="Cambria"/>
+                      <w:b/>
+                      <w:i w:val="0"/>
+                      <w:iCs w:val="0"/>
+                      <w:color w:val="000000" w:themeColor="text1"/>
+                      <w:sz w:val="22"/>
+                      <w:szCs w:val="22"/>
+                      <w:lang w:val="en-US"/>
+                      <w14:textFill>
+                        <w14:solidFill>
+                          <w14:schemeClr w14:val="tx1"/>
+                        </w14:solidFill>
+                      </w14:textFill>
+                    </w:rPr>
+                    <w:t>{</w:t>
+                  </w:r>
+                  <w:r>
+                    <w:rPr>
+                      <w:rFonts w:hint="default"/>
+                      <w:b/>
+                      <w:i w:val="0"/>
+                      <w:iCs w:val="0"/>
+                      <w:color w:val="000000" w:themeColor="text1"/>
+                      <w:sz w:val="22"/>
+                      <w:szCs w:val="22"/>
+                      <w:lang w:val="en-GB"/>
+                      <w14:textFill>
+                        <w14:solidFill>
+                          <w14:schemeClr w14:val="tx1"/>
+                        </w14:solidFill>
+                      </w14:textFill>
+                    </w:rPr>
+                    <w:t>/skillsColumn3</w:t>
+                  </w:r>
+                  <w:r>
+                    <w:rPr>
+                      <w:rFonts w:hint="default" w:ascii="Cambria" w:hAnsi="Cambria"/>
+                      <w:b/>
+                      <w:i w:val="0"/>
+                      <w:iCs w:val="0"/>
+                      <w:color w:val="000000" w:themeColor="text1"/>
+                      <w:sz w:val="22"/>
+                      <w:szCs w:val="22"/>
+                      <w:lang w:val="en-US"/>
+                      <w14:textFill>
+                        <w14:solidFill>
+                          <w14:schemeClr w14:val="tx1"/>
+                        </w14:solidFill>
+                      </w14:textFill>
+                    </w:rPr>
+                    <w:t>}</w:t>
+                  </w:r>
+                </w:p>
+              </w:tc>
+            </w:tr>
+            <w:bookmarkEnd w:id="0"/>
+            <w:tr>
+              <w:tblPrEx>
+                <w:tblBorders>
+                  <w:top w:val="none" w:color="auto" w:sz="0" w:space="0"/>
+                  <w:left w:val="none" w:color="auto" w:sz="0" w:space="0"/>
+                  <w:bottom w:val="none" w:color="auto" w:sz="0" w:space="0"/>
+                  <w:right w:val="none" w:color="auto" w:sz="0" w:space="0"/>
+                  <w:insideH w:val="none" w:color="auto" w:sz="0" w:space="0"/>
+                  <w:insideV w:val="none" w:color="auto" w:sz="0" w:space="0"/>
+                </w:tblBorders>
+                <w:tblCellMar>
+                  <w:top w:w="0" w:type="dxa"/>
+                  <w:left w:w="108" w:type="dxa"/>
+                  <w:bottom w:w="0" w:type="dxa"/>
+                  <w:right w:w="108" w:type="dxa"/>
+                </w:tblCellMar>
+              </w:tblPrEx>
+              <w:trPr>
+                <w:trHeight w:val="23" w:hRule="atLeast"/>
+              </w:trPr>
+              <w:tc>
+                <w:tcPr>
+                  <w:tcW w:w="2430" w:type="dxa"/>
+                  <w:gridSpan w:val="4"/>
+                  <w:tcBorders>
+                    <w:top w:val="nil"/>
+                    <w:tl2br w:val="nil"/>
+                    <w:tr2bl w:val="nil"/>
+                  </w:tcBorders>
+                  <w:vAlign w:val="top"/>
+                </w:tcPr>
+                <w:p>
+                  <w:pPr>
+                    <w:keepNext w:val="0"/>
+                    <w:keepLines w:val="0"/>
+                    <w:pageBreakBefore w:val="0"/>
+                    <w:widowControl/>
+                    <w:kinsoku/>
+                    <w:wordWrap/>
+                    <w:overflowPunct/>
+                    <w:topLinePunct w:val="0"/>
+                    <w:autoSpaceDE/>
+                    <w:autoSpaceDN/>
+                    <w:bidi w:val="0"/>
+                    <w:adjustRightInd/>
+                    <w:snapToGrid/>
+                    <w:spacing w:after="0" w:line="240" w:lineRule="auto"/>
+                    <w:jc w:val="left"/>
+                    <w:textAlignment w:val="auto"/>
+                    <w:rPr>
+                      <w:rFonts w:hint="default" w:ascii="Cambria" w:hAnsi="Cambria"/>
+                      <w:b/>
+                      <w:i w:val="0"/>
+                      <w:iCs w:val="0"/>
+                      <w:color w:val="000000" w:themeColor="text1"/>
+                      <w:sz w:val="6"/>
+                      <w:szCs w:val="6"/>
+                      <w:lang w:val="en-US"/>
+                      <w14:textFill>
+                        <w14:solidFill>
+                          <w14:schemeClr w14:val="tx1"/>
+                        </w14:solidFill>
+                      </w14:textFill>
+                    </w:rPr>
+                  </w:pPr>
+                  <w:r>
+                    <w:rPr>
+                      <w:rFonts w:hint="default" w:ascii="Cambria" w:hAnsi="Cambria" w:cs="Cambria"/>
+                      <w:sz w:val="6"/>
+                      <w:szCs w:val="6"/>
+                      <w:lang w:val="en-GB"/>
+                    </w:rPr>
+                    <w:t>{/hasSkills}</w:t>
+                  </w:r>
+                </w:p>
+              </w:tc>
+              <w:tc>
+                <w:tcPr>
+                  <w:tcW w:w="2431" w:type="dxa"/>
+                  <w:gridSpan w:val="4"/>
+                  <w:tcBorders>
+                    <w:top w:val="nil"/>
+                    <w:tl2br w:val="nil"/>
+                    <w:tr2bl w:val="nil"/>
+                  </w:tcBorders>
+                  <w:vAlign w:val="top"/>
+                </w:tcPr>
+                <w:p>
+                  <w:pPr>
+                    <w:pStyle w:val="44"/>
+                    <w:keepNext w:val="0"/>
+                    <w:keepLines w:val="0"/>
+                    <w:pageBreakBefore w:val="0"/>
+                    <w:widowControl/>
+                    <w:kinsoku/>
+                    <w:wordWrap/>
+                    <w:overflowPunct/>
+                    <w:topLinePunct w:val="0"/>
+                    <w:autoSpaceDE/>
+                    <w:autoSpaceDN/>
+                    <w:bidi w:val="0"/>
+                    <w:adjustRightInd/>
+                    <w:snapToGrid/>
+                    <w:spacing w:after="0" w:line="336" w:lineRule="auto"/>
+                    <w:jc w:val="both"/>
+                    <w:textAlignment w:val="auto"/>
+                    <w:rPr>
+                      <w:rFonts w:hint="default" w:ascii="Cambria" w:hAnsi="Cambria"/>
+                      <w:b/>
+                      <w:i w:val="0"/>
+                      <w:iCs w:val="0"/>
+                      <w:color w:val="000000" w:themeColor="text1"/>
+                      <w:sz w:val="6"/>
+                      <w:szCs w:val="6"/>
+                      <w:lang w:val="en-US"/>
+                      <w14:textFill>
+                        <w14:solidFill>
+                          <w14:schemeClr w14:val="tx1"/>
+                        </w14:solidFill>
+                      </w14:textFill>
+                    </w:rPr>
+                  </w:pPr>
+                </w:p>
+              </w:tc>
+              <w:tc>
+                <w:tcPr>
+                  <w:tcW w:w="2431" w:type="dxa"/>
+                  <w:gridSpan w:val="2"/>
+                  <w:tcBorders>
+                    <w:top w:val="nil"/>
+                    <w:tl2br w:val="nil"/>
+                    <w:tr2bl w:val="nil"/>
+                  </w:tcBorders>
+                  <w:vAlign w:val="top"/>
+                </w:tcPr>
                 <w:p>
                   <w:pPr>
                     <w:pStyle w:val="44"/>
@@ -1667,25 +1894,13 @@
                     <w:jc w:val="left"/>
                     <w:textAlignment w:val="auto"/>
                     <w:rPr>
-                      <w:rFonts w:hint="default" w:cs="Cambria"/>
-                      <w:b/>
-                      <w:i w:val="0"/>
-                      <w:iCs w:val="0"/>
-                      <w:color w:val="AFABAB" w:themeColor="background2" w:themeShade="BF"/>
-                      <w:sz w:val="24"/>
-                      <w:szCs w:val="24"/>
-                      <w:lang w:val="en-GB"/>
-                    </w:rPr>
-                  </w:pPr>
-                  <w:r>
-                    <w:rPr>
                       <w:rFonts w:hint="default" w:ascii="Cambria" w:hAnsi="Cambria"/>
                       <w:b/>
                       <w:i w:val="0"/>
                       <w:iCs w:val="0"/>
                       <w:color w:val="000000" w:themeColor="text1"/>
-                      <w:sz w:val="22"/>
-                      <w:szCs w:val="22"/>
+                      <w:sz w:val="6"/>
+                      <w:szCs w:val="6"/>
                       <w:lang w:val="en-US"/>
                       <w14:textFill>
                         <w14:solidFill>
@@ -1693,44 +1908,7 @@
                         </w14:solidFill>
                       </w14:textFill>
                     </w:rPr>
-                    <w:t>{</w:t>
-                  </w:r>
-                  <w:r>
-                    <w:rPr>
-                      <w:rFonts w:hint="default"/>
-                      <w:b/>
-                      <w:i w:val="0"/>
-                      <w:iCs w:val="0"/>
-                      <w:color w:val="000000" w:themeColor="text1"/>
-                      <w:sz w:val="22"/>
-                      <w:szCs w:val="22"/>
-                      <w:lang w:val="en-GB"/>
-                      <w14:textFill>
-                        <w14:solidFill>
-                          <w14:schemeClr w14:val="tx1"/>
-                        </w14:solidFill>
-                      </w14:textFill>
-                    </w:rPr>
-                    <w:t>/skillsColumn3</w:t>
-                  </w:r>
-                  <w:r>
-                    <w:rPr>
-                      <w:rFonts w:hint="default" w:ascii="Cambria" w:hAnsi="Cambria"/>
-                      <w:b/>
-                      <w:i w:val="0"/>
-                      <w:iCs w:val="0"/>
-                      <w:color w:val="000000" w:themeColor="text1"/>
-                      <w:sz w:val="22"/>
-                      <w:szCs w:val="22"/>
-                      <w:lang w:val="en-US"/>
-                      <w14:textFill>
-                        <w14:solidFill>
-                          <w14:schemeClr w14:val="tx1"/>
-                        </w14:solidFill>
-                      </w14:textFill>
-                    </w:rPr>
-                    <w:t>}</w:t>
-                  </w:r>
+                  </w:pPr>
                 </w:p>
               </w:tc>
             </w:tr>
@@ -1756,14 +1934,13 @@
               </w:trPr>
               <w:tc>
                 <w:tcPr>
-                  <w:tcW w:w="2430" w:type="dxa"/>
-                  <w:gridSpan w:val="4"/>
+                  <w:tcW w:w="7292" w:type="dxa"/>
+                  <w:gridSpan w:val="10"/>
                   <w:tcBorders>
-                    <w:top w:val="nil"/>
+                    <w:bottom w:val="nil"/>
                     <w:tl2br w:val="nil"/>
                     <w:tr2bl w:val="nil"/>
                   </w:tcBorders>
-                  <w:vAlign w:val="top"/>
                 </w:tcPr>
                 <w:p>
                   <w:pPr>
@@ -1784,14 +1961,13 @@
                     <w:jc w:val="left"/>
                     <w:textAlignment w:val="auto"/>
                     <w:rPr>
-                      <w:rFonts w:hint="default" w:ascii="Cambria" w:hAnsi="Cambria"/>
-                      <w:b/>
-                      <w:i w:val="0"/>
-                      <w:iCs w:val="0"/>
+                      <w:rFonts w:hint="default" w:ascii="Cambria" w:hAnsi="Cambria" w:cs="Cambria"/>
+                      <w:b w:val="0"/>
+                      <w:bCs/>
                       <w:color w:val="000000" w:themeColor="text1"/>
                       <w:sz w:val="6"/>
                       <w:szCs w:val="6"/>
-                      <w:lang w:val="en-US"/>
+                      <w:lang w:val="en-GB"/>
                       <w14:textFill>
                         <w14:solidFill>
                           <w14:schemeClr w14:val="tx1"/>
@@ -1802,25 +1978,21 @@
                   <w:r>
                     <w:rPr>
                       <w:rFonts w:hint="default" w:ascii="Cambria" w:hAnsi="Cambria" w:cs="Cambria"/>
+                      <w:b w:val="0"/>
+                      <w:bCs/>
+                      <w:color w:val="000000" w:themeColor="text1"/>
                       <w:sz w:val="6"/>
                       <w:szCs w:val="6"/>
                       <w:lang w:val="en-GB"/>
-                    </w:rPr>
-                    <w:t>{/hasSkills}</w:t>
-                  </w:r>
-                </w:p>
-              </w:tc>
-              <w:tc>
-                <w:tcPr>
-                  <w:tcW w:w="2431" w:type="dxa"/>
-                  <w:gridSpan w:val="4"/>
-                  <w:tcBorders>
-                    <w:top w:val="nil"/>
-                    <w:tl2br w:val="nil"/>
-                    <w:tr2bl w:val="nil"/>
-                  </w:tcBorders>
-                  <w:vAlign w:val="top"/>
-                </w:tcPr>
+                      <w14:textFill>
+                        <w14:solidFill>
+                          <w14:schemeClr w14:val="tx1"/>
+                        </w14:solidFill>
+                      </w14:textFill>
+                    </w:rPr>
+                    <w:t>{#hasExperience}</w:t>
+                  </w:r>
+                </w:p>
                 <w:p>
                   <w:pPr>
                     <w:pStyle w:val="44"/>
@@ -1837,73 +2009,81 @@
                     <w:bidi w:val="0"/>
                     <w:adjustRightInd/>
                     <w:snapToGrid/>
-                    <w:spacing w:after="0" w:line="336" w:lineRule="auto"/>
-                    <w:jc w:val="both"/>
+                    <w:spacing w:after="0" w:line="240" w:lineRule="auto"/>
+                    <w:jc w:val="left"/>
                     <w:textAlignment w:val="auto"/>
                     <w:rPr>
-                      <w:rFonts w:hint="default" w:ascii="Cambria" w:hAnsi="Cambria"/>
-                      <w:b/>
-                      <w:i w:val="0"/>
-                      <w:iCs w:val="0"/>
+                      <w:rFonts w:hint="default" w:ascii="Cambria" w:hAnsi="Cambria" w:cs="Cambria"/>
+                      <w:b w:val="0"/>
+                      <w:bCs/>
+                      <w:color w:val="000090"/>
+                      <w:sz w:val="20"/>
+                      <w:szCs w:val="20"/>
+                      <w:lang w:val="en-GB"/>
+                    </w:rPr>
+                  </w:pPr>
+                  <w:r>
+                    <w:rPr>
+                      <w:rFonts w:hint="default" w:cs="Cambria"/>
+                      <w:b/>
+                      <w:color w:val="000090"/>
+                      <w:sz w:val="36"/>
+                      <w:szCs w:val="36"/>
+                      <w:lang w:val="en-GB"/>
+                    </w:rPr>
+                    <w:t>PENGALAMAN</w:t>
+                  </w:r>
+                  <w:r>
+                    <w:rPr>
+                      <w:rFonts w:hint="default" w:ascii="Cambria" w:hAnsi="Cambria" w:cs="Cambria"/>
+                      <w:b w:val="0"/>
+                      <w:bCs/>
                       <w:color w:val="000000" w:themeColor="text1"/>
                       <w:sz w:val="6"/>
                       <w:szCs w:val="6"/>
-                      <w:lang w:val="en-US"/>
+                      <w:lang w:val="en-GB"/>
                       <w14:textFill>
                         <w14:solidFill>
                           <w14:schemeClr w14:val="tx1"/>
                         </w14:solidFill>
                       </w14:textFill>
                     </w:rPr>
-                  </w:pPr>
-                </w:p>
-              </w:tc>
-              <w:tc>
-                <w:tcPr>
-                  <w:tcW w:w="2431" w:type="dxa"/>
-                  <w:gridSpan w:val="2"/>
-                  <w:tcBorders>
-                    <w:top w:val="nil"/>
-                    <w:tl2br w:val="nil"/>
-                    <w:tr2bl w:val="nil"/>
-                  </w:tcBorders>
-                  <w:vAlign w:val="top"/>
-                </w:tcPr>
-                <w:p>
-                  <w:pPr>
-                    <w:pStyle w:val="44"/>
-                    <w:keepNext w:val="0"/>
-                    <w:keepLines w:val="0"/>
-                    <w:pageBreakBefore w:val="0"/>
-                    <w:widowControl/>
-                    <w:kinsoku/>
-                    <w:wordWrap/>
-                    <w:overflowPunct/>
-                    <w:topLinePunct w:val="0"/>
-                    <w:autoSpaceDE/>
-                    <w:autoSpaceDN/>
-                    <w:bidi w:val="0"/>
-                    <w:adjustRightInd/>
-                    <w:snapToGrid/>
-                    <w:spacing w:after="0" w:line="336" w:lineRule="auto"/>
-                    <w:jc w:val="left"/>
-                    <w:textAlignment w:val="auto"/>
-                    <w:rPr>
-                      <w:rFonts w:hint="default" w:ascii="Cambria" w:hAnsi="Cambria"/>
-                      <w:b/>
-                      <w:i w:val="0"/>
-                      <w:iCs w:val="0"/>
+                    <w:t>{</w:t>
+                  </w:r>
+                  <w:r>
+                    <w:rPr>
+                      <w:rFonts w:hint="default" w:cs="Cambria"/>
+                      <w:b w:val="0"/>
+                      <w:bCs/>
                       <w:color w:val="000000" w:themeColor="text1"/>
                       <w:sz w:val="6"/>
                       <w:szCs w:val="6"/>
-                      <w:lang w:val="en-US"/>
+                      <w:lang w:val="en-GB"/>
                       <w14:textFill>
                         <w14:solidFill>
                           <w14:schemeClr w14:val="tx1"/>
                         </w14:solidFill>
                       </w14:textFill>
                     </w:rPr>
-                  </w:pPr>
+                    <w:t>/hasExperience</w:t>
+                  </w:r>
+                  <w:r>
+                    <w:rPr>
+                      <w:rFonts w:hint="default" w:ascii="Cambria" w:hAnsi="Cambria" w:cs="Cambria"/>
+                      <w:b w:val="0"/>
+                      <w:bCs/>
+                      <w:color w:val="000000" w:themeColor="text1"/>
+                      <w:sz w:val="6"/>
+                      <w:szCs w:val="6"/>
+                      <w:lang w:val="en-GB"/>
+                      <w14:textFill>
+                        <w14:solidFill>
+                          <w14:schemeClr w14:val="tx1"/>
+                        </w14:solidFill>
+                      </w14:textFill>
+                    </w:rPr>
+                    <w:t>}</w:t>
+                  </w:r>
                 </w:p>
               </w:tc>
             </w:tr>
@@ -1929,65 +2109,16 @@
               </w:trPr>
               <w:tc>
                 <w:tcPr>
-                  <w:tcW w:w="7292" w:type="dxa"/>
-                  <w:gridSpan w:val="10"/>
+                  <w:tcW w:w="3130" w:type="dxa"/>
+                  <w:gridSpan w:val="6"/>
                   <w:tcBorders>
-                    <w:bottom w:val="nil"/>
+                    <w:top w:val="nil"/>
+                    <w:bottom w:val="single" w:color="2F5496" w:sz="12" w:space="0"/>
                     <w:tl2br w:val="nil"/>
                     <w:tr2bl w:val="nil"/>
                   </w:tcBorders>
-                </w:tcPr>
-                <w:p>
-                  <w:pPr>
-                    <w:keepNext w:val="0"/>
-                    <w:keepLines w:val="0"/>
-                    <w:pageBreakBefore w:val="0"/>
-                    <w:widowControl/>
-                    <w:kinsoku/>
-                    <w:wordWrap/>
-                    <w:overflowPunct/>
-                    <w:topLinePunct w:val="0"/>
-                    <w:autoSpaceDE/>
-                    <w:autoSpaceDN/>
-                    <w:bidi w:val="0"/>
-                    <w:adjustRightInd/>
-                    <w:snapToGrid/>
-                    <w:spacing w:after="0" w:line="240" w:lineRule="auto"/>
-                    <w:jc w:val="left"/>
-                    <w:textAlignment w:val="auto"/>
-                    <w:rPr>
-                      <w:rFonts w:hint="default" w:ascii="Cambria" w:hAnsi="Cambria" w:cs="Cambria"/>
-                      <w:b w:val="0"/>
-                      <w:bCs/>
-                      <w:color w:val="000000" w:themeColor="text1"/>
-                      <w:sz w:val="6"/>
-                      <w:szCs w:val="6"/>
-                      <w:lang w:val="en-GB"/>
-                      <w14:textFill>
-                        <w14:solidFill>
-                          <w14:schemeClr w14:val="tx1"/>
-                        </w14:solidFill>
-                      </w14:textFill>
-                    </w:rPr>
-                  </w:pPr>
-                  <w:r>
-                    <w:rPr>
-                      <w:rFonts w:hint="default" w:ascii="Cambria" w:hAnsi="Cambria" w:cs="Cambria"/>
-                      <w:b w:val="0"/>
-                      <w:bCs/>
-                      <w:color w:val="000000" w:themeColor="text1"/>
-                      <w:sz w:val="6"/>
-                      <w:szCs w:val="6"/>
-                      <w:lang w:val="en-GB"/>
-                      <w14:textFill>
-                        <w14:solidFill>
-                          <w14:schemeClr w14:val="tx1"/>
-                        </w14:solidFill>
-                      </w14:textFill>
-                    </w:rPr>
-                    <w:t>{#hasExperience}</w:t>
-                  </w:r>
-                </w:p>
+                  <w:vAlign w:val="top"/>
+                </w:tcPr>
                 <w:p>
                   <w:pPr>
                     <w:pStyle w:val="44"/>
@@ -2005,34 +2136,14 @@
                     <w:adjustRightInd/>
                     <w:snapToGrid/>
                     <w:spacing w:after="0" w:line="240" w:lineRule="auto"/>
-                    <w:jc w:val="left"/>
+                    <w:jc w:val="both"/>
                     <w:textAlignment w:val="auto"/>
                     <w:rPr>
-                      <w:rFonts w:hint="default" w:ascii="Cambria" w:hAnsi="Cambria" w:cs="Cambria"/>
+                      <w:rFonts w:hint="default" w:cs="Cambria"/>
                       <w:b w:val="0"/>
                       <w:bCs/>
-                      <w:color w:val="000090"/>
-                      <w:sz w:val="20"/>
-                      <w:szCs w:val="20"/>
-                      <w:lang w:val="en-GB"/>
-                    </w:rPr>
-                  </w:pPr>
-                  <w:r>
-                    <w:rPr>
-                      <w:rFonts w:hint="default" w:cs="Cambria"/>
-                      <w:b/>
-                      <w:color w:val="000090"/>
-                      <w:sz w:val="36"/>
-                      <w:szCs w:val="36"/>
-                      <w:lang w:val="en-GB"/>
-                    </w:rPr>
-                    <w:t>PENGALAMAN</w:t>
-                  </w:r>
-                  <w:r>
-                    <w:rPr>
-                      <w:rFonts w:hint="default" w:ascii="Cambria" w:hAnsi="Cambria" w:cs="Cambria"/>
-                      <w:b w:val="0"/>
-                      <w:bCs/>
+                      <w:i w:val="0"/>
+                      <w:iCs w:val="0"/>
                       <w:color w:val="000000" w:themeColor="text1"/>
                       <w:sz w:val="6"/>
                       <w:szCs w:val="6"/>
@@ -2043,13 +2154,14 @@
                         </w14:solidFill>
                       </w14:textFill>
                     </w:rPr>
-                    <w:t>{</w:t>
-                  </w:r>
+                  </w:pPr>
                   <w:r>
                     <w:rPr>
                       <w:rFonts w:hint="default" w:cs="Cambria"/>
                       <w:b w:val="0"/>
                       <w:bCs/>
+                      <w:i w:val="0"/>
+                      <w:iCs w:val="0"/>
                       <w:color w:val="000000" w:themeColor="text1"/>
                       <w:sz w:val="6"/>
                       <w:szCs w:val="6"/>
@@ -2060,13 +2172,47 @@
                         </w14:solidFill>
                       </w14:textFill>
                     </w:rPr>
-                    <w:t>/hasExperience</w:t>
-                  </w:r>
-                  <w:r>
-                    <w:rPr>
-                      <w:rFonts w:hint="default" w:ascii="Cambria" w:hAnsi="Cambria" w:cs="Cambria"/>
+                    <w:t>{#experience}</w:t>
+                  </w:r>
+                </w:p>
+              </w:tc>
+              <w:tc>
+                <w:tcPr>
+                  <w:tcW w:w="4162" w:type="dxa"/>
+                  <w:gridSpan w:val="4"/>
+                  <w:tcBorders>
+                    <w:top w:val="nil"/>
+                    <w:bottom w:val="single" w:color="2F5496" w:sz="12" w:space="0"/>
+                    <w:tl2br w:val="nil"/>
+                    <w:tr2bl w:val="nil"/>
+                  </w:tcBorders>
+                  <w:vAlign w:val="top"/>
+                </w:tcPr>
+                <w:p>
+                  <w:pPr>
+                    <w:pStyle w:val="44"/>
+                    <w:keepNext w:val="0"/>
+                    <w:keepLines w:val="0"/>
+                    <w:pageBreakBefore w:val="0"/>
+                    <w:widowControl/>
+                    <w:kinsoku/>
+                    <w:wordWrap/>
+                    <w:overflowPunct/>
+                    <w:topLinePunct w:val="0"/>
+                    <w:autoSpaceDE/>
+                    <w:autoSpaceDN/>
+                    <w:bidi w:val="0"/>
+                    <w:adjustRightInd/>
+                    <w:snapToGrid/>
+                    <w:spacing w:after="0" w:line="240" w:lineRule="auto"/>
+                    <w:jc w:val="left"/>
+                    <w:textAlignment w:val="auto"/>
+                    <w:rPr>
+                      <w:rFonts w:hint="default" w:cs="Cambria"/>
                       <w:b w:val="0"/>
                       <w:bCs/>
+                      <w:i w:val="0"/>
+                      <w:iCs w:val="0"/>
                       <w:color w:val="000000" w:themeColor="text1"/>
                       <w:sz w:val="6"/>
                       <w:szCs w:val="6"/>
@@ -2077,8 +2223,609 @@
                         </w14:solidFill>
                       </w14:textFill>
                     </w:rPr>
-                    <w:t>}</w:t>
-                  </w:r>
+                  </w:pPr>
+                </w:p>
+              </w:tc>
+            </w:tr>
+            <w:tr>
+              <w:tblPrEx>
+                <w:tblBorders>
+                  <w:top w:val="none" w:color="auto" w:sz="0" w:space="0"/>
+                  <w:left w:val="none" w:color="auto" w:sz="0" w:space="0"/>
+                  <w:bottom w:val="none" w:color="auto" w:sz="0" w:space="0"/>
+                  <w:right w:val="none" w:color="auto" w:sz="0" w:space="0"/>
+                  <w:insideH w:val="none" w:color="auto" w:sz="0" w:space="0"/>
+                  <w:insideV w:val="none" w:color="auto" w:sz="0" w:space="0"/>
+                </w:tblBorders>
+                <w:tblCellMar>
+                  <w:top w:w="0" w:type="dxa"/>
+                  <w:left w:w="108" w:type="dxa"/>
+                  <w:bottom w:w="0" w:type="dxa"/>
+                  <w:right w:w="108" w:type="dxa"/>
+                </w:tblCellMar>
+              </w:tblPrEx>
+              <w:trPr>
+                <w:trHeight w:val="397" w:hRule="atLeast"/>
+              </w:trPr>
+              <w:tc>
+                <w:tcPr>
+                  <w:tcW w:w="3130" w:type="dxa"/>
+                  <w:gridSpan w:val="6"/>
+                  <w:tcBorders>
+                    <w:top w:val="single" w:color="2F5496" w:sz="12" w:space="0"/>
+                    <w:tl2br w:val="nil"/>
+                    <w:tr2bl w:val="nil"/>
+                  </w:tcBorders>
+                  <w:vAlign w:val="top"/>
+                </w:tcPr>
+                <w:p>
+                  <w:pPr>
+                    <w:pStyle w:val="44"/>
+                    <w:spacing w:after="0" w:line="240" w:lineRule="auto"/>
+                    <w:jc w:val="both"/>
+                    <w:rPr>
+                      <w:rFonts w:hint="default" w:ascii="Cambria" w:hAnsi="Cambria" w:cs="Cambria"/>
+                      <w:b/>
+                      <w:bCs w:val="0"/>
+                      <w:sz w:val="24"/>
+                      <w:szCs w:val="24"/>
+                      <w:vertAlign w:val="baseline"/>
+                      <w:lang w:val="en-GB"/>
+                    </w:rPr>
+                  </w:pPr>
+                  <w:r>
+                    <w:rPr>
+                      <w:rFonts w:hint="default" w:cs="Cambria"/>
+                      <w:b/>
+                      <w:i w:val="0"/>
+                      <w:iCs w:val="0"/>
+                      <w:color w:val="AFABAB" w:themeColor="background2" w:themeShade="BF"/>
+                      <w:sz w:val="24"/>
+                      <w:szCs w:val="24"/>
+                      <w:lang w:val="en-GB"/>
+                    </w:rPr>
+                    <w:t>NAMA</w:t>
+                  </w:r>
+                </w:p>
+              </w:tc>
+              <w:tc>
+                <w:tcPr>
+                  <w:tcW w:w="4162" w:type="dxa"/>
+                  <w:gridSpan w:val="4"/>
+                  <w:tcBorders>
+                    <w:top w:val="single" w:color="2F5496" w:sz="12" w:space="0"/>
+                    <w:tl2br w:val="nil"/>
+                    <w:tr2bl w:val="nil"/>
+                  </w:tcBorders>
+                  <w:vAlign w:val="top"/>
+                </w:tcPr>
+                <w:p>
+                  <w:pPr>
+                    <w:pStyle w:val="44"/>
+                    <w:spacing w:after="0" w:line="240" w:lineRule="auto"/>
+                    <w:jc w:val="left"/>
+                    <w:rPr>
+                      <w:rFonts w:hint="default" w:cs="Cambria"/>
+                      <w:b/>
+                      <w:i w:val="0"/>
+                      <w:iCs w:val="0"/>
+                      <w:color w:val="AFABAB" w:themeColor="background2" w:themeShade="BF"/>
+                      <w:sz w:val="24"/>
+                      <w:szCs w:val="24"/>
+                      <w:lang w:val="en-GB"/>
+                    </w:rPr>
+                  </w:pPr>
+                  <w:r>
+                    <w:rPr>
+                      <w:rFonts w:hint="default" w:cs="Cambria"/>
+                      <w:b/>
+                      <w:i w:val="0"/>
+                      <w:iCs w:val="0"/>
+                      <w:color w:val="AFABAB" w:themeColor="background2" w:themeShade="BF"/>
+                      <w:sz w:val="24"/>
+                      <w:szCs w:val="24"/>
+                      <w:lang w:val="en-GB"/>
+                    </w:rPr>
+                    <w:t>DESKRIPSI</w:t>
+                  </w:r>
+                </w:p>
+              </w:tc>
+            </w:tr>
+            <w:tr>
+              <w:tblPrEx>
+                <w:tblBorders>
+                  <w:top w:val="none" w:color="auto" w:sz="0" w:space="0"/>
+                  <w:left w:val="none" w:color="auto" w:sz="0" w:space="0"/>
+                  <w:bottom w:val="none" w:color="auto" w:sz="0" w:space="0"/>
+                  <w:right w:val="none" w:color="auto" w:sz="0" w:space="0"/>
+                  <w:insideH w:val="none" w:color="auto" w:sz="0" w:space="0"/>
+                  <w:insideV w:val="none" w:color="auto" w:sz="0" w:space="0"/>
+                </w:tblBorders>
+                <w:tblCellMar>
+                  <w:top w:w="0" w:type="dxa"/>
+                  <w:left w:w="108" w:type="dxa"/>
+                  <w:bottom w:w="0" w:type="dxa"/>
+                  <w:right w:w="108" w:type="dxa"/>
+                </w:tblCellMar>
+              </w:tblPrEx>
+              <w:trPr>
+                <w:trHeight w:val="397" w:hRule="atLeast"/>
+              </w:trPr>
+              <w:tc>
+                <w:tcPr>
+                  <w:tcW w:w="3130" w:type="dxa"/>
+                  <w:gridSpan w:val="6"/>
+                  <w:tcBorders>
+                    <w:tl2br w:val="nil"/>
+                    <w:tr2bl w:val="nil"/>
+                  </w:tcBorders>
+                  <w:vAlign w:val="top"/>
+                </w:tcPr>
+                <w:p>
+                  <w:pPr>
+                    <w:pStyle w:val="44"/>
+                    <w:spacing w:after="0" w:line="240" w:lineRule="auto"/>
+                    <w:jc w:val="both"/>
+                    <w:rPr>
+                      <w:rFonts w:hint="default" w:ascii="Cambria" w:hAnsi="Cambria" w:cs="Cambria"/>
+                      <w:b w:val="0"/>
+                      <w:bCs/>
+                      <w:sz w:val="22"/>
+                      <w:szCs w:val="22"/>
+                      <w:vertAlign w:val="baseline"/>
+                      <w:lang w:val="en-GB"/>
+                    </w:rPr>
+                  </w:pPr>
+                  <w:r>
+                    <w:rPr>
+                      <w:rFonts w:hint="default" w:cs="Cambria"/>
+                      <w:b w:val="0"/>
+                      <w:bCs/>
+                      <w:sz w:val="22"/>
+                      <w:szCs w:val="22"/>
+                      <w:vertAlign w:val="baseline"/>
+                      <w:lang w:val="en-GB"/>
+                    </w:rPr>
+                    <w:t>{companyName}</w:t>
+                  </w:r>
+                </w:p>
+              </w:tc>
+              <w:tc>
+                <w:tcPr>
+                  <w:tcW w:w="4162" w:type="dxa"/>
+                  <w:gridSpan w:val="4"/>
+                  <w:vMerge w:val="restart"/>
+                  <w:tcBorders>
+                    <w:tl2br w:val="nil"/>
+                    <w:tr2bl w:val="nil"/>
+                  </w:tcBorders>
+                  <w:vAlign w:val="top"/>
+                </w:tcPr>
+                <w:p>
+                  <w:pPr>
+                    <w:pStyle w:val="44"/>
+                    <w:keepNext w:val="0"/>
+                    <w:keepLines w:val="0"/>
+                    <w:pageBreakBefore w:val="0"/>
+                    <w:widowControl/>
+                    <w:kinsoku/>
+                    <w:wordWrap/>
+                    <w:overflowPunct/>
+                    <w:topLinePunct w:val="0"/>
+                    <w:autoSpaceDE/>
+                    <w:autoSpaceDN/>
+                    <w:bidi w:val="0"/>
+                    <w:adjustRightInd/>
+                    <w:snapToGrid/>
+                    <w:spacing w:after="0" w:line="336" w:lineRule="auto"/>
+                    <w:jc w:val="both"/>
+                    <w:textAlignment w:val="auto"/>
+                    <w:rPr>
+                      <w:rFonts w:hint="default" w:cs="Cambria"/>
+                      <w:b w:val="0"/>
+                      <w:bCs/>
+                      <w:i w:val="0"/>
+                      <w:iCs w:val="0"/>
+                      <w:color w:val="AFABAB" w:themeColor="background2" w:themeShade="BF"/>
+                      <w:sz w:val="22"/>
+                      <w:szCs w:val="22"/>
+                      <w:lang w:val="en-GB"/>
+                    </w:rPr>
+                  </w:pPr>
+                  <w:r>
+                    <w:rPr>
+                      <w:rFonts w:hint="default" w:cs="Cambria"/>
+                      <w:b w:val="0"/>
+                      <w:bCs/>
+                      <w:sz w:val="22"/>
+                      <w:szCs w:val="22"/>
+                      <w:vertAlign w:val="baseline"/>
+                      <w:lang w:val="en-GB"/>
+                    </w:rPr>
+                    <w:t>{workSummary}</w:t>
+                  </w:r>
+                </w:p>
+              </w:tc>
+            </w:tr>
+            <w:tr>
+              <w:tblPrEx>
+                <w:tblBorders>
+                  <w:top w:val="none" w:color="auto" w:sz="0" w:space="0"/>
+                  <w:left w:val="none" w:color="auto" w:sz="0" w:space="0"/>
+                  <w:bottom w:val="none" w:color="auto" w:sz="0" w:space="0"/>
+                  <w:right w:val="none" w:color="auto" w:sz="0" w:space="0"/>
+                  <w:insideH w:val="none" w:color="auto" w:sz="0" w:space="0"/>
+                  <w:insideV w:val="none" w:color="auto" w:sz="0" w:space="0"/>
+                </w:tblBorders>
+                <w:tblCellMar>
+                  <w:top w:w="0" w:type="dxa"/>
+                  <w:left w:w="108" w:type="dxa"/>
+                  <w:bottom w:w="0" w:type="dxa"/>
+                  <w:right w:w="108" w:type="dxa"/>
+                </w:tblCellMar>
+              </w:tblPrEx>
+              <w:trPr>
+                <w:trHeight w:val="397" w:hRule="atLeast"/>
+              </w:trPr>
+              <w:tc>
+                <w:tcPr>
+                  <w:tcW w:w="1565" w:type="dxa"/>
+                  <w:gridSpan w:val="2"/>
+                  <w:tcBorders>
+                    <w:tl2br w:val="nil"/>
+                    <w:tr2bl w:val="nil"/>
+                  </w:tcBorders>
+                  <w:vAlign w:val="top"/>
+                </w:tcPr>
+                <w:p>
+                  <w:pPr>
+                    <w:pStyle w:val="44"/>
+                    <w:spacing w:after="0" w:line="240" w:lineRule="auto"/>
+                    <w:rPr>
+                      <w:rFonts w:hint="default" w:ascii="Cambria" w:hAnsi="Cambria" w:cs="Cambria"/>
+                      <w:b/>
+                      <w:bCs w:val="0"/>
+                      <w:sz w:val="24"/>
+                      <w:szCs w:val="24"/>
+                      <w:vertAlign w:val="baseline"/>
+                    </w:rPr>
+                  </w:pPr>
+                </w:p>
+              </w:tc>
+              <w:tc>
+                <w:tcPr>
+                  <w:tcW w:w="1565" w:type="dxa"/>
+                  <w:gridSpan w:val="4"/>
+                  <w:tcBorders>
+                    <w:tl2br w:val="nil"/>
+                    <w:tr2bl w:val="nil"/>
+                  </w:tcBorders>
+                  <w:vAlign w:val="top"/>
+                </w:tcPr>
+                <w:p>
+                  <w:pPr>
+                    <w:pStyle w:val="44"/>
+                    <w:spacing w:after="0" w:line="240" w:lineRule="auto"/>
+                    <w:jc w:val="both"/>
+                    <w:rPr>
+                      <w:rFonts w:hint="default" w:ascii="Cambria" w:hAnsi="Cambria" w:cs="Cambria"/>
+                      <w:b/>
+                      <w:bCs w:val="0"/>
+                      <w:sz w:val="24"/>
+                      <w:szCs w:val="24"/>
+                      <w:vertAlign w:val="baseline"/>
+                      <w:lang w:val="en-GB"/>
+                    </w:rPr>
+                  </w:pPr>
+                </w:p>
+              </w:tc>
+              <w:tc>
+                <w:tcPr>
+                  <w:tcW w:w="4162" w:type="dxa"/>
+                  <w:gridSpan w:val="4"/>
+                  <w:vMerge w:val="continue"/>
+                  <w:tcBorders>
+                    <w:tl2br w:val="nil"/>
+                    <w:tr2bl w:val="nil"/>
+                  </w:tcBorders>
+                  <w:vAlign w:val="top"/>
+                </w:tcPr>
+                <w:p>
+                  <w:pPr>
+                    <w:pStyle w:val="44"/>
+                    <w:spacing w:after="0" w:line="240" w:lineRule="auto"/>
+                    <w:jc w:val="left"/>
+                    <w:rPr>
+                      <w:rFonts w:hint="default" w:cs="Cambria"/>
+                      <w:b/>
+                      <w:i w:val="0"/>
+                      <w:iCs w:val="0"/>
+                      <w:color w:val="AFABAB" w:themeColor="background2" w:themeShade="BF"/>
+                      <w:sz w:val="24"/>
+                      <w:szCs w:val="24"/>
+                      <w:lang w:val="en-GB"/>
+                    </w:rPr>
+                  </w:pPr>
+                </w:p>
+              </w:tc>
+            </w:tr>
+            <w:tr>
+              <w:tblPrEx>
+                <w:tblBorders>
+                  <w:top w:val="none" w:color="auto" w:sz="0" w:space="0"/>
+                  <w:left w:val="none" w:color="auto" w:sz="0" w:space="0"/>
+                  <w:bottom w:val="none" w:color="auto" w:sz="0" w:space="0"/>
+                  <w:right w:val="none" w:color="auto" w:sz="0" w:space="0"/>
+                  <w:insideH w:val="none" w:color="auto" w:sz="0" w:space="0"/>
+                  <w:insideV w:val="none" w:color="auto" w:sz="0" w:space="0"/>
+                </w:tblBorders>
+                <w:tblCellMar>
+                  <w:top w:w="0" w:type="dxa"/>
+                  <w:left w:w="108" w:type="dxa"/>
+                  <w:bottom w:w="0" w:type="dxa"/>
+                  <w:right w:w="108" w:type="dxa"/>
+                </w:tblCellMar>
+              </w:tblPrEx>
+              <w:trPr>
+                <w:trHeight w:val="397" w:hRule="atLeast"/>
+              </w:trPr>
+              <w:tc>
+                <w:tcPr>
+                  <w:tcW w:w="1565" w:type="dxa"/>
+                  <w:gridSpan w:val="2"/>
+                  <w:tcBorders>
+                    <w:tl2br w:val="nil"/>
+                    <w:tr2bl w:val="nil"/>
+                  </w:tcBorders>
+                  <w:vAlign w:val="top"/>
+                </w:tcPr>
+                <w:p>
+                  <w:pPr>
+                    <w:pStyle w:val="44"/>
+                    <w:spacing w:after="0" w:line="240" w:lineRule="auto"/>
+                    <w:rPr>
+                      <w:rFonts w:hint="default" w:ascii="Cambria" w:hAnsi="Cambria" w:cs="Cambria"/>
+                      <w:b/>
+                      <w:bCs w:val="0"/>
+                      <w:sz w:val="24"/>
+                      <w:szCs w:val="24"/>
+                      <w:vertAlign w:val="baseline"/>
+                      <w:lang w:val="en-GB"/>
+                    </w:rPr>
+                  </w:pPr>
+                  <w:r>
+                    <w:rPr>
+                      <w:rFonts w:hint="default" w:cs="Cambria"/>
+                      <w:b/>
+                      <w:i w:val="0"/>
+                      <w:iCs w:val="0"/>
+                      <w:color w:val="AFABAB" w:themeColor="background2" w:themeShade="BF"/>
+                      <w:sz w:val="24"/>
+                      <w:szCs w:val="24"/>
+                      <w:lang w:val="en-GB"/>
+                    </w:rPr>
+                    <w:t>DIMULAI</w:t>
+                  </w:r>
+                </w:p>
+              </w:tc>
+              <w:tc>
+                <w:tcPr>
+                  <w:tcW w:w="1565" w:type="dxa"/>
+                  <w:gridSpan w:val="4"/>
+                  <w:tcBorders>
+                    <w:tl2br w:val="nil"/>
+                    <w:tr2bl w:val="nil"/>
+                  </w:tcBorders>
+                  <w:vAlign w:val="top"/>
+                </w:tcPr>
+                <w:p>
+                  <w:pPr>
+                    <w:pStyle w:val="44"/>
+                    <w:spacing w:after="0" w:line="240" w:lineRule="auto"/>
+                    <w:jc w:val="both"/>
+                    <w:rPr>
+                      <w:rFonts w:hint="default" w:ascii="Cambria" w:hAnsi="Cambria" w:cs="Cambria"/>
+                      <w:b/>
+                      <w:bCs w:val="0"/>
+                      <w:sz w:val="24"/>
+                      <w:szCs w:val="24"/>
+                      <w:vertAlign w:val="baseline"/>
+                      <w:lang w:val="en-GB"/>
+                    </w:rPr>
+                  </w:pPr>
+                  <w:r>
+                    <w:rPr>
+                      <w:rFonts w:hint="default" w:cs="Cambria"/>
+                      <w:b/>
+                      <w:i w:val="0"/>
+                      <w:iCs w:val="0"/>
+                      <w:color w:val="AFABAB" w:themeColor="background2" w:themeShade="BF"/>
+                      <w:sz w:val="24"/>
+                      <w:szCs w:val="24"/>
+                      <w:lang w:val="en-GB"/>
+                    </w:rPr>
+                    <w:t>BERAKHIR</w:t>
+                  </w:r>
+                </w:p>
+              </w:tc>
+              <w:tc>
+                <w:tcPr>
+                  <w:tcW w:w="4162" w:type="dxa"/>
+                  <w:gridSpan w:val="4"/>
+                  <w:vMerge w:val="continue"/>
+                  <w:tcBorders>
+                    <w:tl2br w:val="nil"/>
+                    <w:tr2bl w:val="nil"/>
+                  </w:tcBorders>
+                  <w:vAlign w:val="top"/>
+                </w:tcPr>
+                <w:p>
+                  <w:pPr>
+                    <w:pStyle w:val="44"/>
+                    <w:spacing w:after="0" w:line="240" w:lineRule="auto"/>
+                    <w:jc w:val="left"/>
+                    <w:rPr>
+                      <w:rFonts w:hint="default" w:cs="Cambria"/>
+                      <w:b/>
+                      <w:i w:val="0"/>
+                      <w:iCs w:val="0"/>
+                      <w:color w:val="AFABAB" w:themeColor="background2" w:themeShade="BF"/>
+                      <w:sz w:val="24"/>
+                      <w:szCs w:val="24"/>
+                      <w:lang w:val="en-GB"/>
+                    </w:rPr>
+                  </w:pPr>
+                </w:p>
+              </w:tc>
+            </w:tr>
+            <w:tr>
+              <w:tblPrEx>
+                <w:tblBorders>
+                  <w:top w:val="none" w:color="auto" w:sz="0" w:space="0"/>
+                  <w:left w:val="none" w:color="auto" w:sz="0" w:space="0"/>
+                  <w:bottom w:val="none" w:color="auto" w:sz="0" w:space="0"/>
+                  <w:right w:val="none" w:color="auto" w:sz="0" w:space="0"/>
+                  <w:insideH w:val="none" w:color="auto" w:sz="0" w:space="0"/>
+                  <w:insideV w:val="none" w:color="auto" w:sz="0" w:space="0"/>
+                </w:tblBorders>
+                <w:tblCellMar>
+                  <w:top w:w="0" w:type="dxa"/>
+                  <w:left w:w="108" w:type="dxa"/>
+                  <w:bottom w:w="0" w:type="dxa"/>
+                  <w:right w:w="108" w:type="dxa"/>
+                </w:tblCellMar>
+              </w:tblPrEx>
+              <w:trPr>
+                <w:trHeight w:val="397" w:hRule="atLeast"/>
+              </w:trPr>
+              <w:tc>
+                <w:tcPr>
+                  <w:tcW w:w="1565" w:type="dxa"/>
+                  <w:gridSpan w:val="2"/>
+                  <w:tcBorders>
+                    <w:tl2br w:val="nil"/>
+                    <w:tr2bl w:val="nil"/>
+                  </w:tcBorders>
+                  <w:vAlign w:val="top"/>
+                </w:tcPr>
+                <w:p>
+                  <w:pPr>
+                    <w:pStyle w:val="44"/>
+                    <w:spacing w:after="0" w:line="240" w:lineRule="auto"/>
+                    <w:rPr>
+                      <w:rFonts w:hint="default" w:cs="Cambria"/>
+                      <w:b w:val="0"/>
+                      <w:bCs/>
+                      <w:sz w:val="22"/>
+                      <w:szCs w:val="22"/>
+                      <w:vertAlign w:val="baseline"/>
+                      <w:lang w:val="en-GB"/>
+                    </w:rPr>
+                  </w:pPr>
+                  <w:r>
+                    <w:rPr>
+                      <w:rFonts w:hint="default" w:cs="Cambria"/>
+                      <w:b w:val="0"/>
+                      <w:bCs/>
+                      <w:sz w:val="22"/>
+                      <w:szCs w:val="22"/>
+                      <w:vertAlign w:val="baseline"/>
+                      <w:lang w:val="en-GB"/>
+                    </w:rPr>
+                    <w:t>{startDate}</w:t>
+                  </w:r>
+                </w:p>
+                <w:p>
+                  <w:pPr>
+                    <w:pStyle w:val="44"/>
+                    <w:spacing w:after="0" w:line="240" w:lineRule="auto"/>
+                    <w:rPr>
+                      <w:rFonts w:hint="default" w:cs="Cambria"/>
+                      <w:b w:val="0"/>
+                      <w:bCs/>
+                      <w:sz w:val="22"/>
+                      <w:szCs w:val="22"/>
+                      <w:vertAlign w:val="baseline"/>
+                      <w:lang w:val="en-GB"/>
+                    </w:rPr>
+                  </w:pPr>
+                  <w:r>
+                    <w:rPr>
+                      <w:rFonts w:hint="default" w:ascii="Cambria" w:hAnsi="Cambria" w:cs="Cambria"/>
+                      <w:sz w:val="16"/>
+                      <w:szCs w:val="16"/>
+                      <w:lang w:val="en-GB"/>
+                    </w:rPr>
+                    <w:t>{/experience}</w:t>
+                  </w:r>
+                </w:p>
+              </w:tc>
+              <w:tc>
+                <w:tcPr>
+                  <w:tcW w:w="1565" w:type="dxa"/>
+                  <w:gridSpan w:val="4"/>
+                  <w:tcBorders>
+                    <w:tl2br w:val="nil"/>
+                    <w:tr2bl w:val="nil"/>
+                  </w:tcBorders>
+                  <w:vAlign w:val="top"/>
+                </w:tcPr>
+                <w:p>
+                  <w:pPr>
+                    <w:pStyle w:val="44"/>
+                    <w:spacing w:after="0" w:line="240" w:lineRule="auto"/>
+                    <w:jc w:val="both"/>
+                    <w:rPr>
+                      <w:rFonts w:hint="default" w:ascii="Cambria" w:hAnsi="Cambria" w:cs="Cambria"/>
+                      <w:b/>
+                      <w:bCs w:val="0"/>
+                      <w:sz w:val="24"/>
+                      <w:szCs w:val="24"/>
+                      <w:vertAlign w:val="baseline"/>
+                      <w:lang w:val="en-GB"/>
+                    </w:rPr>
+                  </w:pPr>
+                  <w:r>
+                    <w:rPr>
+                      <w:rFonts w:hint="default" w:cs="Cambria"/>
+                      <w:b w:val="0"/>
+                      <w:bCs/>
+                      <w:sz w:val="22"/>
+                      <w:szCs w:val="22"/>
+                      <w:vertAlign w:val="baseline"/>
+                      <w:lang w:val="en-GB"/>
+                    </w:rPr>
+                    <w:t>{endDate}</w:t>
+                  </w:r>
+                </w:p>
+              </w:tc>
+              <w:tc>
+                <w:tcPr>
+                  <w:tcW w:w="4162" w:type="dxa"/>
+                  <w:gridSpan w:val="4"/>
+                  <w:vMerge w:val="continue"/>
+                  <w:tcBorders>
+                    <w:tl2br w:val="nil"/>
+                    <w:tr2bl w:val="nil"/>
+                  </w:tcBorders>
+                  <w:vAlign w:val="top"/>
+                </w:tcPr>
+                <w:p>
+                  <w:pPr>
+                    <w:pStyle w:val="44"/>
+                    <w:spacing w:after="0" w:line="240" w:lineRule="auto"/>
+                    <w:jc w:val="left"/>
+                    <w:rPr>
+                      <w:rFonts w:hint="default" w:cs="Cambria"/>
+                      <w:b/>
+                      <w:i w:val="0"/>
+                      <w:iCs w:val="0"/>
+                      <w:color w:val="AFABAB" w:themeColor="background2" w:themeShade="BF"/>
+                      <w:sz w:val="24"/>
+                      <w:szCs w:val="24"/>
+                      <w:lang w:val="en-GB"/>
+                    </w:rPr>
+                  </w:pPr>
                 </w:p>
               </w:tc>
             </w:tr>
@@ -2104,19 +2851,16 @@
               </w:trPr>
               <w:tc>
                 <w:tcPr>
-                  <w:tcW w:w="3130" w:type="dxa"/>
-                  <w:gridSpan w:val="6"/>
+                  <w:tcW w:w="7292" w:type="dxa"/>
+                  <w:gridSpan w:val="10"/>
                   <w:tcBorders>
-                    <w:top w:val="nil"/>
-                    <w:bottom w:val="single" w:color="2F5496" w:sz="12" w:space="0"/>
+                    <w:bottom w:val="nil"/>
                     <w:tl2br w:val="nil"/>
                     <w:tr2bl w:val="nil"/>
                   </w:tcBorders>
-                  <w:vAlign w:val="top"/>
-                </w:tcPr>
-                <w:p>
-                  <w:pPr>
-                    <w:pStyle w:val="44"/>
+                </w:tcPr>
+                <w:p>
+                  <w:pPr>
                     <w:keepNext w:val="0"/>
                     <w:keepLines w:val="0"/>
                     <w:pageBreakBefore w:val="0"/>
@@ -2131,61 +2875,29 @@
                     <w:adjustRightInd/>
                     <w:snapToGrid/>
                     <w:spacing w:after="0" w:line="240" w:lineRule="auto"/>
-                    <w:jc w:val="both"/>
+                    <w:jc w:val="left"/>
                     <w:textAlignment w:val="auto"/>
                     <w:rPr>
                       <w:rFonts w:hint="default" w:cs="Cambria"/>
-                      <w:b w:val="0"/>
-                      <w:bCs/>
-                      <w:i w:val="0"/>
-                      <w:iCs w:val="0"/>
-                      <w:color w:val="000000" w:themeColor="text1"/>
+                      <w:b/>
+                      <w:color w:val="000090"/>
                       <w:sz w:val="6"/>
                       <w:szCs w:val="6"/>
                       <w:lang w:val="en-GB"/>
-                      <w14:textFill>
-                        <w14:solidFill>
-                          <w14:schemeClr w14:val="tx1"/>
-                        </w14:solidFill>
-                      </w14:textFill>
-                    </w:rPr>
-                  </w:pPr>
-                  <w:r>
-                    <w:rPr>
-                      <w:rFonts w:hint="default" w:cs="Cambria"/>
-                      <w:b w:val="0"/>
-                      <w:bCs/>
-                      <w:i w:val="0"/>
-                      <w:iCs w:val="0"/>
-                      <w:color w:val="000000" w:themeColor="text1"/>
+                    </w:rPr>
+                  </w:pPr>
+                  <w:r>
+                    <w:rPr>
+                      <w:rFonts w:hint="default" w:ascii="Cambria" w:hAnsi="Cambria" w:cs="Cambria"/>
                       <w:sz w:val="6"/>
                       <w:szCs w:val="6"/>
                       <w:lang w:val="en-GB"/>
-                      <w14:textFill>
-                        <w14:solidFill>
-                          <w14:schemeClr w14:val="tx1"/>
-                        </w14:solidFill>
-                      </w14:textFill>
-                    </w:rPr>
-                    <w:t>{#experience}</w:t>
-                  </w:r>
-                </w:p>
-              </w:tc>
-              <w:tc>
-                <w:tcPr>
-                  <w:tcW w:w="4162" w:type="dxa"/>
-                  <w:gridSpan w:val="4"/>
-                  <w:tcBorders>
-                    <w:top w:val="nil"/>
-                    <w:bottom w:val="single" w:color="2F5496" w:sz="12" w:space="0"/>
-                    <w:tl2br w:val="nil"/>
-                    <w:tr2bl w:val="nil"/>
-                  </w:tcBorders>
-                  <w:vAlign w:val="top"/>
-                </w:tcPr>
-                <w:p>
-                  <w:pPr>
-                    <w:pStyle w:val="44"/>
+                    </w:rPr>
+                    <w:t>{#hasCertificate}</w:t>
+                  </w:r>
+                </w:p>
+                <w:p>
+                  <w:pPr>
                     <w:keepNext w:val="0"/>
                     <w:keepLines w:val="0"/>
                     <w:pageBreakBefore w:val="0"/>
@@ -2202,6 +2914,165 @@
                     <w:spacing w:after="0" w:line="240" w:lineRule="auto"/>
                     <w:jc w:val="left"/>
                     <w:textAlignment w:val="auto"/>
+                    <w:rPr>
+                      <w:rFonts w:hint="default" w:cs="Cambria"/>
+                      <w:b/>
+                      <w:color w:val="000090"/>
+                      <w:sz w:val="36"/>
+                      <w:szCs w:val="36"/>
+                      <w:lang w:val="en-GB"/>
+                    </w:rPr>
+                  </w:pPr>
+                  <w:r>
+                    <w:rPr>
+                      <w:rFonts w:hint="default" w:ascii="Cambria" w:hAnsi="Cambria" w:cs="Cambria"/>
+                      <w:b/>
+                      <w:color w:val="000090"/>
+                      <w:sz w:val="36"/>
+                      <w:szCs w:val="36"/>
+                      <w:lang w:val="en-GB"/>
+                    </w:rPr>
+                    <w:t>PELATIHAN</w:t>
+                  </w:r>
+                  <w:r>
+                    <w:rPr>
+                      <w:rFonts w:hint="default" w:ascii="Cambria" w:hAnsi="Cambria" w:cs="Cambria"/>
+                      <w:sz w:val="6"/>
+                      <w:szCs w:val="6"/>
+                      <w:lang w:val="en-GB"/>
+                    </w:rPr>
+                    <w:t>{/hasCertificate}</w:t>
+                  </w:r>
+                </w:p>
+              </w:tc>
+            </w:tr>
+            <w:tr>
+              <w:tblPrEx>
+                <w:tblBorders>
+                  <w:top w:val="none" w:color="auto" w:sz="0" w:space="0"/>
+                  <w:left w:val="none" w:color="auto" w:sz="0" w:space="0"/>
+                  <w:bottom w:val="none" w:color="auto" w:sz="0" w:space="0"/>
+                  <w:right w:val="none" w:color="auto" w:sz="0" w:space="0"/>
+                  <w:insideH w:val="none" w:color="auto" w:sz="0" w:space="0"/>
+                  <w:insideV w:val="none" w:color="auto" w:sz="0" w:space="0"/>
+                </w:tblBorders>
+                <w:tblCellMar>
+                  <w:top w:w="0" w:type="dxa"/>
+                  <w:left w:w="108" w:type="dxa"/>
+                  <w:bottom w:w="0" w:type="dxa"/>
+                  <w:right w:w="108" w:type="dxa"/>
+                </w:tblCellMar>
+              </w:tblPrEx>
+              <w:trPr>
+                <w:trHeight w:val="23" w:hRule="atLeast"/>
+              </w:trPr>
+              <w:tc>
+                <w:tcPr>
+                  <w:tcW w:w="2594" w:type="dxa"/>
+                  <w:gridSpan w:val="5"/>
+                  <w:tcBorders>
+                    <w:top w:val="nil"/>
+                    <w:bottom w:val="single" w:color="2F5496" w:sz="12" w:space="0"/>
+                    <w:tl2br w:val="nil"/>
+                    <w:tr2bl w:val="nil"/>
+                  </w:tcBorders>
+                  <w:vAlign w:val="top"/>
+                </w:tcPr>
+                <w:p>
+                  <w:pPr>
+                    <w:pStyle w:val="44"/>
+                    <w:spacing w:after="0" w:line="240" w:lineRule="auto"/>
+                    <w:jc w:val="both"/>
+                    <w:rPr>
+                      <w:rFonts w:hint="default" w:cs="Cambria"/>
+                      <w:b w:val="0"/>
+                      <w:bCs/>
+                      <w:i w:val="0"/>
+                      <w:iCs w:val="0"/>
+                      <w:color w:val="000000" w:themeColor="text1"/>
+                      <w:sz w:val="6"/>
+                      <w:szCs w:val="6"/>
+                      <w:lang w:val="en-GB"/>
+                      <w14:textFill>
+                        <w14:solidFill>
+                          <w14:schemeClr w14:val="tx1"/>
+                        </w14:solidFill>
+                      </w14:textFill>
+                    </w:rPr>
+                  </w:pPr>
+                  <w:r>
+                    <w:rPr>
+                      <w:rFonts w:hint="default" w:cs="Cambria"/>
+                      <w:b w:val="0"/>
+                      <w:bCs/>
+                      <w:i w:val="0"/>
+                      <w:iCs w:val="0"/>
+                      <w:color w:val="000000" w:themeColor="text1"/>
+                      <w:sz w:val="6"/>
+                      <w:szCs w:val="6"/>
+                      <w:lang w:val="en-GB"/>
+                      <w14:textFill>
+                        <w14:solidFill>
+                          <w14:schemeClr w14:val="tx1"/>
+                        </w14:solidFill>
+                      </w14:textFill>
+                    </w:rPr>
+                    <w:t>{#certificate}</w:t>
+                  </w:r>
+                </w:p>
+              </w:tc>
+              <w:tc>
+                <w:tcPr>
+                  <w:tcW w:w="2349" w:type="dxa"/>
+                  <w:gridSpan w:val="4"/>
+                  <w:tcBorders>
+                    <w:top w:val="nil"/>
+                    <w:bottom w:val="single" w:color="2F5496" w:sz="12" w:space="0"/>
+                    <w:tl2br w:val="nil"/>
+                    <w:tr2bl w:val="nil"/>
+                  </w:tcBorders>
+                  <w:vAlign w:val="top"/>
+                </w:tcPr>
+                <w:p>
+                  <w:pPr>
+                    <w:pStyle w:val="44"/>
+                    <w:spacing w:after="0" w:line="240" w:lineRule="auto"/>
+                    <w:jc w:val="both"/>
+                    <w:rPr>
+                      <w:rFonts w:hint="default" w:cs="Cambria"/>
+                      <w:b w:val="0"/>
+                      <w:bCs/>
+                      <w:i w:val="0"/>
+                      <w:iCs w:val="0"/>
+                      <w:color w:val="000000" w:themeColor="text1"/>
+                      <w:sz w:val="6"/>
+                      <w:szCs w:val="6"/>
+                      <w:lang w:val="en-GB"/>
+                      <w14:textFill>
+                        <w14:solidFill>
+                          <w14:schemeClr w14:val="tx1"/>
+                        </w14:solidFill>
+                      </w14:textFill>
+                    </w:rPr>
+                  </w:pPr>
+                </w:p>
+              </w:tc>
+              <w:tc>
+                <w:tcPr>
+                  <w:tcW w:w="2349" w:type="dxa"/>
+                  <w:tcBorders>
+                    <w:top w:val="nil"/>
+                    <w:bottom w:val="single" w:color="2F5496" w:sz="12" w:space="0"/>
+                    <w:tl2br w:val="nil"/>
+                    <w:tr2bl w:val="nil"/>
+                  </w:tcBorders>
+                  <w:vAlign w:val="top"/>
+                </w:tcPr>
+                <w:p>
+                  <w:pPr>
+                    <w:pStyle w:val="44"/>
+                    <w:spacing w:after="0" w:line="240" w:lineRule="auto"/>
+                    <w:jc w:val="left"/>
                     <w:rPr>
                       <w:rFonts w:hint="default" w:cs="Cambria"/>
                       <w:b w:val="0"/>
@@ -2244,8 +3115,8 @@
               </w:trPr>
               <w:tc>
                 <w:tcPr>
-                  <w:tcW w:w="3130" w:type="dxa"/>
-                  <w:gridSpan w:val="6"/>
+                  <w:tcW w:w="2594" w:type="dxa"/>
+                  <w:gridSpan w:val="5"/>
                   <w:tcBorders>
                     <w:top w:val="single" w:color="2F5496" w:sz="12" w:space="0"/>
                     <w:tl2br w:val="nil"/>
@@ -2285,7 +3156,7 @@
               </w:tc>
               <w:tc>
                 <w:tcPr>
-                  <w:tcW w:w="4162" w:type="dxa"/>
+                  <w:tcW w:w="2349" w:type="dxa"/>
                   <w:gridSpan w:val="4"/>
                   <w:tcBorders>
                     <w:top w:val="single" w:color="2F5496" w:sz="12" w:space="0"/>
@@ -2298,7 +3169,7 @@
                   <w:pPr>
                     <w:pStyle w:val="44"/>
                     <w:spacing w:after="0" w:line="240" w:lineRule="auto"/>
-                    <w:jc w:val="left"/>
+                    <w:jc w:val="both"/>
                     <w:rPr>
                       <w:rFonts w:hint="default" w:cs="Cambria"/>
                       <w:b/>
@@ -2321,7 +3192,48 @@
                       <w:szCs w:val="24"/>
                       <w:lang w:val="en-GB"/>
                     </w:rPr>
-                    <w:t>DESKRIPSI</w:t>
+                    <w:t>DIMULAI</w:t>
+                  </w:r>
+                </w:p>
+              </w:tc>
+              <w:tc>
+                <w:tcPr>
+                  <w:tcW w:w="2349" w:type="dxa"/>
+                  <w:tcBorders>
+                    <w:top w:val="single" w:color="2F5496" w:sz="12" w:space="0"/>
+                    <w:tl2br w:val="nil"/>
+                    <w:tr2bl w:val="nil"/>
+                  </w:tcBorders>
+                  <w:vAlign w:val="top"/>
+                </w:tcPr>
+                <w:p>
+                  <w:pPr>
+                    <w:pStyle w:val="44"/>
+                    <w:spacing w:after="0" w:line="240" w:lineRule="auto"/>
+                    <w:jc w:val="left"/>
+                    <w:rPr>
+                      <w:rFonts w:hint="default" w:cs="Cambria"/>
+                      <w:b/>
+                      <w:i w:val="0"/>
+                      <w:iCs w:val="0"/>
+                      <w:color w:val="AFABAB" w:themeColor="background2" w:themeShade="BF"/>
+                      <w:sz w:val="24"/>
+                      <w:szCs w:val="24"/>
+                      <w:lang w:val="en-GB"/>
+                    </w:rPr>
+                  </w:pPr>
+                  <w:r>
+                    <w:rPr>
+                      <w:rFonts w:hint="default" w:cs="Cambria"/>
+                      <w:b/>
+                      <w:i w:val="0"/>
+                      <w:iCs w:val="0"/>
+                      <w:color w:val="AFABAB" w:themeColor="background2" w:themeShade="BF"/>
+                      <w:sz w:val="24"/>
+                      <w:szCs w:val="24"/>
+                      <w:lang w:val="en-GB"/>
+                    </w:rPr>
+                    <w:t>BERAKHIR</w:t>
                   </w:r>
                 </w:p>
               </w:tc>
@@ -2348,8 +3260,8 @@
               </w:trPr>
               <w:tc>
                 <w:tcPr>
-                  <w:tcW w:w="3130" w:type="dxa"/>
-                  <w:gridSpan w:val="6"/>
+                  <w:tcW w:w="2594" w:type="dxa"/>
+                  <w:gridSpan w:val="5"/>
                   <w:tcBorders>
                     <w:tl2br w:val="nil"/>
                     <w:tr2bl w:val="nil"/>
@@ -2360,7 +3272,7 @@
                   <w:pPr>
                     <w:pStyle w:val="44"/>
                     <w:spacing w:after="0" w:line="240" w:lineRule="auto"/>
-                    <w:jc w:val="both"/>
+                    <w:jc w:val="left"/>
                     <w:rPr>
                       <w:rFonts w:hint="default" w:ascii="Cambria" w:hAnsi="Cambria" w:cs="Cambria"/>
                       <w:b w:val="0"/>
@@ -2381,15 +3293,52 @@
                       <w:vertAlign w:val="baseline"/>
                       <w:lang w:val="en-GB"/>
                     </w:rPr>
-                    <w:t>{companyName}</w:t>
-                  </w:r>
-                </w:p>
-              </w:tc>
-              <w:tc>
-                <w:tcPr>
-                  <w:tcW w:w="4162" w:type="dxa"/>
+                    <w:t>{name}</w:t>
+                  </w:r>
+                </w:p>
+              </w:tc>
+              <w:tc>
+                <w:tcPr>
+                  <w:tcW w:w="2349" w:type="dxa"/>
                   <w:gridSpan w:val="4"/>
-                  <w:vMerge w:val="restart"/>
+                  <w:tcBorders>
+                    <w:tl2br w:val="nil"/>
+                    <w:tr2bl w:val="nil"/>
+                  </w:tcBorders>
+                  <w:vAlign w:val="top"/>
+                </w:tcPr>
+                <w:p>
+                  <w:pPr>
+                    <w:pStyle w:val="44"/>
+                    <w:spacing w:after="0" w:line="240" w:lineRule="auto"/>
+                    <w:jc w:val="both"/>
+                    <w:rPr>
+                      <w:rFonts w:hint="default" w:cs="Cambria"/>
+                      <w:b w:val="0"/>
+                      <w:bCs/>
+                      <w:sz w:val="22"/>
+                      <w:szCs w:val="22"/>
+                      <w:vertAlign w:val="baseline"/>
+                      <w:lang w:val="en-GB"/>
+                    </w:rPr>
+                  </w:pPr>
+                  <w:r>
+                    <w:rPr>
+                      <w:rFonts w:hint="default" w:cs="Cambria"/>
+                      <w:b w:val="0"/>
+                      <w:bCs/>
+                      <w:sz w:val="22"/>
+                      <w:szCs w:val="22"/>
+                      <w:vertAlign w:val="baseline"/>
+                      <w:lang w:val="en-GB"/>
+                    </w:rPr>
+                    <w:t>{startDate}</w:t>
+                  </w:r>
+                </w:p>
+              </w:tc>
+              <w:tc>
+                <w:tcPr>
+                  <w:tcW w:w="2349" w:type="dxa"/>
                   <w:tcBorders>
                     <w:tl2br w:val="nil"/>
                     <w:tr2bl w:val="nil"/>
@@ -2437,7 +3386,7 @@
                       <w:vertAlign w:val="baseline"/>
                       <w:lang w:val="en-GB"/>
                     </w:rPr>
-                    <w:t>{workSummary}</w:t>
+                    <w:t>{endDate}</w:t>
                   </w:r>
                 </w:p>
               </w:tc>
@@ -2464,8 +3413,8 @@
               </w:trPr>
               <w:tc>
                 <w:tcPr>
-                  <w:tcW w:w="1565" w:type="dxa"/>
-                  <w:gridSpan w:val="2"/>
+                  <w:tcW w:w="2594" w:type="dxa"/>
+                  <w:gridSpan w:val="5"/>
                   <w:tcBorders>
                     <w:tl2br w:val="nil"/>
                     <w:tr2bl w:val="nil"/>
@@ -2489,7 +3438,7 @@
               </w:tc>
               <w:tc>
                 <w:tcPr>
-                  <w:tcW w:w="1565" w:type="dxa"/>
+                  <w:tcW w:w="2349" w:type="dxa"/>
                   <w:gridSpan w:val="4"/>
                   <w:tcBorders>
                     <w:tl2br w:val="nil"/>
@@ -2516,9 +3465,7 @@
               </w:tc>
               <w:tc>
                 <w:tcPr>
-                  <w:tcW w:w="4162" w:type="dxa"/>
-                  <w:gridSpan w:val="4"/>
-                  <w:vMerge w:val="continue"/>
+                  <w:tcW w:w="2349" w:type="dxa"/>
                   <w:tcBorders>
                     <w:tl2br w:val="nil"/>
                     <w:tr2bl w:val="nil"/>
@@ -2566,8 +3513,8 @@
               </w:trPr>
               <w:tc>
                 <w:tcPr>
-                  <w:tcW w:w="1565" w:type="dxa"/>
-                  <w:gridSpan w:val="2"/>
+                  <w:tcW w:w="2594" w:type="dxa"/>
+                  <w:gridSpan w:val="5"/>
                   <w:tcBorders>
                     <w:tl2br w:val="nil"/>
                     <w:tr2bl w:val="nil"/>
@@ -2585,7 +3532,6 @@
                       <w:sz w:val="24"/>
                       <w:szCs w:val="24"/>
                       <w:vertAlign w:val="baseline"/>
-                      <w:lang w:val="en-GB"/>
                     </w:rPr>
                   </w:pPr>
                   <w:r>
@@ -2599,14 +3545,14 @@
                       <w:szCs w:val="24"/>
                       <w:lang w:val="en-GB"/>
                     </w:rPr>
-                    <w:t>DIMULAI</w:t>
-                  </w:r>
-                </w:p>
-              </w:tc>
-              <w:tc>
-                <w:tcPr>
-                  <w:tcW w:w="1565" w:type="dxa"/>
-                  <w:gridSpan w:val="4"/>
+                    <w:t>PENYELENGGARA</w:t>
+                  </w:r>
+                </w:p>
+              </w:tc>
+              <w:tc>
+                <w:tcPr>
+                  <w:tcW w:w="4698" w:type="dxa"/>
+                  <w:gridSpan w:val="5"/>
                   <w:tcBorders>
                     <w:tl2br w:val="nil"/>
                     <w:tr2bl w:val="nil"/>
@@ -2617,18 +3563,7 @@
                   <w:pPr>
                     <w:pStyle w:val="44"/>
                     <w:spacing w:after="0" w:line="240" w:lineRule="auto"/>
-                    <w:jc w:val="both"/>
-                    <w:rPr>
-                      <w:rFonts w:hint="default" w:ascii="Cambria" w:hAnsi="Cambria" w:cs="Cambria"/>
-                      <w:b/>
-                      <w:bCs w:val="0"/>
-                      <w:sz w:val="24"/>
-                      <w:szCs w:val="24"/>
-                      <w:vertAlign w:val="baseline"/>
-                      <w:lang w:val="en-GB"/>
-                    </w:rPr>
-                  </w:pPr>
-                  <w:r>
+                    <w:jc w:val="left"/>
                     <w:rPr>
                       <w:rFonts w:hint="default" w:cs="Cambria"/>
                       <w:b/>
@@ -2639,15 +3574,47 @@
                       <w:szCs w:val="24"/>
                       <w:lang w:val="en-GB"/>
                     </w:rPr>
-                    <w:t>BERAKHIR</w:t>
-                  </w:r>
-                </w:p>
-              </w:tc>
-              <w:tc>
-                <w:tcPr>
-                  <w:tcW w:w="4162" w:type="dxa"/>
-                  <w:gridSpan w:val="4"/>
-                  <w:vMerge w:val="continue"/>
+                  </w:pPr>
+                  <w:r>
+                    <w:rPr>
+                      <w:rFonts w:hint="default" w:cs="Cambria"/>
+                      <w:b/>
+                      <w:i w:val="0"/>
+                      <w:iCs w:val="0"/>
+                      <w:color w:val="AFABAB" w:themeColor="background2" w:themeShade="BF"/>
+                      <w:sz w:val="24"/>
+                      <w:szCs w:val="24"/>
+                      <w:lang w:val="en-GB"/>
+                    </w:rPr>
+                    <w:t>SERTIFIKAT</w:t>
+                  </w:r>
+                </w:p>
+              </w:tc>
+            </w:tr>
+            <w:tr>
+              <w:tblPrEx>
+                <w:tblBorders>
+                  <w:top w:val="none" w:color="auto" w:sz="0" w:space="0"/>
+                  <w:left w:val="none" w:color="auto" w:sz="0" w:space="0"/>
+                  <w:bottom w:val="none" w:color="auto" w:sz="0" w:space="0"/>
+                  <w:right w:val="none" w:color="auto" w:sz="0" w:space="0"/>
+                  <w:insideH w:val="none" w:color="auto" w:sz="0" w:space="0"/>
+                  <w:insideV w:val="none" w:color="auto" w:sz="0" w:space="0"/>
+                </w:tblBorders>
+                <w:tblCellMar>
+                  <w:top w:w="0" w:type="dxa"/>
+                  <w:left w:w="108" w:type="dxa"/>
+                  <w:bottom w:w="0" w:type="dxa"/>
+                  <w:right w:w="108" w:type="dxa"/>
+                </w:tblCellMar>
+              </w:tblPrEx>
+              <w:trPr>
+                <w:trHeight w:val="454" w:hRule="atLeast"/>
+              </w:trPr>
+              <w:tc>
+                <w:tcPr>
+                  <w:tcW w:w="2594" w:type="dxa"/>
+                  <w:gridSpan w:val="5"/>
                   <w:tcBorders>
                     <w:tl2br w:val="nil"/>
                     <w:tr2bl w:val="nil"/>
@@ -2658,7 +3625,83 @@
                   <w:pPr>
                     <w:pStyle w:val="44"/>
                     <w:spacing w:after="0" w:line="240" w:lineRule="auto"/>
+                    <w:rPr>
+                      <w:rFonts w:hint="default" w:cs="Cambria"/>
+                      <w:b w:val="0"/>
+                      <w:bCs/>
+                      <w:sz w:val="22"/>
+                      <w:szCs w:val="22"/>
+                      <w:vertAlign w:val="baseline"/>
+                      <w:lang w:val="en-GB"/>
+                    </w:rPr>
+                  </w:pPr>
+                  <w:r>
+                    <w:rPr>
+                      <w:rFonts w:hint="default" w:cs="Cambria"/>
+                      <w:b w:val="0"/>
+                      <w:bCs/>
+                      <w:sz w:val="22"/>
+                      <w:szCs w:val="22"/>
+                      <w:vertAlign w:val="baseline"/>
+                      <w:lang w:val="en-GB"/>
+                    </w:rPr>
+                    <w:t>{issuedBy}</w:t>
+                  </w:r>
+                </w:p>
+                <w:p>
+                  <w:pPr>
+                    <w:pStyle w:val="44"/>
+                    <w:spacing w:after="0" w:line="240" w:lineRule="auto"/>
+                    <w:rPr>
+                      <w:rFonts w:hint="default" w:cs="Cambria"/>
+                      <w:b w:val="0"/>
+                      <w:bCs/>
+                      <w:sz w:val="22"/>
+                      <w:szCs w:val="22"/>
+                      <w:vertAlign w:val="baseline"/>
+                      <w:lang w:val="en-GB"/>
+                    </w:rPr>
+                  </w:pPr>
+                  <w:r>
+                    <w:rPr>
+                      <w:rFonts w:hint="default" w:ascii="Cambria" w:hAnsi="Cambria" w:cs="Cambria"/>
+                      <w:sz w:val="16"/>
+                      <w:szCs w:val="16"/>
+                      <w:lang w:val="en-GB"/>
+                    </w:rPr>
+                    <w:t>{/certificate}</w:t>
+                  </w:r>
+                </w:p>
+              </w:tc>
+              <w:tc>
+                <w:tcPr>
+                  <w:tcW w:w="4698" w:type="dxa"/>
+                  <w:gridSpan w:val="5"/>
+                  <w:tcBorders>
+                    <w:tl2br w:val="nil"/>
+                    <w:tr2bl w:val="nil"/>
+                  </w:tcBorders>
+                  <w:vAlign w:val="top"/>
+                </w:tcPr>
+                <w:p>
+                  <w:pPr>
+                    <w:pStyle w:val="44"/>
+                    <w:keepNext w:val="0"/>
+                    <w:keepLines w:val="0"/>
+                    <w:pageBreakBefore w:val="0"/>
+                    <w:widowControl w:val="0"/>
+                    <w:kinsoku/>
+                    <w:wordWrap/>
+                    <w:overflowPunct/>
+                    <w:topLinePunct w:val="0"/>
+                    <w:autoSpaceDE/>
+                    <w:autoSpaceDN/>
+                    <w:bidi w:val="0"/>
+                    <w:adjustRightInd/>
+                    <w:snapToGrid/>
+                    <w:spacing w:after="0" w:line="240" w:lineRule="auto"/>
                     <w:jc w:val="left"/>
+                    <w:textAlignment w:val="auto"/>
                     <w:rPr>
                       <w:rFonts w:hint="default" w:cs="Cambria"/>
                       <w:b/>
@@ -2667,6 +3710,313 @@
                       <w:color w:val="AFABAB" w:themeColor="background2" w:themeShade="BF"/>
                       <w:sz w:val="24"/>
                       <w:szCs w:val="24"/>
+                      <w:lang w:val="en-GB"/>
+                    </w:rPr>
+                  </w:pPr>
+                  <w:r>
+                    <w:rPr>
+                      <w:rFonts w:hint="default"/>
+                      <w:b w:val="0"/>
+                      <w:bCs/>
+                      <w:i w:val="0"/>
+                      <w:iCs w:val="0"/>
+                      <w:color w:val="000000" w:themeColor="text1"/>
+                      <w:kern w:val="0"/>
+                      <w:sz w:val="22"/>
+                      <w:szCs w:val="22"/>
+                      <w:lang w:val="en-GB" w:eastAsia="en-US"/>
+                      <w14:textFill>
+                        <w14:solidFill>
+                          <w14:schemeClr w14:val="tx1"/>
+                        </w14:solidFill>
+                      </w14:textFill>
+                      <w14:ligatures w14:val="none"/>
+                    </w:rPr>
+                    <w:t>{link}</w:t>
+                  </w:r>
+                </w:p>
+              </w:tc>
+            </w:tr>
+            <w:tr>
+              <w:tblPrEx>
+                <w:tblBorders>
+                  <w:top w:val="none" w:color="auto" w:sz="0" w:space="0"/>
+                  <w:left w:val="none" w:color="auto" w:sz="0" w:space="0"/>
+                  <w:bottom w:val="none" w:color="auto" w:sz="0" w:space="0"/>
+                  <w:right w:val="none" w:color="auto" w:sz="0" w:space="0"/>
+                  <w:insideH w:val="none" w:color="auto" w:sz="0" w:space="0"/>
+                  <w:insideV w:val="none" w:color="auto" w:sz="0" w:space="0"/>
+                </w:tblBorders>
+                <w:tblCellMar>
+                  <w:top w:w="0" w:type="dxa"/>
+                  <w:left w:w="108" w:type="dxa"/>
+                  <w:bottom w:w="0" w:type="dxa"/>
+                  <w:right w:w="108" w:type="dxa"/>
+                </w:tblCellMar>
+              </w:tblPrEx>
+              <w:trPr>
+                <w:trHeight w:val="23" w:hRule="atLeast"/>
+              </w:trPr>
+              <w:tc>
+                <w:tcPr>
+                  <w:tcW w:w="7292" w:type="dxa"/>
+                  <w:gridSpan w:val="10"/>
+                  <w:tcBorders>
+                    <w:bottom w:val="nil"/>
+                    <w:tl2br w:val="nil"/>
+                    <w:tr2bl w:val="nil"/>
+                  </w:tcBorders>
+                </w:tcPr>
+                <w:p>
+                  <w:pPr>
+                    <w:keepNext w:val="0"/>
+                    <w:keepLines w:val="0"/>
+                    <w:pageBreakBefore w:val="0"/>
+                    <w:widowControl/>
+                    <w:kinsoku/>
+                    <w:wordWrap/>
+                    <w:overflowPunct/>
+                    <w:topLinePunct w:val="0"/>
+                    <w:autoSpaceDE/>
+                    <w:autoSpaceDN/>
+                    <w:bidi w:val="0"/>
+                    <w:adjustRightInd/>
+                    <w:snapToGrid/>
+                    <w:spacing w:after="0" w:line="240" w:lineRule="auto"/>
+                    <w:jc w:val="left"/>
+                    <w:textAlignment w:val="auto"/>
+                    <w:rPr>
+                      <w:rFonts w:hint="default" w:cs="Cambria"/>
+                      <w:b/>
+                      <w:color w:val="000090"/>
+                      <w:sz w:val="6"/>
+                      <w:szCs w:val="6"/>
+                      <w:lang w:val="en-GB"/>
+                    </w:rPr>
+                  </w:pPr>
+                  <w:r>
+                    <w:rPr>
+                      <w:rFonts w:hint="default" w:ascii="Cambria" w:hAnsi="Cambria" w:cs="Cambria"/>
+                      <w:sz w:val="6"/>
+                      <w:szCs w:val="6"/>
+                      <w:lang w:val="en-GB"/>
+                    </w:rPr>
+                    <w:t>{#hasPortofolio}</w:t>
+                  </w:r>
+                </w:p>
+                <w:p>
+                  <w:pPr>
+                    <w:keepNext w:val="0"/>
+                    <w:keepLines w:val="0"/>
+                    <w:pageBreakBefore w:val="0"/>
+                    <w:widowControl/>
+                    <w:kinsoku/>
+                    <w:wordWrap/>
+                    <w:overflowPunct/>
+                    <w:topLinePunct w:val="0"/>
+                    <w:autoSpaceDE/>
+                    <w:autoSpaceDN/>
+                    <w:bidi w:val="0"/>
+                    <w:adjustRightInd/>
+                    <w:snapToGrid/>
+                    <w:spacing w:after="0" w:line="240" w:lineRule="auto"/>
+                    <w:jc w:val="left"/>
+                    <w:textAlignment w:val="auto"/>
+                    <w:rPr>
+                      <w:rFonts w:hint="default" w:cs="Cambria"/>
+                      <w:b/>
+                      <w:color w:val="000090"/>
+                      <w:sz w:val="36"/>
+                      <w:szCs w:val="36"/>
+                      <w:lang w:val="en-GB"/>
+                    </w:rPr>
+                  </w:pPr>
+                  <w:r>
+                    <w:rPr>
+                      <w:rFonts w:hint="default" w:ascii="Cambria" w:hAnsi="Cambria" w:cs="Cambria"/>
+                      <w:b/>
+                      <w:color w:val="000090"/>
+                      <w:sz w:val="36"/>
+                      <w:szCs w:val="36"/>
+                      <w:lang w:val="en-GB"/>
+                    </w:rPr>
+                    <w:t>PORTOFOLIO</w:t>
+                  </w:r>
+                  <w:r>
+                    <w:rPr>
+                      <w:rFonts w:hint="default" w:ascii="Cambria" w:hAnsi="Cambria" w:cs="Cambria"/>
+                      <w:sz w:val="6"/>
+                      <w:szCs w:val="6"/>
+                      <w:lang w:val="en-GB"/>
+                    </w:rPr>
+                    <w:t>{/hasPortofolio}</w:t>
+                  </w:r>
+                </w:p>
+              </w:tc>
+            </w:tr>
+            <w:tr>
+              <w:tblPrEx>
+                <w:tblBorders>
+                  <w:top w:val="none" w:color="auto" w:sz="0" w:space="0"/>
+                  <w:left w:val="none" w:color="auto" w:sz="0" w:space="0"/>
+                  <w:bottom w:val="none" w:color="auto" w:sz="0" w:space="0"/>
+                  <w:right w:val="none" w:color="auto" w:sz="0" w:space="0"/>
+                  <w:insideH w:val="none" w:color="auto" w:sz="0" w:space="0"/>
+                  <w:insideV w:val="none" w:color="auto" w:sz="0" w:space="0"/>
+                </w:tblBorders>
+                <w:tblCellMar>
+                  <w:top w:w="0" w:type="dxa"/>
+                  <w:left w:w="108" w:type="dxa"/>
+                  <w:bottom w:w="0" w:type="dxa"/>
+                  <w:right w:w="108" w:type="dxa"/>
+                </w:tblCellMar>
+              </w:tblPrEx>
+              <w:trPr>
+                <w:trHeight w:val="23" w:hRule="atLeast"/>
+              </w:trPr>
+              <w:tc>
+                <w:tcPr>
+                  <w:tcW w:w="2594" w:type="dxa"/>
+                  <w:gridSpan w:val="5"/>
+                  <w:tcBorders>
+                    <w:top w:val="nil"/>
+                    <w:bottom w:val="single" w:color="2F5496" w:sz="12" w:space="0"/>
+                    <w:tl2br w:val="nil"/>
+                    <w:tr2bl w:val="nil"/>
+                  </w:tcBorders>
+                  <w:vAlign w:val="top"/>
+                </w:tcPr>
+                <w:p>
+                  <w:pPr>
+                    <w:pStyle w:val="44"/>
+                    <w:keepNext w:val="0"/>
+                    <w:keepLines w:val="0"/>
+                    <w:pageBreakBefore w:val="0"/>
+                    <w:widowControl/>
+                    <w:kinsoku/>
+                    <w:wordWrap/>
+                    <w:overflowPunct/>
+                    <w:topLinePunct w:val="0"/>
+                    <w:autoSpaceDE/>
+                    <w:autoSpaceDN/>
+                    <w:bidi w:val="0"/>
+                    <w:adjustRightInd/>
+                    <w:snapToGrid/>
+                    <w:spacing w:after="0" w:line="240" w:lineRule="auto"/>
+                    <w:jc w:val="both"/>
+                    <w:textAlignment w:val="auto"/>
+                    <w:rPr>
+                      <w:rFonts w:hint="default" w:cs="Cambria"/>
+                      <w:b w:val="0"/>
+                      <w:bCs/>
+                      <w:i w:val="0"/>
+                      <w:iCs w:val="0"/>
+                      <w:color w:val="AFABAB" w:themeColor="background2" w:themeShade="BF"/>
+                      <w:sz w:val="6"/>
+                      <w:szCs w:val="6"/>
+                      <w:lang w:val="en-GB"/>
+                    </w:rPr>
+                  </w:pPr>
+                  <w:r>
+                    <w:rPr>
+                      <w:rFonts w:hint="default" w:cs="Cambria"/>
+                      <w:b w:val="0"/>
+                      <w:bCs/>
+                      <w:i w:val="0"/>
+                      <w:iCs w:val="0"/>
+                      <w:color w:val="AFABAB" w:themeColor="background2" w:themeShade="BF"/>
+                      <w:sz w:val="6"/>
+                      <w:szCs w:val="6"/>
+                      <w:lang w:val="en-GB"/>
+                    </w:rPr>
+                    <w:t>{#portofolio}</w:t>
+                  </w:r>
+                </w:p>
+              </w:tc>
+              <w:tc>
+                <w:tcPr>
+                  <w:tcW w:w="2349" w:type="dxa"/>
+                  <w:gridSpan w:val="4"/>
+                  <w:tcBorders>
+                    <w:top w:val="nil"/>
+                    <w:bottom w:val="single" w:color="2F5496" w:sz="12" w:space="0"/>
+                    <w:tl2br w:val="nil"/>
+                    <w:tr2bl w:val="nil"/>
+                  </w:tcBorders>
+                  <w:vAlign w:val="top"/>
+                </w:tcPr>
+                <w:p>
+                  <w:pPr>
+                    <w:pStyle w:val="44"/>
+                    <w:keepNext w:val="0"/>
+                    <w:keepLines w:val="0"/>
+                    <w:pageBreakBefore w:val="0"/>
+                    <w:widowControl/>
+                    <w:kinsoku/>
+                    <w:wordWrap/>
+                    <w:overflowPunct/>
+                    <w:topLinePunct w:val="0"/>
+                    <w:autoSpaceDE/>
+                    <w:autoSpaceDN/>
+                    <w:bidi w:val="0"/>
+                    <w:adjustRightInd/>
+                    <w:snapToGrid/>
+                    <w:spacing w:after="0" w:line="240" w:lineRule="auto"/>
+                    <w:jc w:val="both"/>
+                    <w:textAlignment w:val="auto"/>
+                    <w:rPr>
+                      <w:rFonts w:hint="default" w:cs="Cambria"/>
+                      <w:b w:val="0"/>
+                      <w:bCs/>
+                      <w:i w:val="0"/>
+                      <w:iCs w:val="0"/>
+                      <w:color w:val="AFABAB" w:themeColor="background2" w:themeShade="BF"/>
+                      <w:sz w:val="6"/>
+                      <w:szCs w:val="6"/>
+                      <w:lang w:val="en-GB"/>
+                    </w:rPr>
+                  </w:pPr>
+                </w:p>
+              </w:tc>
+              <w:tc>
+                <w:tcPr>
+                  <w:tcW w:w="2349" w:type="dxa"/>
+                  <w:tcBorders>
+                    <w:top w:val="nil"/>
+                    <w:bottom w:val="single" w:color="2F5496" w:sz="12" w:space="0"/>
+                    <w:tl2br w:val="nil"/>
+                    <w:tr2bl w:val="nil"/>
+                  </w:tcBorders>
+                  <w:vAlign w:val="top"/>
+                </w:tcPr>
+                <w:p>
+                  <w:pPr>
+                    <w:pStyle w:val="44"/>
+                    <w:keepNext w:val="0"/>
+                    <w:keepLines w:val="0"/>
+                    <w:pageBreakBefore w:val="0"/>
+                    <w:widowControl/>
+                    <w:kinsoku/>
+                    <w:wordWrap/>
+                    <w:overflowPunct/>
+                    <w:topLinePunct w:val="0"/>
+                    <w:autoSpaceDE/>
+                    <w:autoSpaceDN/>
+                    <w:bidi w:val="0"/>
+                    <w:adjustRightInd/>
+                    <w:snapToGrid/>
+                    <w:spacing w:after="0" w:line="240" w:lineRule="auto"/>
+                    <w:jc w:val="left"/>
+                    <w:textAlignment w:val="auto"/>
+                    <w:rPr>
+                      <w:rFonts w:hint="default" w:cs="Cambria"/>
+                      <w:b w:val="0"/>
+                      <w:bCs/>
+                      <w:i w:val="0"/>
+                      <w:iCs w:val="0"/>
+                      <w:color w:val="AFABAB" w:themeColor="background2" w:themeShade="BF"/>
+                      <w:sz w:val="6"/>
+                      <w:szCs w:val="6"/>
                       <w:lang w:val="en-GB"/>
                     </w:rPr>
                   </w:pPr>
@@ -2695,9 +4045,10 @@
               </w:trPr>
               <w:tc>
                 <w:tcPr>
-                  <w:tcW w:w="1565" w:type="dxa"/>
-                  <w:gridSpan w:val="2"/>
+                  <w:tcW w:w="2594" w:type="dxa"/>
+                  <w:gridSpan w:val="5"/>
                   <w:tcBorders>
+                    <w:top w:val="single" w:color="2F5496" w:sz="12" w:space="0"/>
                     <w:tl2br w:val="nil"/>
                     <w:tr2bl w:val="nil"/>
                   </w:tcBorders>
@@ -2707,12 +4058,13 @@
                   <w:pPr>
                     <w:pStyle w:val="44"/>
                     <w:spacing w:after="0" w:line="240" w:lineRule="auto"/>
-                    <w:rPr>
-                      <w:rFonts w:hint="default" w:cs="Cambria"/>
-                      <w:b w:val="0"/>
-                      <w:bCs/>
-                      <w:sz w:val="22"/>
-                      <w:szCs w:val="22"/>
+                    <w:jc w:val="both"/>
+                    <w:rPr>
+                      <w:rFonts w:hint="default" w:ascii="Cambria" w:hAnsi="Cambria" w:cs="Cambria"/>
+                      <w:b/>
+                      <w:bCs w:val="0"/>
+                      <w:sz w:val="24"/>
+                      <w:szCs w:val="24"/>
                       <w:vertAlign w:val="baseline"/>
                       <w:lang w:val="en-GB"/>
                     </w:rPr>
@@ -2720,46 +4072,24 @@
                   <w:r>
                     <w:rPr>
                       <w:rFonts w:hint="default" w:cs="Cambria"/>
-                      <w:b w:val="0"/>
-                      <w:bCs/>
-                      <w:sz w:val="22"/>
-                      <w:szCs w:val="22"/>
-                      <w:vertAlign w:val="baseline"/>
-                      <w:lang w:val="en-GB"/>
-                    </w:rPr>
-                    <w:t>{startDate}</w:t>
-                  </w:r>
-                </w:p>
-                <w:p>
-                  <w:pPr>
-                    <w:pStyle w:val="44"/>
-                    <w:spacing w:after="0" w:line="240" w:lineRule="auto"/>
-                    <w:rPr>
-                      <w:rFonts w:hint="default" w:cs="Cambria"/>
-                      <w:b w:val="0"/>
-                      <w:bCs/>
-                      <w:sz w:val="22"/>
-                      <w:szCs w:val="22"/>
-                      <w:vertAlign w:val="baseline"/>
-                      <w:lang w:val="en-GB"/>
-                    </w:rPr>
-                  </w:pPr>
-                  <w:r>
-                    <w:rPr>
-                      <w:rFonts w:hint="default" w:ascii="Cambria" w:hAnsi="Cambria" w:cs="Cambria"/>
-                      <w:sz w:val="16"/>
-                      <w:szCs w:val="16"/>
-                      <w:lang w:val="en-GB"/>
-                    </w:rPr>
-                    <w:t>{/experience}</w:t>
-                  </w:r>
-                </w:p>
-              </w:tc>
-              <w:tc>
-                <w:tcPr>
-                  <w:tcW w:w="1565" w:type="dxa"/>
+                      <w:b/>
+                      <w:i w:val="0"/>
+                      <w:iCs w:val="0"/>
+                      <w:color w:val="AFABAB" w:themeColor="background2" w:themeShade="BF"/>
+                      <w:sz w:val="24"/>
+                      <w:szCs w:val="24"/>
+                      <w:lang w:val="en-GB"/>
+                    </w:rPr>
+                    <w:t>NAMA</w:t>
+                  </w:r>
+                </w:p>
+              </w:tc>
+              <w:tc>
+                <w:tcPr>
+                  <w:tcW w:w="2349" w:type="dxa"/>
                   <w:gridSpan w:val="4"/>
                   <w:tcBorders>
+                    <w:top w:val="single" w:color="2F5496" w:sz="12" w:space="0"/>
                     <w:tl2br w:val="nil"/>
                     <w:tr2bl w:val="nil"/>
                   </w:tcBorders>
@@ -2771,35 +4101,36 @@
                     <w:spacing w:after="0" w:line="240" w:lineRule="auto"/>
                     <w:jc w:val="both"/>
                     <w:rPr>
-                      <w:rFonts w:hint="default" w:ascii="Cambria" w:hAnsi="Cambria" w:cs="Cambria"/>
-                      <w:b/>
-                      <w:bCs w:val="0"/>
+                      <w:rFonts w:hint="default" w:cs="Cambria"/>
+                      <w:b/>
+                      <w:i w:val="0"/>
+                      <w:iCs w:val="0"/>
+                      <w:color w:val="AFABAB" w:themeColor="background2" w:themeShade="BF"/>
                       <w:sz w:val="24"/>
                       <w:szCs w:val="24"/>
-                      <w:vertAlign w:val="baseline"/>
-                      <w:lang w:val="en-GB"/>
-                    </w:rPr>
-                  </w:pPr>
-                  <w:r>
-                    <w:rPr>
-                      <w:rFonts w:hint="default" w:cs="Cambria"/>
-                      <w:b w:val="0"/>
-                      <w:bCs/>
-                      <w:sz w:val="22"/>
-                      <w:szCs w:val="22"/>
-                      <w:vertAlign w:val="baseline"/>
-                      <w:lang w:val="en-GB"/>
-                    </w:rPr>
-                    <w:t>{endDate}</w:t>
-                  </w:r>
-                </w:p>
-              </w:tc>
-              <w:tc>
-                <w:tcPr>
-                  <w:tcW w:w="4162" w:type="dxa"/>
-                  <w:gridSpan w:val="4"/>
-                  <w:vMerge w:val="continue"/>
+                      <w:lang w:val="en-GB"/>
+                    </w:rPr>
+                  </w:pPr>
+                  <w:r>
+                    <w:rPr>
+                      <w:rFonts w:hint="default" w:cs="Cambria"/>
+                      <w:b/>
+                      <w:i w:val="0"/>
+                      <w:iCs w:val="0"/>
+                      <w:color w:val="AFABAB" w:themeColor="background2" w:themeShade="BF"/>
+                      <w:sz w:val="24"/>
+                      <w:szCs w:val="24"/>
+                      <w:lang w:val="en-GB"/>
+                    </w:rPr>
+                    <w:t>DIMULAI</w:t>
+                  </w:r>
+                </w:p>
+              </w:tc>
+              <w:tc>
+                <w:tcPr>
+                  <w:tcW w:w="2349" w:type="dxa"/>
                   <w:tcBorders>
+                    <w:top w:val="single" w:color="2F5496" w:sz="12" w:space="0"/>
                     <w:tl2br w:val="nil"/>
                     <w:tr2bl w:val="nil"/>
                   </w:tcBorders>
@@ -2821,270 +4152,19 @@
                       <w:lang w:val="en-GB"/>
                     </w:rPr>
                   </w:pPr>
-                </w:p>
-              </w:tc>
-            </w:tr>
-            <w:tr>
-              <w:tblPrEx>
-                <w:tblBorders>
-                  <w:top w:val="none" w:color="auto" w:sz="0" w:space="0"/>
-                  <w:left w:val="none" w:color="auto" w:sz="0" w:space="0"/>
-                  <w:bottom w:val="none" w:color="auto" w:sz="0" w:space="0"/>
-                  <w:right w:val="none" w:color="auto" w:sz="0" w:space="0"/>
-                  <w:insideH w:val="none" w:color="auto" w:sz="0" w:space="0"/>
-                  <w:insideV w:val="none" w:color="auto" w:sz="0" w:space="0"/>
-                </w:tblBorders>
-                <w:tblCellMar>
-                  <w:top w:w="0" w:type="dxa"/>
-                  <w:left w:w="108" w:type="dxa"/>
-                  <w:bottom w:w="0" w:type="dxa"/>
-                  <w:right w:w="108" w:type="dxa"/>
-                </w:tblCellMar>
-              </w:tblPrEx>
-              <w:trPr>
-                <w:trHeight w:val="23" w:hRule="atLeast"/>
-              </w:trPr>
-              <w:tc>
-                <w:tcPr>
-                  <w:tcW w:w="7292" w:type="dxa"/>
-                  <w:gridSpan w:val="10"/>
-                  <w:tcBorders>
-                    <w:bottom w:val="nil"/>
-                    <w:tl2br w:val="nil"/>
-                    <w:tr2bl w:val="nil"/>
-                  </w:tcBorders>
-                </w:tcPr>
-                <w:p>
-                  <w:pPr>
-                    <w:keepNext w:val="0"/>
-                    <w:keepLines w:val="0"/>
-                    <w:pageBreakBefore w:val="0"/>
-                    <w:widowControl/>
-                    <w:kinsoku/>
-                    <w:wordWrap/>
-                    <w:overflowPunct/>
-                    <w:topLinePunct w:val="0"/>
-                    <w:autoSpaceDE/>
-                    <w:autoSpaceDN/>
-                    <w:bidi w:val="0"/>
-                    <w:adjustRightInd/>
-                    <w:snapToGrid/>
-                    <w:spacing w:after="0" w:line="240" w:lineRule="auto"/>
-                    <w:jc w:val="left"/>
-                    <w:textAlignment w:val="auto"/>
-                    <w:rPr>
-                      <w:rFonts w:hint="default" w:cs="Cambria"/>
-                      <w:b/>
-                      <w:color w:val="000090"/>
-                      <w:sz w:val="6"/>
-                      <w:szCs w:val="6"/>
-                      <w:lang w:val="en-GB"/>
-                    </w:rPr>
-                  </w:pPr>
-                  <w:r>
-                    <w:rPr>
-                      <w:rFonts w:hint="default" w:ascii="Cambria" w:hAnsi="Cambria" w:cs="Cambria"/>
-                      <w:sz w:val="6"/>
-                      <w:szCs w:val="6"/>
-                      <w:lang w:val="en-GB"/>
-                    </w:rPr>
-                    <w:t>{#hasCertificate}</w:t>
-                  </w:r>
-                </w:p>
-                <w:p>
-                  <w:pPr>
-                    <w:keepNext w:val="0"/>
-                    <w:keepLines w:val="0"/>
-                    <w:pageBreakBefore w:val="0"/>
-                    <w:widowControl/>
-                    <w:kinsoku/>
-                    <w:wordWrap/>
-                    <w:overflowPunct/>
-                    <w:topLinePunct w:val="0"/>
-                    <w:autoSpaceDE/>
-                    <w:autoSpaceDN/>
-                    <w:bidi w:val="0"/>
-                    <w:adjustRightInd/>
-                    <w:snapToGrid/>
-                    <w:spacing w:after="0" w:line="240" w:lineRule="auto"/>
-                    <w:jc w:val="left"/>
-                    <w:textAlignment w:val="auto"/>
-                    <w:rPr>
-                      <w:rFonts w:hint="default" w:cs="Cambria"/>
-                      <w:b/>
-                      <w:color w:val="000090"/>
-                      <w:sz w:val="36"/>
-                      <w:szCs w:val="36"/>
-                      <w:lang w:val="en-GB"/>
-                    </w:rPr>
-                  </w:pPr>
-                  <w:r>
-                    <w:rPr>
-                      <w:rFonts w:hint="default" w:ascii="Cambria" w:hAnsi="Cambria" w:cs="Cambria"/>
-                      <w:b/>
-                      <w:color w:val="000090"/>
-                      <w:sz w:val="36"/>
-                      <w:szCs w:val="36"/>
-                      <w:lang w:val="en-GB"/>
-                    </w:rPr>
-                    <w:t>PELATIHAN</w:t>
-                  </w:r>
-                  <w:r>
-                    <w:rPr>
-                      <w:rFonts w:hint="default" w:ascii="Cambria" w:hAnsi="Cambria" w:cs="Cambria"/>
-                      <w:sz w:val="6"/>
-                      <w:szCs w:val="6"/>
-                      <w:lang w:val="en-GB"/>
-                    </w:rPr>
-                    <w:t>{/hasCertificate}</w:t>
-                  </w:r>
-                </w:p>
-              </w:tc>
-            </w:tr>
-            <w:tr>
-              <w:tblPrEx>
-                <w:tblBorders>
-                  <w:top w:val="none" w:color="auto" w:sz="0" w:space="0"/>
-                  <w:left w:val="none" w:color="auto" w:sz="0" w:space="0"/>
-                  <w:bottom w:val="none" w:color="auto" w:sz="0" w:space="0"/>
-                  <w:right w:val="none" w:color="auto" w:sz="0" w:space="0"/>
-                  <w:insideH w:val="none" w:color="auto" w:sz="0" w:space="0"/>
-                  <w:insideV w:val="none" w:color="auto" w:sz="0" w:space="0"/>
-                </w:tblBorders>
-                <w:tblCellMar>
-                  <w:top w:w="0" w:type="dxa"/>
-                  <w:left w:w="108" w:type="dxa"/>
-                  <w:bottom w:w="0" w:type="dxa"/>
-                  <w:right w:w="108" w:type="dxa"/>
-                </w:tblCellMar>
-              </w:tblPrEx>
-              <w:trPr>
-                <w:trHeight w:val="23" w:hRule="atLeast"/>
-              </w:trPr>
-              <w:tc>
-                <w:tcPr>
-                  <w:tcW w:w="2594" w:type="dxa"/>
-                  <w:gridSpan w:val="5"/>
-                  <w:tcBorders>
-                    <w:top w:val="nil"/>
-                    <w:bottom w:val="single" w:color="2F5496" w:sz="12" w:space="0"/>
-                    <w:tl2br w:val="nil"/>
-                    <w:tr2bl w:val="nil"/>
-                  </w:tcBorders>
-                  <w:vAlign w:val="top"/>
-                </w:tcPr>
-                <w:p>
-                  <w:pPr>
-                    <w:pStyle w:val="44"/>
-                    <w:spacing w:after="0" w:line="240" w:lineRule="auto"/>
-                    <w:jc w:val="both"/>
-                    <w:rPr>
-                      <w:rFonts w:hint="default" w:cs="Cambria"/>
-                      <w:b w:val="0"/>
-                      <w:bCs/>
-                      <w:i w:val="0"/>
-                      <w:iCs w:val="0"/>
-                      <w:color w:val="000000" w:themeColor="text1"/>
-                      <w:sz w:val="6"/>
-                      <w:szCs w:val="6"/>
-                      <w:lang w:val="en-GB"/>
-                      <w14:textFill>
-                        <w14:solidFill>
-                          <w14:schemeClr w14:val="tx1"/>
-                        </w14:solidFill>
-                      </w14:textFill>
-                    </w:rPr>
-                  </w:pPr>
-                  <w:r>
-                    <w:rPr>
-                      <w:rFonts w:hint="default" w:cs="Cambria"/>
-                      <w:b w:val="0"/>
-                      <w:bCs/>
-                      <w:i w:val="0"/>
-                      <w:iCs w:val="0"/>
-                      <w:color w:val="000000" w:themeColor="text1"/>
-                      <w:sz w:val="6"/>
-                      <w:szCs w:val="6"/>
-                      <w:lang w:val="en-GB"/>
-                      <w14:textFill>
-                        <w14:solidFill>
-                          <w14:schemeClr w14:val="tx1"/>
-                        </w14:solidFill>
-                      </w14:textFill>
-                    </w:rPr>
-                    <w:t>{#certificate}</w:t>
-                  </w:r>
-                </w:p>
-              </w:tc>
-              <w:tc>
-                <w:tcPr>
-                  <w:tcW w:w="2349" w:type="dxa"/>
-                  <w:gridSpan w:val="4"/>
-                  <w:tcBorders>
-                    <w:top w:val="nil"/>
-                    <w:bottom w:val="single" w:color="2F5496" w:sz="12" w:space="0"/>
-                    <w:tl2br w:val="nil"/>
-                    <w:tr2bl w:val="nil"/>
-                  </w:tcBorders>
-                  <w:vAlign w:val="top"/>
-                </w:tcPr>
-                <w:p>
-                  <w:pPr>
-                    <w:pStyle w:val="44"/>
-                    <w:spacing w:after="0" w:line="240" w:lineRule="auto"/>
-                    <w:jc w:val="both"/>
-                    <w:rPr>
-                      <w:rFonts w:hint="default" w:cs="Cambria"/>
-                      <w:b w:val="0"/>
-                      <w:bCs/>
-                      <w:i w:val="0"/>
-                      <w:iCs w:val="0"/>
-                      <w:color w:val="000000" w:themeColor="text1"/>
-                      <w:sz w:val="6"/>
-                      <w:szCs w:val="6"/>
-                      <w:lang w:val="en-GB"/>
-                      <w14:textFill>
-                        <w14:solidFill>
-                          <w14:schemeClr w14:val="tx1"/>
-                        </w14:solidFill>
-                      </w14:textFill>
-                    </w:rPr>
-                  </w:pPr>
-                </w:p>
-              </w:tc>
-              <w:tc>
-                <w:tcPr>
-                  <w:tcW w:w="2349" w:type="dxa"/>
-                  <w:tcBorders>
-                    <w:top w:val="nil"/>
-                    <w:bottom w:val="single" w:color="2F5496" w:sz="12" w:space="0"/>
-                    <w:tl2br w:val="nil"/>
-                    <w:tr2bl w:val="nil"/>
-                  </w:tcBorders>
-                  <w:vAlign w:val="top"/>
-                </w:tcPr>
-                <w:p>
-                  <w:pPr>
-                    <w:pStyle w:val="44"/>
-                    <w:spacing w:after="0" w:line="240" w:lineRule="auto"/>
-                    <w:jc w:val="left"/>
-                    <w:rPr>
-                      <w:rFonts w:hint="default" w:cs="Cambria"/>
-                      <w:b w:val="0"/>
-                      <w:bCs/>
-                      <w:i w:val="0"/>
-                      <w:iCs w:val="0"/>
-                      <w:color w:val="000000" w:themeColor="text1"/>
-                      <w:sz w:val="6"/>
-                      <w:szCs w:val="6"/>
-                      <w:lang w:val="en-GB"/>
-                      <w14:textFill>
-                        <w14:solidFill>
-                          <w14:schemeClr w14:val="tx1"/>
-                        </w14:solidFill>
-                      </w14:textFill>
-                    </w:rPr>
-                  </w:pPr>
+                  <w:r>
+                    <w:rPr>
+                      <w:rFonts w:hint="default" w:cs="Cambria"/>
+                      <w:b/>
+                      <w:i w:val="0"/>
+                      <w:iCs w:val="0"/>
+                      <w:color w:val="AFABAB" w:themeColor="background2" w:themeShade="BF"/>
+                      <w:sz w:val="24"/>
+                      <w:szCs w:val="24"/>
+                      <w:lang w:val="en-GB"/>
+                    </w:rPr>
+                    <w:t>BERAKHIR</w:t>
+                  </w:r>
                 </w:p>
               </w:tc>
             </w:tr>
@@ -3113,7 +4193,6 @@
                   <w:tcW w:w="2594" w:type="dxa"/>
                   <w:gridSpan w:val="5"/>
                   <w:tcBorders>
-                    <w:top w:val="single" w:color="2F5496" w:sz="12" w:space="0"/>
                     <w:tl2br w:val="nil"/>
                     <w:tr2bl w:val="nil"/>
                   </w:tcBorders>
@@ -3123,13 +4202,13 @@
                   <w:pPr>
                     <w:pStyle w:val="44"/>
                     <w:spacing w:after="0" w:line="240" w:lineRule="auto"/>
-                    <w:jc w:val="both"/>
+                    <w:jc w:val="left"/>
                     <w:rPr>
                       <w:rFonts w:hint="default" w:ascii="Cambria" w:hAnsi="Cambria" w:cs="Cambria"/>
-                      <w:b/>
-                      <w:bCs w:val="0"/>
-                      <w:sz w:val="24"/>
-                      <w:szCs w:val="24"/>
+                      <w:b w:val="0"/>
+                      <w:bCs/>
+                      <w:sz w:val="22"/>
+                      <w:szCs w:val="22"/>
                       <w:vertAlign w:val="baseline"/>
                       <w:lang w:val="en-GB"/>
                     </w:rPr>
@@ -3137,15 +4216,14 @@
                   <w:r>
                     <w:rPr>
                       <w:rFonts w:hint="default" w:cs="Cambria"/>
-                      <w:b/>
-                      <w:i w:val="0"/>
-                      <w:iCs w:val="0"/>
-                      <w:color w:val="AFABAB" w:themeColor="background2" w:themeShade="BF"/>
-                      <w:sz w:val="24"/>
-                      <w:szCs w:val="24"/>
-                      <w:lang w:val="en-GB"/>
-                    </w:rPr>
-                    <w:t>NAMA</w:t>
+                      <w:b w:val="0"/>
+                      <w:bCs/>
+                      <w:sz w:val="22"/>
+                      <w:szCs w:val="22"/>
+                      <w:vertAlign w:val="baseline"/>
+                      <w:lang w:val="en-GB"/>
+                    </w:rPr>
+                    <w:t>{name}</w:t>
                   </w:r>
                 </w:p>
               </w:tc>
@@ -3154,7 +4232,6 @@
                   <w:tcW w:w="2349" w:type="dxa"/>
                   <w:gridSpan w:val="4"/>
                   <w:tcBorders>
-                    <w:top w:val="single" w:color="2F5496" w:sz="12" w:space="0"/>
                     <w:tl2br w:val="nil"/>
                     <w:tr2bl w:val="nil"/>
                   </w:tcBorders>
@@ -3167,27 +4244,25 @@
                     <w:jc w:val="both"/>
                     <w:rPr>
                       <w:rFonts w:hint="default" w:cs="Cambria"/>
-                      <w:b/>
-                      <w:i w:val="0"/>
-                      <w:iCs w:val="0"/>
-                      <w:color w:val="AFABAB" w:themeColor="background2" w:themeShade="BF"/>
-                      <w:sz w:val="24"/>
-                      <w:szCs w:val="24"/>
-                      <w:lang w:val="en-GB"/>
-                    </w:rPr>
-                  </w:pPr>
-                  <w:r>
-                    <w:rPr>
-                      <w:rFonts w:hint="default" w:cs="Cambria"/>
-                      <w:b/>
-                      <w:i w:val="0"/>
-                      <w:iCs w:val="0"/>
-                      <w:color w:val="AFABAB" w:themeColor="background2" w:themeShade="BF"/>
-                      <w:sz w:val="24"/>
-                      <w:szCs w:val="24"/>
-                      <w:lang w:val="en-GB"/>
-                    </w:rPr>
-                    <w:t>DIMULAI</w:t>
+                      <w:b w:val="0"/>
+                      <w:bCs/>
+                      <w:sz w:val="22"/>
+                      <w:szCs w:val="22"/>
+                      <w:vertAlign w:val="baseline"/>
+                      <w:lang w:val="en-GB"/>
+                    </w:rPr>
+                  </w:pPr>
+                  <w:r>
+                    <w:rPr>
+                      <w:rFonts w:hint="default" w:cs="Cambria"/>
+                      <w:b w:val="0"/>
+                      <w:bCs/>
+                      <w:sz w:val="22"/>
+                      <w:szCs w:val="22"/>
+                      <w:vertAlign w:val="baseline"/>
+                      <w:lang w:val="en-GB"/>
+                    </w:rPr>
+                    <w:t>{startDate}</w:t>
                   </w:r>
                 </w:p>
               </w:tc>
@@ -3195,7 +4270,6 @@
                 <w:tcPr>
                   <w:tcW w:w="2349" w:type="dxa"/>
                   <w:tcBorders>
-                    <w:top w:val="single" w:color="2F5496" w:sz="12" w:space="0"/>
                     <w:tl2br w:val="nil"/>
                     <w:tr2bl w:val="nil"/>
                   </w:tcBorders>
@@ -3204,31 +4278,45 @@
                 <w:p>
                   <w:pPr>
                     <w:pStyle w:val="44"/>
-                    <w:spacing w:after="0" w:line="240" w:lineRule="auto"/>
-                    <w:jc w:val="left"/>
-                    <w:rPr>
-                      <w:rFonts w:hint="default" w:cs="Cambria"/>
-                      <w:b/>
+                    <w:keepNext w:val="0"/>
+                    <w:keepLines w:val="0"/>
+                    <w:pageBreakBefore w:val="0"/>
+                    <w:widowControl/>
+                    <w:kinsoku/>
+                    <w:wordWrap/>
+                    <w:overflowPunct/>
+                    <w:topLinePunct w:val="0"/>
+                    <w:autoSpaceDE/>
+                    <w:autoSpaceDN/>
+                    <w:bidi w:val="0"/>
+                    <w:adjustRightInd/>
+                    <w:snapToGrid/>
+                    <w:spacing w:after="0" w:line="336" w:lineRule="auto"/>
+                    <w:jc w:val="both"/>
+                    <w:textAlignment w:val="auto"/>
+                    <w:rPr>
+                      <w:rFonts w:hint="default" w:cs="Cambria"/>
+                      <w:b w:val="0"/>
+                      <w:bCs/>
                       <w:i w:val="0"/>
                       <w:iCs w:val="0"/>
                       <w:color w:val="AFABAB" w:themeColor="background2" w:themeShade="BF"/>
-                      <w:sz w:val="24"/>
-                      <w:szCs w:val="24"/>
-                      <w:lang w:val="en-GB"/>
-                    </w:rPr>
-                  </w:pPr>
-                  <w:r>
-                    <w:rPr>
-                      <w:rFonts w:hint="default" w:cs="Cambria"/>
-                      <w:b/>
-                      <w:i w:val="0"/>
-                      <w:iCs w:val="0"/>
-                      <w:color w:val="AFABAB" w:themeColor="background2" w:themeShade="BF"/>
-                      <w:sz w:val="24"/>
-                      <w:szCs w:val="24"/>
-                      <w:lang w:val="en-GB"/>
-                    </w:rPr>
-                    <w:t>BERAKHIR</w:t>
+                      <w:sz w:val="22"/>
+                      <w:szCs w:val="22"/>
+                      <w:lang w:val="en-GB"/>
+                    </w:rPr>
+                  </w:pPr>
+                  <w:r>
+                    <w:rPr>
+                      <w:rFonts w:hint="default" w:cs="Cambria"/>
+                      <w:b w:val="0"/>
+                      <w:bCs/>
+                      <w:sz w:val="22"/>
+                      <w:szCs w:val="22"/>
+                      <w:vertAlign w:val="baseline"/>
+                      <w:lang w:val="en-GB"/>
+                    </w:rPr>
+                    <w:t>{endDate}</w:t>
                   </w:r>
                 </w:p>
               </w:tc>
@@ -3267,29 +4355,15 @@
                   <w:pPr>
                     <w:pStyle w:val="44"/>
                     <w:spacing w:after="0" w:line="240" w:lineRule="auto"/>
-                    <w:jc w:val="left"/>
                     <w:rPr>
                       <w:rFonts w:hint="default" w:ascii="Cambria" w:hAnsi="Cambria" w:cs="Cambria"/>
-                      <w:b w:val="0"/>
-                      <w:bCs/>
-                      <w:sz w:val="22"/>
-                      <w:szCs w:val="22"/>
+                      <w:b/>
+                      <w:bCs w:val="0"/>
+                      <w:sz w:val="24"/>
+                      <w:szCs w:val="24"/>
                       <w:vertAlign w:val="baseline"/>
-                      <w:lang w:val="en-GB"/>
-                    </w:rPr>
-                  </w:pPr>
-                  <w:r>
-                    <w:rPr>
-                      <w:rFonts w:hint="default" w:cs="Cambria"/>
-                      <w:b w:val="0"/>
-                      <w:bCs/>
-                      <w:sz w:val="22"/>
-                      <w:szCs w:val="22"/>
-                      <w:vertAlign w:val="baseline"/>
-                      <w:lang w:val="en-GB"/>
-                    </w:rPr>
-                    <w:t>{name}</w:t>
-                  </w:r>
+                    </w:rPr>
+                  </w:pPr>
                 </w:p>
               </w:tc>
               <w:tc>
@@ -3308,27 +4382,15 @@
                     <w:spacing w:after="0" w:line="240" w:lineRule="auto"/>
                     <w:jc w:val="both"/>
                     <w:rPr>
-                      <w:rFonts w:hint="default" w:cs="Cambria"/>
-                      <w:b w:val="0"/>
-                      <w:bCs/>
-                      <w:sz w:val="22"/>
-                      <w:szCs w:val="22"/>
+                      <w:rFonts w:hint="default" w:ascii="Cambria" w:hAnsi="Cambria" w:cs="Cambria"/>
+                      <w:b/>
+                      <w:bCs w:val="0"/>
+                      <w:sz w:val="24"/>
+                      <w:szCs w:val="24"/>
                       <w:vertAlign w:val="baseline"/>
                       <w:lang w:val="en-GB"/>
                     </w:rPr>
                   </w:pPr>
-                  <w:r>
-                    <w:rPr>
-                      <w:rFonts w:hint="default" w:cs="Cambria"/>
-                      <w:b w:val="0"/>
-                      <w:bCs/>
-                      <w:sz w:val="22"/>
-                      <w:szCs w:val="22"/>
-                      <w:vertAlign w:val="baseline"/>
-                      <w:lang w:val="en-GB"/>
-                    </w:rPr>
-                    <w:t>{startDate}</w:t>
-                  </w:r>
                 </w:p>
               </w:tc>
               <w:tc>
@@ -3343,46 +4405,19 @@
                 <w:p>
                   <w:pPr>
                     <w:pStyle w:val="44"/>
-                    <w:keepNext w:val="0"/>
-                    <w:keepLines w:val="0"/>
-                    <w:pageBreakBefore w:val="0"/>
-                    <w:widowControl/>
-                    <w:kinsoku/>
-                    <w:wordWrap/>
-                    <w:overflowPunct/>
-                    <w:topLinePunct w:val="0"/>
-                    <w:autoSpaceDE/>
-                    <w:autoSpaceDN/>
-                    <w:bidi w:val="0"/>
-                    <w:adjustRightInd/>
-                    <w:snapToGrid/>
-                    <w:spacing w:after="0" w:line="336" w:lineRule="auto"/>
-                    <w:jc w:val="both"/>
-                    <w:textAlignment w:val="auto"/>
-                    <w:rPr>
-                      <w:rFonts w:hint="default" w:cs="Cambria"/>
-                      <w:b w:val="0"/>
-                      <w:bCs/>
+                    <w:spacing w:after="0" w:line="240" w:lineRule="auto"/>
+                    <w:jc w:val="left"/>
+                    <w:rPr>
+                      <w:rFonts w:hint="default" w:cs="Cambria"/>
+                      <w:b/>
                       <w:i w:val="0"/>
                       <w:iCs w:val="0"/>
                       <w:color w:val="AFABAB" w:themeColor="background2" w:themeShade="BF"/>
-                      <w:sz w:val="22"/>
-                      <w:szCs w:val="22"/>
-                      <w:lang w:val="en-GB"/>
-                    </w:rPr>
-                  </w:pPr>
-                  <w:r>
-                    <w:rPr>
-                      <w:rFonts w:hint="default" w:cs="Cambria"/>
-                      <w:b w:val="0"/>
-                      <w:bCs/>
-                      <w:sz w:val="22"/>
-                      <w:szCs w:val="22"/>
-                      <w:vertAlign w:val="baseline"/>
-                      <w:lang w:val="en-GB"/>
-                    </w:rPr>
-                    <w:t>{endDate}</w:t>
-                  </w:r>
+                      <w:sz w:val="24"/>
+                      <w:szCs w:val="24"/>
+                      <w:lang w:val="en-GB"/>
+                    </w:rPr>
+                  </w:pPr>
                 </w:p>
               </w:tc>
             </w:tr>
@@ -3408,8 +4443,8 @@
               </w:trPr>
               <w:tc>
                 <w:tcPr>
-                  <w:tcW w:w="2594" w:type="dxa"/>
-                  <w:gridSpan w:val="5"/>
+                  <w:tcW w:w="7292" w:type="dxa"/>
+                  <w:gridSpan w:val="10"/>
                   <w:tcBorders>
                     <w:tl2br w:val="nil"/>
                     <w:tr2bl w:val="nil"/>
@@ -3420,57 +4455,6 @@
                   <w:pPr>
                     <w:pStyle w:val="44"/>
                     <w:spacing w:after="0" w:line="240" w:lineRule="auto"/>
-                    <w:rPr>
-                      <w:rFonts w:hint="default" w:ascii="Cambria" w:hAnsi="Cambria" w:cs="Cambria"/>
-                      <w:b/>
-                      <w:bCs w:val="0"/>
-                      <w:sz w:val="24"/>
-                      <w:szCs w:val="24"/>
-                      <w:vertAlign w:val="baseline"/>
-                    </w:rPr>
-                  </w:pPr>
-                </w:p>
-              </w:tc>
-              <w:tc>
-                <w:tcPr>
-                  <w:tcW w:w="2349" w:type="dxa"/>
-                  <w:gridSpan w:val="4"/>
-                  <w:tcBorders>
-                    <w:tl2br w:val="nil"/>
-                    <w:tr2bl w:val="nil"/>
-                  </w:tcBorders>
-                  <w:vAlign w:val="top"/>
-                </w:tcPr>
-                <w:p>
-                  <w:pPr>
-                    <w:pStyle w:val="44"/>
-                    <w:spacing w:after="0" w:line="240" w:lineRule="auto"/>
-                    <w:jc w:val="both"/>
-                    <w:rPr>
-                      <w:rFonts w:hint="default" w:ascii="Cambria" w:hAnsi="Cambria" w:cs="Cambria"/>
-                      <w:b/>
-                      <w:bCs w:val="0"/>
-                      <w:sz w:val="24"/>
-                      <w:szCs w:val="24"/>
-                      <w:vertAlign w:val="baseline"/>
-                      <w:lang w:val="en-GB"/>
-                    </w:rPr>
-                  </w:pPr>
-                </w:p>
-              </w:tc>
-              <w:tc>
-                <w:tcPr>
-                  <w:tcW w:w="2349" w:type="dxa"/>
-                  <w:tcBorders>
-                    <w:tl2br w:val="nil"/>
-                    <w:tr2bl w:val="nil"/>
-                  </w:tcBorders>
-                  <w:vAlign w:val="top"/>
-                </w:tcPr>
-                <w:p>
-                  <w:pPr>
-                    <w:pStyle w:val="44"/>
-                    <w:spacing w:after="0" w:line="240" w:lineRule="auto"/>
                     <w:jc w:val="left"/>
                     <w:rPr>
                       <w:rFonts w:hint="default" w:cs="Cambria"/>
@@ -3483,6 +4467,19 @@
                       <w:lang w:val="en-GB"/>
                     </w:rPr>
                   </w:pPr>
+                  <w:r>
+                    <w:rPr>
+                      <w:rFonts w:hint="default" w:cs="Cambria"/>
+                      <w:b/>
+                      <w:i w:val="0"/>
+                      <w:iCs w:val="0"/>
+                      <w:color w:val="AFABAB" w:themeColor="background2" w:themeShade="BF"/>
+                      <w:sz w:val="24"/>
+                      <w:szCs w:val="24"/>
+                      <w:lang w:val="en-GB"/>
+                    </w:rPr>
+                    <w:t>DESKRIPSI</w:t>
+                  </w:r>
                 </w:p>
               </w:tc>
             </w:tr>
@@ -3508,998 +4505,6 @@
               </w:trPr>
               <w:tc>
                 <w:tcPr>
-                  <w:tcW w:w="2594" w:type="dxa"/>
-                  <w:gridSpan w:val="5"/>
-                  <w:tcBorders>
-                    <w:tl2br w:val="nil"/>
-                    <w:tr2bl w:val="nil"/>
-                  </w:tcBorders>
-                  <w:vAlign w:val="top"/>
-                </w:tcPr>
-                <w:p>
-                  <w:pPr>
-                    <w:pStyle w:val="44"/>
-                    <w:spacing w:after="0" w:line="240" w:lineRule="auto"/>
-                    <w:rPr>
-                      <w:rFonts w:hint="default" w:ascii="Cambria" w:hAnsi="Cambria" w:cs="Cambria"/>
-                      <w:b/>
-                      <w:bCs w:val="0"/>
-                      <w:sz w:val="24"/>
-                      <w:szCs w:val="24"/>
-                      <w:vertAlign w:val="baseline"/>
-                    </w:rPr>
-                  </w:pPr>
-                  <w:r>
-                    <w:rPr>
-                      <w:rFonts w:hint="default" w:cs="Cambria"/>
-                      <w:b/>
-                      <w:i w:val="0"/>
-                      <w:iCs w:val="0"/>
-                      <w:color w:val="AFABAB" w:themeColor="background2" w:themeShade="BF"/>
-                      <w:sz w:val="24"/>
-                      <w:szCs w:val="24"/>
-                      <w:lang w:val="en-GB"/>
-                    </w:rPr>
-                    <w:t>PENYELENGGARA</w:t>
-                  </w:r>
-                </w:p>
-              </w:tc>
-              <w:tc>
-                <w:tcPr>
-                  <w:tcW w:w="4698" w:type="dxa"/>
-                  <w:gridSpan w:val="5"/>
-                  <w:tcBorders>
-                    <w:tl2br w:val="nil"/>
-                    <w:tr2bl w:val="nil"/>
-                  </w:tcBorders>
-                  <w:vAlign w:val="top"/>
-                </w:tcPr>
-                <w:p>
-                  <w:pPr>
-                    <w:pStyle w:val="44"/>
-                    <w:spacing w:after="0" w:line="240" w:lineRule="auto"/>
-                    <w:jc w:val="left"/>
-                    <w:rPr>
-                      <w:rFonts w:hint="default" w:cs="Cambria"/>
-                      <w:b/>
-                      <w:i w:val="0"/>
-                      <w:iCs w:val="0"/>
-                      <w:color w:val="AFABAB" w:themeColor="background2" w:themeShade="BF"/>
-                      <w:sz w:val="24"/>
-                      <w:szCs w:val="24"/>
-                      <w:lang w:val="en-GB"/>
-                    </w:rPr>
-                  </w:pPr>
-                  <w:r>
-                    <w:rPr>
-                      <w:rFonts w:hint="default" w:cs="Cambria"/>
-                      <w:b/>
-                      <w:i w:val="0"/>
-                      <w:iCs w:val="0"/>
-                      <w:color w:val="AFABAB" w:themeColor="background2" w:themeShade="BF"/>
-                      <w:sz w:val="24"/>
-                      <w:szCs w:val="24"/>
-                      <w:lang w:val="en-GB"/>
-                    </w:rPr>
-                    <w:t>SERTIFIKAT</w:t>
-                  </w:r>
-                </w:p>
-              </w:tc>
-            </w:tr>
-            <w:tr>
-              <w:tblPrEx>
-                <w:tblBorders>
-                  <w:top w:val="none" w:color="auto" w:sz="0" w:space="0"/>
-                  <w:left w:val="none" w:color="auto" w:sz="0" w:space="0"/>
-                  <w:bottom w:val="none" w:color="auto" w:sz="0" w:space="0"/>
-                  <w:right w:val="none" w:color="auto" w:sz="0" w:space="0"/>
-                  <w:insideH w:val="none" w:color="auto" w:sz="0" w:space="0"/>
-                  <w:insideV w:val="none" w:color="auto" w:sz="0" w:space="0"/>
-                </w:tblBorders>
-                <w:tblCellMar>
-                  <w:top w:w="0" w:type="dxa"/>
-                  <w:left w:w="108" w:type="dxa"/>
-                  <w:bottom w:w="0" w:type="dxa"/>
-                  <w:right w:w="108" w:type="dxa"/>
-                </w:tblCellMar>
-              </w:tblPrEx>
-              <w:trPr>
-                <w:trHeight w:val="454" w:hRule="atLeast"/>
-              </w:trPr>
-              <w:tc>
-                <w:tcPr>
-                  <w:tcW w:w="2594" w:type="dxa"/>
-                  <w:gridSpan w:val="5"/>
-                  <w:tcBorders>
-                    <w:tl2br w:val="nil"/>
-                    <w:tr2bl w:val="nil"/>
-                  </w:tcBorders>
-                  <w:vAlign w:val="top"/>
-                </w:tcPr>
-                <w:p>
-                  <w:pPr>
-                    <w:pStyle w:val="44"/>
-                    <w:spacing w:after="0" w:line="240" w:lineRule="auto"/>
-                    <w:rPr>
-                      <w:rFonts w:hint="default" w:cs="Cambria"/>
-                      <w:b w:val="0"/>
-                      <w:bCs/>
-                      <w:sz w:val="22"/>
-                      <w:szCs w:val="22"/>
-                      <w:vertAlign w:val="baseline"/>
-                      <w:lang w:val="en-GB"/>
-                    </w:rPr>
-                  </w:pPr>
-                  <w:r>
-                    <w:rPr>
-                      <w:rFonts w:hint="default" w:cs="Cambria"/>
-                      <w:b w:val="0"/>
-                      <w:bCs/>
-                      <w:sz w:val="22"/>
-                      <w:szCs w:val="22"/>
-                      <w:vertAlign w:val="baseline"/>
-                      <w:lang w:val="en-GB"/>
-                    </w:rPr>
-                    <w:t>{issuedBy}</w:t>
-                  </w:r>
-                </w:p>
-                <w:p>
-                  <w:pPr>
-                    <w:pStyle w:val="44"/>
-                    <w:spacing w:after="0" w:line="240" w:lineRule="auto"/>
-                    <w:rPr>
-                      <w:rFonts w:hint="default" w:cs="Cambria"/>
-                      <w:b w:val="0"/>
-                      <w:bCs/>
-                      <w:sz w:val="22"/>
-                      <w:szCs w:val="22"/>
-                      <w:vertAlign w:val="baseline"/>
-                      <w:lang w:val="en-GB"/>
-                    </w:rPr>
-                  </w:pPr>
-                  <w:r>
-                    <w:rPr>
-                      <w:rFonts w:hint="default" w:ascii="Cambria" w:hAnsi="Cambria" w:cs="Cambria"/>
-                      <w:sz w:val="16"/>
-                      <w:szCs w:val="16"/>
-                      <w:lang w:val="en-GB"/>
-                    </w:rPr>
-                    <w:t>{/certificate}</w:t>
-                  </w:r>
-                </w:p>
-              </w:tc>
-              <w:tc>
-                <w:tcPr>
-                  <w:tcW w:w="4698" w:type="dxa"/>
-                  <w:gridSpan w:val="5"/>
-                  <w:tcBorders>
-                    <w:tl2br w:val="nil"/>
-                    <w:tr2bl w:val="nil"/>
-                  </w:tcBorders>
-                  <w:vAlign w:val="top"/>
-                </w:tcPr>
-                <w:p>
-                  <w:pPr>
-                    <w:pStyle w:val="44"/>
-                    <w:keepNext w:val="0"/>
-                    <w:keepLines w:val="0"/>
-                    <w:pageBreakBefore w:val="0"/>
-                    <w:widowControl w:val="0"/>
-                    <w:kinsoku/>
-                    <w:wordWrap/>
-                    <w:overflowPunct/>
-                    <w:topLinePunct w:val="0"/>
-                    <w:autoSpaceDE/>
-                    <w:autoSpaceDN/>
-                    <w:bidi w:val="0"/>
-                    <w:adjustRightInd/>
-                    <w:snapToGrid/>
-                    <w:spacing w:after="0" w:line="240" w:lineRule="auto"/>
-                    <w:jc w:val="left"/>
-                    <w:textAlignment w:val="auto"/>
-                    <w:rPr>
-                      <w:rFonts w:hint="default" w:cs="Cambria"/>
-                      <w:b/>
-                      <w:i w:val="0"/>
-                      <w:iCs w:val="0"/>
-                      <w:color w:val="AFABAB" w:themeColor="background2" w:themeShade="BF"/>
-                      <w:sz w:val="24"/>
-                      <w:szCs w:val="24"/>
-                      <w:lang w:val="en-GB"/>
-                    </w:rPr>
-                  </w:pPr>
-                  <w:r>
-                    <w:rPr>
-                      <w:rFonts w:hint="default"/>
-                      <w:b w:val="0"/>
-                      <w:bCs/>
-                      <w:i w:val="0"/>
-                      <w:iCs w:val="0"/>
-                      <w:color w:val="000000" w:themeColor="text1"/>
-                      <w:kern w:val="0"/>
-                      <w:sz w:val="22"/>
-                      <w:szCs w:val="22"/>
-                      <w:lang w:val="en-GB" w:eastAsia="en-US"/>
-                      <w14:textFill>
-                        <w14:solidFill>
-                          <w14:schemeClr w14:val="tx1"/>
-                        </w14:solidFill>
-                      </w14:textFill>
-                      <w14:ligatures w14:val="none"/>
-                    </w:rPr>
-                    <w:t>{link}</w:t>
-                  </w:r>
-                </w:p>
-              </w:tc>
-            </w:tr>
-            <w:tr>
-              <w:tblPrEx>
-                <w:tblBorders>
-                  <w:top w:val="none" w:color="auto" w:sz="0" w:space="0"/>
-                  <w:left w:val="none" w:color="auto" w:sz="0" w:space="0"/>
-                  <w:bottom w:val="none" w:color="auto" w:sz="0" w:space="0"/>
-                  <w:right w:val="none" w:color="auto" w:sz="0" w:space="0"/>
-                  <w:insideH w:val="none" w:color="auto" w:sz="0" w:space="0"/>
-                  <w:insideV w:val="none" w:color="auto" w:sz="0" w:space="0"/>
-                </w:tblBorders>
-                <w:tblCellMar>
-                  <w:top w:w="0" w:type="dxa"/>
-                  <w:left w:w="108" w:type="dxa"/>
-                  <w:bottom w:w="0" w:type="dxa"/>
-                  <w:right w:w="108" w:type="dxa"/>
-                </w:tblCellMar>
-              </w:tblPrEx>
-              <w:trPr>
-                <w:trHeight w:val="23" w:hRule="atLeast"/>
-              </w:trPr>
-              <w:tc>
-                <w:tcPr>
-                  <w:tcW w:w="7292" w:type="dxa"/>
-                  <w:gridSpan w:val="10"/>
-                  <w:tcBorders>
-                    <w:bottom w:val="nil"/>
-                    <w:tl2br w:val="nil"/>
-                    <w:tr2bl w:val="nil"/>
-                  </w:tcBorders>
-                </w:tcPr>
-                <w:p>
-                  <w:pPr>
-                    <w:keepNext w:val="0"/>
-                    <w:keepLines w:val="0"/>
-                    <w:pageBreakBefore w:val="0"/>
-                    <w:widowControl/>
-                    <w:kinsoku/>
-                    <w:wordWrap/>
-                    <w:overflowPunct/>
-                    <w:topLinePunct w:val="0"/>
-                    <w:autoSpaceDE/>
-                    <w:autoSpaceDN/>
-                    <w:bidi w:val="0"/>
-                    <w:adjustRightInd/>
-                    <w:snapToGrid/>
-                    <w:spacing w:after="0" w:line="240" w:lineRule="auto"/>
-                    <w:jc w:val="left"/>
-                    <w:textAlignment w:val="auto"/>
-                    <w:rPr>
-                      <w:rFonts w:hint="default" w:cs="Cambria"/>
-                      <w:b/>
-                      <w:color w:val="000090"/>
-                      <w:sz w:val="6"/>
-                      <w:szCs w:val="6"/>
-                      <w:lang w:val="en-GB"/>
-                    </w:rPr>
-                  </w:pPr>
-                  <w:r>
-                    <w:rPr>
-                      <w:rFonts w:hint="default" w:ascii="Cambria" w:hAnsi="Cambria" w:cs="Cambria"/>
-                      <w:sz w:val="6"/>
-                      <w:szCs w:val="6"/>
-                      <w:lang w:val="en-GB"/>
-                    </w:rPr>
-                    <w:t>{#hasPortofolio}</w:t>
-                  </w:r>
-                </w:p>
-                <w:p>
-                  <w:pPr>
-                    <w:keepNext w:val="0"/>
-                    <w:keepLines w:val="0"/>
-                    <w:pageBreakBefore w:val="0"/>
-                    <w:widowControl/>
-                    <w:kinsoku/>
-                    <w:wordWrap/>
-                    <w:overflowPunct/>
-                    <w:topLinePunct w:val="0"/>
-                    <w:autoSpaceDE/>
-                    <w:autoSpaceDN/>
-                    <w:bidi w:val="0"/>
-                    <w:adjustRightInd/>
-                    <w:snapToGrid/>
-                    <w:spacing w:after="0" w:line="240" w:lineRule="auto"/>
-                    <w:jc w:val="left"/>
-                    <w:textAlignment w:val="auto"/>
-                    <w:rPr>
-                      <w:rFonts w:hint="default" w:cs="Cambria"/>
-                      <w:b/>
-                      <w:color w:val="000090"/>
-                      <w:sz w:val="36"/>
-                      <w:szCs w:val="36"/>
-                      <w:lang w:val="en-GB"/>
-                    </w:rPr>
-                  </w:pPr>
-                  <w:r>
-                    <w:rPr>
-                      <w:rFonts w:hint="default" w:ascii="Cambria" w:hAnsi="Cambria" w:cs="Cambria"/>
-                      <w:b/>
-                      <w:color w:val="000090"/>
-                      <w:sz w:val="36"/>
-                      <w:szCs w:val="36"/>
-                      <w:lang w:val="en-GB"/>
-                    </w:rPr>
-                    <w:t>PORTOFOLIO</w:t>
-                  </w:r>
-                  <w:r>
-                    <w:rPr>
-                      <w:rFonts w:hint="default" w:ascii="Cambria" w:hAnsi="Cambria" w:cs="Cambria"/>
-                      <w:sz w:val="6"/>
-                      <w:szCs w:val="6"/>
-                      <w:lang w:val="en-GB"/>
-                    </w:rPr>
-                    <w:t>{/hasPortofolio}</w:t>
-                  </w:r>
-                </w:p>
-              </w:tc>
-            </w:tr>
-            <w:tr>
-              <w:tblPrEx>
-                <w:tblBorders>
-                  <w:top w:val="none" w:color="auto" w:sz="0" w:space="0"/>
-                  <w:left w:val="none" w:color="auto" w:sz="0" w:space="0"/>
-                  <w:bottom w:val="none" w:color="auto" w:sz="0" w:space="0"/>
-                  <w:right w:val="none" w:color="auto" w:sz="0" w:space="0"/>
-                  <w:insideH w:val="none" w:color="auto" w:sz="0" w:space="0"/>
-                  <w:insideV w:val="none" w:color="auto" w:sz="0" w:space="0"/>
-                </w:tblBorders>
-                <w:tblCellMar>
-                  <w:top w:w="0" w:type="dxa"/>
-                  <w:left w:w="108" w:type="dxa"/>
-                  <w:bottom w:w="0" w:type="dxa"/>
-                  <w:right w:w="108" w:type="dxa"/>
-                </w:tblCellMar>
-              </w:tblPrEx>
-              <w:trPr>
-                <w:trHeight w:val="23" w:hRule="atLeast"/>
-              </w:trPr>
-              <w:tc>
-                <w:tcPr>
-                  <w:tcW w:w="2594" w:type="dxa"/>
-                  <w:gridSpan w:val="5"/>
-                  <w:tcBorders>
-                    <w:top w:val="nil"/>
-                    <w:bottom w:val="single" w:color="2F5496" w:sz="12" w:space="0"/>
-                    <w:tl2br w:val="nil"/>
-                    <w:tr2bl w:val="nil"/>
-                  </w:tcBorders>
-                  <w:vAlign w:val="top"/>
-                </w:tcPr>
-                <w:p>
-                  <w:pPr>
-                    <w:pStyle w:val="44"/>
-                    <w:keepNext w:val="0"/>
-                    <w:keepLines w:val="0"/>
-                    <w:pageBreakBefore w:val="0"/>
-                    <w:widowControl/>
-                    <w:kinsoku/>
-                    <w:wordWrap/>
-                    <w:overflowPunct/>
-                    <w:topLinePunct w:val="0"/>
-                    <w:autoSpaceDE/>
-                    <w:autoSpaceDN/>
-                    <w:bidi w:val="0"/>
-                    <w:adjustRightInd/>
-                    <w:snapToGrid/>
-                    <w:spacing w:after="0" w:line="240" w:lineRule="auto"/>
-                    <w:jc w:val="both"/>
-                    <w:textAlignment w:val="auto"/>
-                    <w:rPr>
-                      <w:rFonts w:hint="default" w:cs="Cambria"/>
-                      <w:b w:val="0"/>
-                      <w:bCs/>
-                      <w:i w:val="0"/>
-                      <w:iCs w:val="0"/>
-                      <w:color w:val="AFABAB" w:themeColor="background2" w:themeShade="BF"/>
-                      <w:sz w:val="6"/>
-                      <w:szCs w:val="6"/>
-                      <w:lang w:val="en-GB"/>
-                    </w:rPr>
-                  </w:pPr>
-                  <w:r>
-                    <w:rPr>
-                      <w:rFonts w:hint="default" w:cs="Cambria"/>
-                      <w:b w:val="0"/>
-                      <w:bCs/>
-                      <w:i w:val="0"/>
-                      <w:iCs w:val="0"/>
-                      <w:color w:val="AFABAB" w:themeColor="background2" w:themeShade="BF"/>
-                      <w:sz w:val="6"/>
-                      <w:szCs w:val="6"/>
-                      <w:lang w:val="en-GB"/>
-                    </w:rPr>
-                    <w:t>{#portofolio}</w:t>
-                  </w:r>
-                </w:p>
-              </w:tc>
-              <w:tc>
-                <w:tcPr>
-                  <w:tcW w:w="2349" w:type="dxa"/>
-                  <w:gridSpan w:val="4"/>
-                  <w:tcBorders>
-                    <w:top w:val="nil"/>
-                    <w:bottom w:val="single" w:color="2F5496" w:sz="12" w:space="0"/>
-                    <w:tl2br w:val="nil"/>
-                    <w:tr2bl w:val="nil"/>
-                  </w:tcBorders>
-                  <w:vAlign w:val="top"/>
-                </w:tcPr>
-                <w:p>
-                  <w:pPr>
-                    <w:pStyle w:val="44"/>
-                    <w:keepNext w:val="0"/>
-                    <w:keepLines w:val="0"/>
-                    <w:pageBreakBefore w:val="0"/>
-                    <w:widowControl/>
-                    <w:kinsoku/>
-                    <w:wordWrap/>
-                    <w:overflowPunct/>
-                    <w:topLinePunct w:val="0"/>
-                    <w:autoSpaceDE/>
-                    <w:autoSpaceDN/>
-                    <w:bidi w:val="0"/>
-                    <w:adjustRightInd/>
-                    <w:snapToGrid/>
-                    <w:spacing w:after="0" w:line="240" w:lineRule="auto"/>
-                    <w:jc w:val="both"/>
-                    <w:textAlignment w:val="auto"/>
-                    <w:rPr>
-                      <w:rFonts w:hint="default" w:cs="Cambria"/>
-                      <w:b w:val="0"/>
-                      <w:bCs/>
-                      <w:i w:val="0"/>
-                      <w:iCs w:val="0"/>
-                      <w:color w:val="AFABAB" w:themeColor="background2" w:themeShade="BF"/>
-                      <w:sz w:val="6"/>
-                      <w:szCs w:val="6"/>
-                      <w:lang w:val="en-GB"/>
-                    </w:rPr>
-                  </w:pPr>
-                </w:p>
-              </w:tc>
-              <w:tc>
-                <w:tcPr>
-                  <w:tcW w:w="2349" w:type="dxa"/>
-                  <w:tcBorders>
-                    <w:top w:val="nil"/>
-                    <w:bottom w:val="single" w:color="2F5496" w:sz="12" w:space="0"/>
-                    <w:tl2br w:val="nil"/>
-                    <w:tr2bl w:val="nil"/>
-                  </w:tcBorders>
-                  <w:vAlign w:val="top"/>
-                </w:tcPr>
-                <w:p>
-                  <w:pPr>
-                    <w:pStyle w:val="44"/>
-                    <w:keepNext w:val="0"/>
-                    <w:keepLines w:val="0"/>
-                    <w:pageBreakBefore w:val="0"/>
-                    <w:widowControl/>
-                    <w:kinsoku/>
-                    <w:wordWrap/>
-                    <w:overflowPunct/>
-                    <w:topLinePunct w:val="0"/>
-                    <w:autoSpaceDE/>
-                    <w:autoSpaceDN/>
-                    <w:bidi w:val="0"/>
-                    <w:adjustRightInd/>
-                    <w:snapToGrid/>
-                    <w:spacing w:after="0" w:line="240" w:lineRule="auto"/>
-                    <w:jc w:val="left"/>
-                    <w:textAlignment w:val="auto"/>
-                    <w:rPr>
-                      <w:rFonts w:hint="default" w:cs="Cambria"/>
-                      <w:b w:val="0"/>
-                      <w:bCs/>
-                      <w:i w:val="0"/>
-                      <w:iCs w:val="0"/>
-                      <w:color w:val="AFABAB" w:themeColor="background2" w:themeShade="BF"/>
-                      <w:sz w:val="6"/>
-                      <w:szCs w:val="6"/>
-                      <w:lang w:val="en-GB"/>
-                    </w:rPr>
-                  </w:pPr>
-                </w:p>
-              </w:tc>
-            </w:tr>
-            <w:tr>
-              <w:tblPrEx>
-                <w:tblBorders>
-                  <w:top w:val="none" w:color="auto" w:sz="0" w:space="0"/>
-                  <w:left w:val="none" w:color="auto" w:sz="0" w:space="0"/>
-                  <w:bottom w:val="none" w:color="auto" w:sz="0" w:space="0"/>
-                  <w:right w:val="none" w:color="auto" w:sz="0" w:space="0"/>
-                  <w:insideH w:val="none" w:color="auto" w:sz="0" w:space="0"/>
-                  <w:insideV w:val="none" w:color="auto" w:sz="0" w:space="0"/>
-                </w:tblBorders>
-                <w:tblCellMar>
-                  <w:top w:w="0" w:type="dxa"/>
-                  <w:left w:w="108" w:type="dxa"/>
-                  <w:bottom w:w="0" w:type="dxa"/>
-                  <w:right w:w="108" w:type="dxa"/>
-                </w:tblCellMar>
-              </w:tblPrEx>
-              <w:trPr>
-                <w:trHeight w:val="397" w:hRule="atLeast"/>
-              </w:trPr>
-              <w:tc>
-                <w:tcPr>
-                  <w:tcW w:w="2594" w:type="dxa"/>
-                  <w:gridSpan w:val="5"/>
-                  <w:tcBorders>
-                    <w:top w:val="single" w:color="2F5496" w:sz="12" w:space="0"/>
-                    <w:tl2br w:val="nil"/>
-                    <w:tr2bl w:val="nil"/>
-                  </w:tcBorders>
-                  <w:vAlign w:val="top"/>
-                </w:tcPr>
-                <w:p>
-                  <w:pPr>
-                    <w:pStyle w:val="44"/>
-                    <w:spacing w:after="0" w:line="240" w:lineRule="auto"/>
-                    <w:jc w:val="both"/>
-                    <w:rPr>
-                      <w:rFonts w:hint="default" w:ascii="Cambria" w:hAnsi="Cambria" w:cs="Cambria"/>
-                      <w:b/>
-                      <w:bCs w:val="0"/>
-                      <w:sz w:val="24"/>
-                      <w:szCs w:val="24"/>
-                      <w:vertAlign w:val="baseline"/>
-                      <w:lang w:val="en-GB"/>
-                    </w:rPr>
-                  </w:pPr>
-                  <w:r>
-                    <w:rPr>
-                      <w:rFonts w:hint="default" w:cs="Cambria"/>
-                      <w:b/>
-                      <w:i w:val="0"/>
-                      <w:iCs w:val="0"/>
-                      <w:color w:val="AFABAB" w:themeColor="background2" w:themeShade="BF"/>
-                      <w:sz w:val="24"/>
-                      <w:szCs w:val="24"/>
-                      <w:lang w:val="en-GB"/>
-                    </w:rPr>
-                    <w:t>NAMA</w:t>
-                  </w:r>
-                </w:p>
-              </w:tc>
-              <w:tc>
-                <w:tcPr>
-                  <w:tcW w:w="2349" w:type="dxa"/>
-                  <w:gridSpan w:val="4"/>
-                  <w:tcBorders>
-                    <w:top w:val="single" w:color="2F5496" w:sz="12" w:space="0"/>
-                    <w:tl2br w:val="nil"/>
-                    <w:tr2bl w:val="nil"/>
-                  </w:tcBorders>
-                  <w:vAlign w:val="top"/>
-                </w:tcPr>
-                <w:p>
-                  <w:pPr>
-                    <w:pStyle w:val="44"/>
-                    <w:spacing w:after="0" w:line="240" w:lineRule="auto"/>
-                    <w:jc w:val="both"/>
-                    <w:rPr>
-                      <w:rFonts w:hint="default" w:cs="Cambria"/>
-                      <w:b/>
-                      <w:i w:val="0"/>
-                      <w:iCs w:val="0"/>
-                      <w:color w:val="AFABAB" w:themeColor="background2" w:themeShade="BF"/>
-                      <w:sz w:val="24"/>
-                      <w:szCs w:val="24"/>
-                      <w:lang w:val="en-GB"/>
-                    </w:rPr>
-                  </w:pPr>
-                  <w:r>
-                    <w:rPr>
-                      <w:rFonts w:hint="default" w:cs="Cambria"/>
-                      <w:b/>
-                      <w:i w:val="0"/>
-                      <w:iCs w:val="0"/>
-                      <w:color w:val="AFABAB" w:themeColor="background2" w:themeShade="BF"/>
-                      <w:sz w:val="24"/>
-                      <w:szCs w:val="24"/>
-                      <w:lang w:val="en-GB"/>
-                    </w:rPr>
-                    <w:t>DIMULAI</w:t>
-                  </w:r>
-                </w:p>
-              </w:tc>
-              <w:tc>
-                <w:tcPr>
-                  <w:tcW w:w="2349" w:type="dxa"/>
-                  <w:tcBorders>
-                    <w:top w:val="single" w:color="2F5496" w:sz="12" w:space="0"/>
-                    <w:tl2br w:val="nil"/>
-                    <w:tr2bl w:val="nil"/>
-                  </w:tcBorders>
-                  <w:vAlign w:val="top"/>
-                </w:tcPr>
-                <w:p>
-                  <w:pPr>
-                    <w:pStyle w:val="44"/>
-                    <w:spacing w:after="0" w:line="240" w:lineRule="auto"/>
-                    <w:jc w:val="left"/>
-                    <w:rPr>
-                      <w:rFonts w:hint="default" w:cs="Cambria"/>
-                      <w:b/>
-                      <w:i w:val="0"/>
-                      <w:iCs w:val="0"/>
-                      <w:color w:val="AFABAB" w:themeColor="background2" w:themeShade="BF"/>
-                      <w:sz w:val="24"/>
-                      <w:szCs w:val="24"/>
-                      <w:lang w:val="en-GB"/>
-                    </w:rPr>
-                  </w:pPr>
-                  <w:r>
-                    <w:rPr>
-                      <w:rFonts w:hint="default" w:cs="Cambria"/>
-                      <w:b/>
-                      <w:i w:val="0"/>
-                      <w:iCs w:val="0"/>
-                      <w:color w:val="AFABAB" w:themeColor="background2" w:themeShade="BF"/>
-                      <w:sz w:val="24"/>
-                      <w:szCs w:val="24"/>
-                      <w:lang w:val="en-GB"/>
-                    </w:rPr>
-                    <w:t>BERAKHIR</w:t>
-                  </w:r>
-                </w:p>
-              </w:tc>
-            </w:tr>
-            <w:tr>
-              <w:tblPrEx>
-                <w:tblBorders>
-                  <w:top w:val="none" w:color="auto" w:sz="0" w:space="0"/>
-                  <w:left w:val="none" w:color="auto" w:sz="0" w:space="0"/>
-                  <w:bottom w:val="none" w:color="auto" w:sz="0" w:space="0"/>
-                  <w:right w:val="none" w:color="auto" w:sz="0" w:space="0"/>
-                  <w:insideH w:val="none" w:color="auto" w:sz="0" w:space="0"/>
-                  <w:insideV w:val="none" w:color="auto" w:sz="0" w:space="0"/>
-                </w:tblBorders>
-                <w:tblCellMar>
-                  <w:top w:w="0" w:type="dxa"/>
-                  <w:left w:w="108" w:type="dxa"/>
-                  <w:bottom w:w="0" w:type="dxa"/>
-                  <w:right w:w="108" w:type="dxa"/>
-                </w:tblCellMar>
-              </w:tblPrEx>
-              <w:trPr>
-                <w:trHeight w:val="397" w:hRule="atLeast"/>
-              </w:trPr>
-              <w:tc>
-                <w:tcPr>
-                  <w:tcW w:w="2594" w:type="dxa"/>
-                  <w:gridSpan w:val="5"/>
-                  <w:tcBorders>
-                    <w:tl2br w:val="nil"/>
-                    <w:tr2bl w:val="nil"/>
-                  </w:tcBorders>
-                  <w:vAlign w:val="top"/>
-                </w:tcPr>
-                <w:p>
-                  <w:pPr>
-                    <w:pStyle w:val="44"/>
-                    <w:spacing w:after="0" w:line="240" w:lineRule="auto"/>
-                    <w:jc w:val="left"/>
-                    <w:rPr>
-                      <w:rFonts w:hint="default" w:ascii="Cambria" w:hAnsi="Cambria" w:cs="Cambria"/>
-                      <w:b w:val="0"/>
-                      <w:bCs/>
-                      <w:sz w:val="22"/>
-                      <w:szCs w:val="22"/>
-                      <w:vertAlign w:val="baseline"/>
-                      <w:lang w:val="en-GB"/>
-                    </w:rPr>
-                  </w:pPr>
-                  <w:r>
-                    <w:rPr>
-                      <w:rFonts w:hint="default" w:cs="Cambria"/>
-                      <w:b w:val="0"/>
-                      <w:bCs/>
-                      <w:sz w:val="22"/>
-                      <w:szCs w:val="22"/>
-                      <w:vertAlign w:val="baseline"/>
-                      <w:lang w:val="en-GB"/>
-                    </w:rPr>
-                    <w:t>{name}</w:t>
-                  </w:r>
-                </w:p>
-              </w:tc>
-              <w:tc>
-                <w:tcPr>
-                  <w:tcW w:w="2349" w:type="dxa"/>
-                  <w:gridSpan w:val="4"/>
-                  <w:tcBorders>
-                    <w:tl2br w:val="nil"/>
-                    <w:tr2bl w:val="nil"/>
-                  </w:tcBorders>
-                  <w:vAlign w:val="top"/>
-                </w:tcPr>
-                <w:p>
-                  <w:pPr>
-                    <w:pStyle w:val="44"/>
-                    <w:spacing w:after="0" w:line="240" w:lineRule="auto"/>
-                    <w:jc w:val="both"/>
-                    <w:rPr>
-                      <w:rFonts w:hint="default" w:cs="Cambria"/>
-                      <w:b w:val="0"/>
-                      <w:bCs/>
-                      <w:sz w:val="22"/>
-                      <w:szCs w:val="22"/>
-                      <w:vertAlign w:val="baseline"/>
-                      <w:lang w:val="en-GB"/>
-                    </w:rPr>
-                  </w:pPr>
-                  <w:r>
-                    <w:rPr>
-                      <w:rFonts w:hint="default" w:cs="Cambria"/>
-                      <w:b w:val="0"/>
-                      <w:bCs/>
-                      <w:sz w:val="22"/>
-                      <w:szCs w:val="22"/>
-                      <w:vertAlign w:val="baseline"/>
-                      <w:lang w:val="en-GB"/>
-                    </w:rPr>
-                    <w:t>{startDate}</w:t>
-                  </w:r>
-                </w:p>
-              </w:tc>
-              <w:tc>
-                <w:tcPr>
-                  <w:tcW w:w="2349" w:type="dxa"/>
-                  <w:tcBorders>
-                    <w:tl2br w:val="nil"/>
-                    <w:tr2bl w:val="nil"/>
-                  </w:tcBorders>
-                  <w:vAlign w:val="top"/>
-                </w:tcPr>
-                <w:p>
-                  <w:pPr>
-                    <w:pStyle w:val="44"/>
-                    <w:keepNext w:val="0"/>
-                    <w:keepLines w:val="0"/>
-                    <w:pageBreakBefore w:val="0"/>
-                    <w:widowControl/>
-                    <w:kinsoku/>
-                    <w:wordWrap/>
-                    <w:overflowPunct/>
-                    <w:topLinePunct w:val="0"/>
-                    <w:autoSpaceDE/>
-                    <w:autoSpaceDN/>
-                    <w:bidi w:val="0"/>
-                    <w:adjustRightInd/>
-                    <w:snapToGrid/>
-                    <w:spacing w:after="0" w:line="336" w:lineRule="auto"/>
-                    <w:jc w:val="both"/>
-                    <w:textAlignment w:val="auto"/>
-                    <w:rPr>
-                      <w:rFonts w:hint="default" w:cs="Cambria"/>
-                      <w:b w:val="0"/>
-                      <w:bCs/>
-                      <w:i w:val="0"/>
-                      <w:iCs w:val="0"/>
-                      <w:color w:val="AFABAB" w:themeColor="background2" w:themeShade="BF"/>
-                      <w:sz w:val="22"/>
-                      <w:szCs w:val="22"/>
-                      <w:lang w:val="en-GB"/>
-                    </w:rPr>
-                  </w:pPr>
-                  <w:r>
-                    <w:rPr>
-                      <w:rFonts w:hint="default" w:cs="Cambria"/>
-                      <w:b w:val="0"/>
-                      <w:bCs/>
-                      <w:sz w:val="22"/>
-                      <w:szCs w:val="22"/>
-                      <w:vertAlign w:val="baseline"/>
-                      <w:lang w:val="en-GB"/>
-                    </w:rPr>
-                    <w:t>{endDate}</w:t>
-                  </w:r>
-                </w:p>
-              </w:tc>
-            </w:tr>
-            <w:tr>
-              <w:tblPrEx>
-                <w:tblBorders>
-                  <w:top w:val="none" w:color="auto" w:sz="0" w:space="0"/>
-                  <w:left w:val="none" w:color="auto" w:sz="0" w:space="0"/>
-                  <w:bottom w:val="none" w:color="auto" w:sz="0" w:space="0"/>
-                  <w:right w:val="none" w:color="auto" w:sz="0" w:space="0"/>
-                  <w:insideH w:val="none" w:color="auto" w:sz="0" w:space="0"/>
-                  <w:insideV w:val="none" w:color="auto" w:sz="0" w:space="0"/>
-                </w:tblBorders>
-                <w:tblCellMar>
-                  <w:top w:w="0" w:type="dxa"/>
-                  <w:left w:w="108" w:type="dxa"/>
-                  <w:bottom w:w="0" w:type="dxa"/>
-                  <w:right w:w="108" w:type="dxa"/>
-                </w:tblCellMar>
-              </w:tblPrEx>
-              <w:trPr>
-                <w:trHeight w:val="397" w:hRule="atLeast"/>
-              </w:trPr>
-              <w:tc>
-                <w:tcPr>
-                  <w:tcW w:w="2594" w:type="dxa"/>
-                  <w:gridSpan w:val="5"/>
-                  <w:tcBorders>
-                    <w:tl2br w:val="nil"/>
-                    <w:tr2bl w:val="nil"/>
-                  </w:tcBorders>
-                  <w:vAlign w:val="top"/>
-                </w:tcPr>
-                <w:p>
-                  <w:pPr>
-                    <w:pStyle w:val="44"/>
-                    <w:spacing w:after="0" w:line="240" w:lineRule="auto"/>
-                    <w:rPr>
-                      <w:rFonts w:hint="default" w:ascii="Cambria" w:hAnsi="Cambria" w:cs="Cambria"/>
-                      <w:b/>
-                      <w:bCs w:val="0"/>
-                      <w:sz w:val="24"/>
-                      <w:szCs w:val="24"/>
-                      <w:vertAlign w:val="baseline"/>
-                    </w:rPr>
-                  </w:pPr>
-                </w:p>
-              </w:tc>
-              <w:tc>
-                <w:tcPr>
-                  <w:tcW w:w="2349" w:type="dxa"/>
-                  <w:gridSpan w:val="4"/>
-                  <w:tcBorders>
-                    <w:tl2br w:val="nil"/>
-                    <w:tr2bl w:val="nil"/>
-                  </w:tcBorders>
-                  <w:vAlign w:val="top"/>
-                </w:tcPr>
-                <w:p>
-                  <w:pPr>
-                    <w:pStyle w:val="44"/>
-                    <w:spacing w:after="0" w:line="240" w:lineRule="auto"/>
-                    <w:jc w:val="both"/>
-                    <w:rPr>
-                      <w:rFonts w:hint="default" w:ascii="Cambria" w:hAnsi="Cambria" w:cs="Cambria"/>
-                      <w:b/>
-                      <w:bCs w:val="0"/>
-                      <w:sz w:val="24"/>
-                      <w:szCs w:val="24"/>
-                      <w:vertAlign w:val="baseline"/>
-                      <w:lang w:val="en-GB"/>
-                    </w:rPr>
-                  </w:pPr>
-                </w:p>
-              </w:tc>
-              <w:tc>
-                <w:tcPr>
-                  <w:tcW w:w="2349" w:type="dxa"/>
-                  <w:tcBorders>
-                    <w:tl2br w:val="nil"/>
-                    <w:tr2bl w:val="nil"/>
-                  </w:tcBorders>
-                  <w:vAlign w:val="top"/>
-                </w:tcPr>
-                <w:p>
-                  <w:pPr>
-                    <w:pStyle w:val="44"/>
-                    <w:spacing w:after="0" w:line="240" w:lineRule="auto"/>
-                    <w:jc w:val="left"/>
-                    <w:rPr>
-                      <w:rFonts w:hint="default" w:cs="Cambria"/>
-                      <w:b/>
-                      <w:i w:val="0"/>
-                      <w:iCs w:val="0"/>
-                      <w:color w:val="AFABAB" w:themeColor="background2" w:themeShade="BF"/>
-                      <w:sz w:val="24"/>
-                      <w:szCs w:val="24"/>
-                      <w:lang w:val="en-GB"/>
-                    </w:rPr>
-                  </w:pPr>
-                </w:p>
-              </w:tc>
-            </w:tr>
-            <w:tr>
-              <w:tblPrEx>
-                <w:tblBorders>
-                  <w:top w:val="none" w:color="auto" w:sz="0" w:space="0"/>
-                  <w:left w:val="none" w:color="auto" w:sz="0" w:space="0"/>
-                  <w:bottom w:val="none" w:color="auto" w:sz="0" w:space="0"/>
-                  <w:right w:val="none" w:color="auto" w:sz="0" w:space="0"/>
-                  <w:insideH w:val="none" w:color="auto" w:sz="0" w:space="0"/>
-                  <w:insideV w:val="none" w:color="auto" w:sz="0" w:space="0"/>
-                </w:tblBorders>
-                <w:tblCellMar>
-                  <w:top w:w="0" w:type="dxa"/>
-                  <w:left w:w="108" w:type="dxa"/>
-                  <w:bottom w:w="0" w:type="dxa"/>
-                  <w:right w:w="108" w:type="dxa"/>
-                </w:tblCellMar>
-              </w:tblPrEx>
-              <w:trPr>
-                <w:trHeight w:val="397" w:hRule="atLeast"/>
-              </w:trPr>
-              <w:tc>
-                <w:tcPr>
-                  <w:tcW w:w="7292" w:type="dxa"/>
-                  <w:gridSpan w:val="10"/>
-                  <w:tcBorders>
-                    <w:tl2br w:val="nil"/>
-                    <w:tr2bl w:val="nil"/>
-                  </w:tcBorders>
-                  <w:vAlign w:val="top"/>
-                </w:tcPr>
-                <w:p>
-                  <w:pPr>
-                    <w:pStyle w:val="44"/>
-                    <w:spacing w:after="0" w:line="240" w:lineRule="auto"/>
-                    <w:jc w:val="left"/>
-                    <w:rPr>
-                      <w:rFonts w:hint="default" w:cs="Cambria"/>
-                      <w:b/>
-                      <w:i w:val="0"/>
-                      <w:iCs w:val="0"/>
-                      <w:color w:val="AFABAB" w:themeColor="background2" w:themeShade="BF"/>
-                      <w:sz w:val="24"/>
-                      <w:szCs w:val="24"/>
-                      <w:lang w:val="en-GB"/>
-                    </w:rPr>
-                  </w:pPr>
-                  <w:r>
-                    <w:rPr>
-                      <w:rFonts w:hint="default" w:cs="Cambria"/>
-                      <w:b/>
-                      <w:i w:val="0"/>
-                      <w:iCs w:val="0"/>
-                      <w:color w:val="AFABAB" w:themeColor="background2" w:themeShade="BF"/>
-                      <w:sz w:val="24"/>
-                      <w:szCs w:val="24"/>
-                      <w:lang w:val="en-GB"/>
-                    </w:rPr>
-                    <w:t>DESKRIPSI</w:t>
-                  </w:r>
-                </w:p>
-              </w:tc>
-            </w:tr>
-            <w:tr>
-              <w:tblPrEx>
-                <w:tblBorders>
-                  <w:top w:val="none" w:color="auto" w:sz="0" w:space="0"/>
-                  <w:left w:val="none" w:color="auto" w:sz="0" w:space="0"/>
-                  <w:bottom w:val="none" w:color="auto" w:sz="0" w:space="0"/>
-                  <w:right w:val="none" w:color="auto" w:sz="0" w:space="0"/>
-                  <w:insideH w:val="none" w:color="auto" w:sz="0" w:space="0"/>
-                  <w:insideV w:val="none" w:color="auto" w:sz="0" w:space="0"/>
-                </w:tblBorders>
-                <w:tblCellMar>
-                  <w:top w:w="0" w:type="dxa"/>
-                  <w:left w:w="108" w:type="dxa"/>
-                  <w:bottom w:w="0" w:type="dxa"/>
-                  <w:right w:w="108" w:type="dxa"/>
-                </w:tblCellMar>
-              </w:tblPrEx>
-              <w:trPr>
-                <w:trHeight w:val="397" w:hRule="atLeast"/>
-              </w:trPr>
-              <w:tc>
-                <w:tcPr>
                   <w:tcW w:w="7292" w:type="dxa"/>
                   <w:gridSpan w:val="10"/>
                   <w:tcBorders>
@@ -4550,8 +4555,6 @@
                     </w:rPr>
                     <w:t>{description}</w:t>
                   </w:r>
-                  <w:bookmarkStart w:id="0" w:name="_GoBack"/>
-                  <w:bookmarkEnd w:id="0"/>
                 </w:p>
               </w:tc>
             </w:tr>
@@ -5438,12 +5441,6 @@
                   <w:insideH w:val="single" w:color="4472C4" w:sz="4" w:space="0"/>
                   <w:insideV w:val="single" w:color="4472C4" w:sz="4" w:space="0"/>
                 </w:tblBorders>
-                <w:tblCellMar>
-                  <w:top w:w="0" w:type="dxa"/>
-                  <w:left w:w="108" w:type="dxa"/>
-                  <w:bottom w:w="0" w:type="dxa"/>
-                  <w:right w:w="108" w:type="dxa"/>
-                </w:tblCellMar>
               </w:tblPrEx>
               <w:trPr>
                 <w:trHeight w:val="30" w:hRule="atLeast"/>
@@ -5504,12 +5501,6 @@
                   <w:insideH w:val="single" w:color="4472C4" w:sz="4" w:space="0"/>
                   <w:insideV w:val="single" w:color="4472C4" w:sz="4" w:space="0"/>
                 </w:tblBorders>
-                <w:tblCellMar>
-                  <w:top w:w="0" w:type="dxa"/>
-                  <w:left w:w="108" w:type="dxa"/>
-                  <w:bottom w:w="0" w:type="dxa"/>
-                  <w:right w:w="108" w:type="dxa"/>
-                </w:tblCellMar>
               </w:tblPrEx>
               <w:trPr>
                 <w:trHeight w:val="30" w:hRule="atLeast"/>
@@ -5563,12 +5554,6 @@
                   <w:insideH w:val="single" w:color="4472C4" w:sz="4" w:space="0"/>
                   <w:insideV w:val="single" w:color="4472C4" w:sz="4" w:space="0"/>
                 </w:tblBorders>
-                <w:tblCellMar>
-                  <w:top w:w="0" w:type="dxa"/>
-                  <w:left w:w="108" w:type="dxa"/>
-                  <w:bottom w:w="0" w:type="dxa"/>
-                  <w:right w:w="108" w:type="dxa"/>
-                </w:tblCellMar>
               </w:tblPrEx>
               <w:trPr>
                 <w:trHeight w:val="30" w:hRule="atLeast"/>
@@ -5622,12 +5607,6 @@
                   <w:insideH w:val="single" w:color="4472C4" w:sz="4" w:space="0"/>
                   <w:insideV w:val="single" w:color="4472C4" w:sz="4" w:space="0"/>
                 </w:tblBorders>
-                <w:tblCellMar>
-                  <w:top w:w="0" w:type="dxa"/>
-                  <w:left w:w="108" w:type="dxa"/>
-                  <w:bottom w:w="0" w:type="dxa"/>
-                  <w:right w:w="108" w:type="dxa"/>
-                </w:tblCellMar>
               </w:tblPrEx>
               <w:trPr>
                 <w:trHeight w:val="30" w:hRule="atLeast"/>
@@ -5681,12 +5660,6 @@
                   <w:insideH w:val="single" w:color="4472C4" w:sz="4" w:space="0"/>
                   <w:insideV w:val="single" w:color="4472C4" w:sz="4" w:space="0"/>
                 </w:tblBorders>
-                <w:tblCellMar>
-                  <w:top w:w="0" w:type="dxa"/>
-                  <w:left w:w="108" w:type="dxa"/>
-                  <w:bottom w:w="0" w:type="dxa"/>
-                  <w:right w:w="108" w:type="dxa"/>
-                </w:tblCellMar>
               </w:tblPrEx>
               <w:trPr>
                 <w:trHeight w:val="30" w:hRule="atLeast"/>
@@ -5819,7 +5792,13 @@
                     <w:jc w:val="center"/>
                     <w:rPr>
                       <w:rFonts w:hint="default" w:ascii="Cambria" w:hAnsi="Cambria" w:cs="Cambria"/>
-                      <w:lang w:val="en-GB"/>
+                      <w:color w:val="FFFFFF" w:themeColor="background1"/>
+                      <w:lang w:val="en-GB"/>
+                      <w14:textFill>
+                        <w14:solidFill>
+                          <w14:schemeClr w14:val="bg1"/>
+                        </w14:solidFill>
+                      </w14:textFill>
                     </w:rPr>
                   </w:pPr>
                   <w:r>
@@ -5866,6 +5845,12 @@
                     <w:jc w:val="center"/>
                     <w:rPr>
                       <w:rFonts w:hint="default" w:ascii="Cambria" w:hAnsi="Cambria" w:cs="Cambria"/>
+                      <w:color w:val="FFFFFF" w:themeColor="background1"/>
+                      <w14:textFill>
+                        <w14:solidFill>
+                          <w14:schemeClr w14:val="bg1"/>
+                        </w14:solidFill>
+                      </w14:textFill>
                     </w:rPr>
                   </w:pPr>
                   <w:r>
@@ -6065,11 +6050,16 @@
                       <w:rFonts w:hint="default" w:ascii="Cambria" w:hAnsi="Cambria" w:cs="Cambria" w:eastAsiaTheme="minorHAnsi"/>
                       <w:b/>
                       <w:bCs/>
-                      <w:color w:val="D0CECE" w:themeColor="background2" w:themeShade="E6"/>
+                      <w:color w:val="FFFFFF" w:themeColor="background1"/>
                       <w:kern w:val="2"/>
                       <w:sz w:val="28"/>
                       <w:szCs w:val="28"/>
                       <w:lang w:val="id-ID" w:eastAsia="en-US" w:bidi="ar-SA"/>
+                      <w14:textFill>
+                        <w14:solidFill>
+                          <w14:schemeClr w14:val="bg1"/>
+                        </w14:solidFill>
+                      </w14:textFill>
                       <w14:ligatures w14:val="standardContextual"/>
                     </w:rPr>
                   </w:pPr>
@@ -6078,14 +6068,38 @@
                       <w:rFonts w:hint="default" w:ascii="Cambria" w:hAnsi="Cambria" w:cs="Cambria"/>
                       <w:b/>
                       <w:bCs/>
-                      <w:color w:val="D0CECE" w:themeColor="background2" w:themeShade="E6"/>
+                      <w:color w:val="FFFFFF" w:themeColor="background1"/>
                       <w:kern w:val="2"/>
-                      <w:sz w:val="28"/>
-                      <w:szCs w:val="28"/>
+                      <w:sz w:val="24"/>
+                      <w:szCs w:val="24"/>
                       <w:lang w:val="en-GB" w:eastAsia="en-US" w:bidi="ar-SA"/>
+                      <w14:textFill>
+                        <w14:solidFill>
+                          <w14:schemeClr w14:val="bg1"/>
+                        </w14:solidFill>
+                      </w14:textFill>
                       <w14:ligatures w14:val="standardContextual"/>
                     </w:rPr>
-                    <w:t>{firstName} {lastName}</w:t>
+                    <w:t>{</w:t>
+                  </w:r>
+                  <w:r>
+                    <w:rPr>
+                      <w:rFonts w:hint="default" w:ascii="Cambria" w:hAnsi="Cambria" w:cs="Cambria"/>
+                      <w:b w:val="0"/>
+                      <w:bCs w:val="0"/>
+                      <w:color w:val="FFFFFF" w:themeColor="background1"/>
+                      <w:kern w:val="2"/>
+                      <w:sz w:val="24"/>
+                      <w:szCs w:val="24"/>
+                      <w:lang w:val="en-GB" w:eastAsia="en-US" w:bidi="ar-SA"/>
+                      <w14:textFill>
+                        <w14:solidFill>
+                          <w14:schemeClr w14:val="bg1"/>
+                        </w14:solidFill>
+                      </w14:textFill>
+                      <w14:ligatures w14:val="standardContextual"/>
+                    </w:rPr>
+                    <w:t>firstName} {lastName}</w:t>
                   </w:r>
                 </w:p>
               </w:tc>
@@ -6196,25 +6210,7 @@
                         </w14:solidFill>
                       </w14:textFill>
                     </w:rPr>
-                    <w:t xml:space="preserve">TEMPAT LAHIR </w:t>
-                  </w:r>
-                  <w:r>
-                    <w:rPr>
-                      <w:rFonts w:hint="default" w:ascii="Cambria" w:hAnsi="Cambria" w:cs="Cambria"/>
-                      <w:b/>
-                      <w:bCs/>
-                      <w:i w:val="0"/>
-                      <w:iCs w:val="0"/>
-                      <w:color w:val="FFFFFF" w:themeColor="background1"/>
-                      <w:sz w:val="24"/>
-                      <w:szCs w:val="24"/>
-                      <w14:textFill>
-                        <w14:solidFill>
-                          <w14:schemeClr w14:val="bg1"/>
-                        </w14:solidFill>
-                      </w14:textFill>
-                    </w:rPr>
-                    <w:t>:</w:t>
+                    <w:t>KONTAK :</w:t>
                   </w:r>
                 </w:p>
               </w:tc>
@@ -6248,25 +6244,37 @@
                     <w:ind w:right="90" w:rightChars="0"/>
                     <w:rPr>
                       <w:rFonts w:hint="default" w:ascii="Cambria" w:hAnsi="Cambria" w:cs="Cambria" w:eastAsiaTheme="minorHAnsi"/>
-                      <w:color w:val="D0CECE" w:themeColor="background2" w:themeShade="E6"/>
+                      <w:b/>
+                      <w:bCs/>
+                      <w:color w:val="FFFFFF" w:themeColor="background1"/>
                       <w:kern w:val="2"/>
                       <w:sz w:val="24"/>
                       <w:szCs w:val="24"/>
                       <w:lang w:val="en-GB" w:eastAsia="en-US" w:bidi="ar-SA"/>
+                      <w14:textFill>
+                        <w14:solidFill>
+                          <w14:schemeClr w14:val="bg1"/>
+                        </w14:solidFill>
+                      </w14:textFill>
                       <w14:ligatures w14:val="standardContextual"/>
                     </w:rPr>
                   </w:pPr>
                   <w:r>
                     <w:rPr>
                       <w:rFonts w:hint="default" w:ascii="Cambria" w:hAnsi="Cambria" w:cs="Cambria"/>
-                      <w:color w:val="D0CECE" w:themeColor="background2" w:themeShade="E6"/>
-                      <w:kern w:val="2"/>
+                      <w:i w:val="0"/>
+                      <w:iCs w:val="0"/>
+                      <w:color w:val="FFFFFF" w:themeColor="background1"/>
                       <w:sz w:val="24"/>
                       <w:szCs w:val="24"/>
-                      <w:lang w:val="en-GB" w:eastAsia="en-US" w:bidi="ar-SA"/>
-                      <w14:ligatures w14:val="standardContextual"/>
-                    </w:rPr>
-                    <w:t>{birthplace}</w:t>
+                      <w:lang w:val="en-GB"/>
+                      <w14:textFill>
+                        <w14:solidFill>
+                          <w14:schemeClr w14:val="bg1"/>
+                        </w14:solidFill>
+                      </w14:textFill>
+                    </w:rPr>
+                    <w:t>{email}</w:t>
                   </w:r>
                 </w:p>
               </w:tc>
@@ -6297,7 +6305,7 @@
                 <w:p>
                   <w:pPr>
                     <w:spacing w:after="0" w:line="240" w:lineRule="auto"/>
-                    <w:ind w:left="60" w:leftChars="0" w:right="90" w:rightChars="0"/>
+                    <w:ind w:right="90" w:rightChars="0"/>
                     <w:rPr>
                       <w:rFonts w:hint="default" w:ascii="Cambria" w:hAnsi="Cambria" w:cs="Cambria" w:eastAsiaTheme="minorHAnsi"/>
                       <w:b/>
@@ -6315,6 +6323,23 @@
                       <w14:ligatures w14:val="standardContextual"/>
                     </w:rPr>
                   </w:pPr>
+                  <w:r>
+                    <w:rPr>
+                      <w:rFonts w:hint="default" w:ascii="Cambria" w:hAnsi="Cambria" w:cs="Cambria"/>
+                      <w:i w:val="0"/>
+                      <w:iCs w:val="0"/>
+                      <w:color w:val="FFFFFF" w:themeColor="background1"/>
+                      <w:sz w:val="24"/>
+                      <w:szCs w:val="24"/>
+                      <w:lang w:val="en-GB"/>
+                      <w14:textFill>
+                        <w14:solidFill>
+                          <w14:schemeClr w14:val="bg1"/>
+                        </w14:solidFill>
+                      </w14:textFill>
+                    </w:rPr>
+                    <w:t>{phone}</w:t>
+                  </w:r>
                 </w:p>
               </w:tc>
             </w:tr>
@@ -6347,8 +6372,6 @@
                     <w:ind w:right="90" w:rightChars="0"/>
                     <w:rPr>
                       <w:rFonts w:hint="default" w:ascii="Cambria" w:hAnsi="Cambria" w:cs="Cambria" w:eastAsiaTheme="minorHAnsi"/>
-                      <w:b/>
-                      <w:bCs/>
                       <w:color w:val="FFFFFF" w:themeColor="background1"/>
                       <w:kern w:val="2"/>
                       <w:sz w:val="24"/>
@@ -6365,39 +6388,19 @@
                   <w:r>
                     <w:rPr>
                       <w:rFonts w:hint="default" w:ascii="Cambria" w:hAnsi="Cambria" w:cs="Cambria"/>
-                      <w:b/>
-                      <w:bCs/>
-                      <w:i w:val="0"/>
-                      <w:iCs w:val="0"/>
                       <w:color w:val="FFFFFF" w:themeColor="background1"/>
-                      <w:sz w:val="24"/>
-                      <w:szCs w:val="24"/>
-                      <w:lang w:val="en-GB"/>
+                      <w:kern w:val="2"/>
+                      <w:sz w:val="13"/>
+                      <w:szCs w:val="13"/>
+                      <w:lang w:val="en-GB" w:eastAsia="en-US" w:bidi="ar-SA"/>
                       <w14:textFill>
                         <w14:solidFill>
                           <w14:schemeClr w14:val="bg1"/>
                         </w14:solidFill>
                       </w14:textFill>
-                    </w:rPr>
-                    <w:t xml:space="preserve">TANGGAL LAHIR </w:t>
-                  </w:r>
-                  <w:r>
-                    <w:rPr>
-                      <w:rFonts w:hint="default" w:ascii="Cambria" w:hAnsi="Cambria" w:cs="Cambria"/>
-                      <w:b/>
-                      <w:bCs/>
-                      <w:i w:val="0"/>
-                      <w:iCs w:val="0"/>
-                      <w:color w:val="FFFFFF" w:themeColor="background1"/>
-                      <w:sz w:val="24"/>
-                      <w:szCs w:val="24"/>
-                      <w14:textFill>
-                        <w14:solidFill>
-                          <w14:schemeClr w14:val="bg1"/>
-                        </w14:solidFill>
-                      </w14:textFill>
-                    </w:rPr>
-                    <w:t>:</w:t>
+                      <w14:ligatures w14:val="standardContextual"/>
+                    </w:rPr>
+                    <w:t>{#socmed}</w:t>
                   </w:r>
                 </w:p>
               </w:tc>
@@ -6431,25 +6434,39 @@
                     <w:ind w:right="90" w:rightChars="0"/>
                     <w:rPr>
                       <w:rFonts w:hint="default" w:ascii="Cambria" w:hAnsi="Cambria" w:cs="Cambria" w:eastAsiaTheme="minorHAnsi"/>
-                      <w:color w:val="D0CECE" w:themeColor="background2" w:themeShade="E6"/>
+                      <w:b/>
+                      <w:bCs/>
+                      <w:color w:val="FFFFFF" w:themeColor="background1"/>
                       <w:kern w:val="2"/>
                       <w:sz w:val="24"/>
                       <w:szCs w:val="24"/>
                       <w:lang w:val="en-GB" w:eastAsia="en-US" w:bidi="ar-SA"/>
+                      <w14:textFill>
+                        <w14:solidFill>
+                          <w14:schemeClr w14:val="bg1"/>
+                        </w14:solidFill>
+                      </w14:textFill>
                       <w14:ligatures w14:val="standardContextual"/>
                     </w:rPr>
                   </w:pPr>
                   <w:r>
                     <w:rPr>
                       <w:rFonts w:hint="default" w:ascii="Cambria" w:hAnsi="Cambria" w:cs="Cambria"/>
-                      <w:i w:val="0"/>
-                      <w:iCs w:val="0"/>
-                      <w:color w:val="D0CECE" w:themeColor="background2" w:themeShade="E6"/>
+                      <w:b/>
+                      <w:bCs/>
+                      <w:i w:val="0"/>
+                      <w:iCs w:val="0"/>
+                      <w:color w:val="FFFFFF" w:themeColor="background1"/>
                       <w:sz w:val="24"/>
                       <w:szCs w:val="24"/>
                       <w:lang w:val="en-GB"/>
-                    </w:rPr>
-                    <w:t>{birthdate}</w:t>
+                      <w14:textFill>
+                        <w14:solidFill>
+                          <w14:schemeClr w14:val="bg1"/>
+                        </w14:solidFill>
+                      </w14:textFill>
+                    </w:rPr>
+                    <w:t>{name} :</w:t>
                   </w:r>
                 </w:p>
               </w:tc>
@@ -6480,7 +6497,7 @@
                 <w:p>
                   <w:pPr>
                     <w:spacing w:after="0" w:line="240" w:lineRule="auto"/>
-                    <w:ind w:left="60" w:leftChars="0" w:right="90" w:rightChars="0"/>
+                    <w:ind w:right="90" w:rightChars="0"/>
                     <w:rPr>
                       <w:rFonts w:hint="default" w:ascii="Cambria" w:hAnsi="Cambria" w:cs="Cambria" w:eastAsiaTheme="minorHAnsi"/>
                       <w:b/>
@@ -6498,6 +6515,23 @@
                       <w14:ligatures w14:val="standardContextual"/>
                     </w:rPr>
                   </w:pPr>
+                  <w:r>
+                    <w:rPr>
+                      <w:rFonts w:hint="default" w:ascii="Cambria" w:hAnsi="Cambria" w:cs="Cambria"/>
+                      <w:i w:val="0"/>
+                      <w:iCs w:val="0"/>
+                      <w:color w:val="FFFFFF" w:themeColor="background1"/>
+                      <w:sz w:val="24"/>
+                      <w:szCs w:val="24"/>
+                      <w:lang w:val="en-GB"/>
+                      <w14:textFill>
+                        <w14:solidFill>
+                          <w14:schemeClr w14:val="bg1"/>
+                        </w14:solidFill>
+                      </w14:textFill>
+                    </w:rPr>
+                    <w:t>{link}</w:t>
+                  </w:r>
                 </w:p>
               </w:tc>
             </w:tr>
@@ -6532,31 +6566,35 @@
                       <w:rFonts w:hint="default" w:ascii="Cambria" w:hAnsi="Cambria" w:cs="Cambria" w:eastAsiaTheme="minorHAnsi"/>
                       <w:b/>
                       <w:bCs/>
+                      <w:color w:val="FFFFFF" w:themeColor="background1"/>
                       <w:kern w:val="2"/>
                       <w:sz w:val="24"/>
                       <w:szCs w:val="24"/>
                       <w:lang w:val="en-GB" w:eastAsia="en-US" w:bidi="ar-SA"/>
-                      <w14:ligatures w14:val="standardContextual"/>
-                    </w:rPr>
-                  </w:pPr>
-                  <w:r>
-                    <w:rPr>
-                      <w:rFonts w:hint="default" w:ascii="Cambria" w:hAnsi="Cambria" w:cs="Cambria"/>
-                      <w:b/>
-                      <w:bCs/>
-                      <w:i w:val="0"/>
-                      <w:iCs w:val="0"/>
-                      <w:color w:val="FFFFFF" w:themeColor="background1"/>
-                      <w:sz w:val="24"/>
-                      <w:szCs w:val="24"/>
-                      <w:lang w:val="en-GB"/>
                       <w14:textFill>
                         <w14:solidFill>
                           <w14:schemeClr w14:val="bg1"/>
                         </w14:solidFill>
                       </w14:textFill>
-                    </w:rPr>
-                    <w:t>KONTAK :</w:t>
+                      <w14:ligatures w14:val="standardContextual"/>
+                    </w:rPr>
+                  </w:pPr>
+                  <w:r>
+                    <w:rPr>
+                      <w:rFonts w:hint="default" w:ascii="Cambria" w:hAnsi="Cambria" w:cs="Cambria"/>
+                      <w:color w:val="FFFFFF" w:themeColor="background1"/>
+                      <w:kern w:val="2"/>
+                      <w:sz w:val="13"/>
+                      <w:szCs w:val="13"/>
+                      <w:lang w:val="en-GB" w:eastAsia="en-US" w:bidi="ar-SA"/>
+                      <w14:textFill>
+                        <w14:solidFill>
+                          <w14:schemeClr w14:val="bg1"/>
+                        </w14:solidFill>
+                      </w14:textFill>
+                      <w14:ligatures w14:val="standardContextual"/>
+                    </w:rPr>
+                    <w:t>{/socmed}</w:t>
                   </w:r>
                 </w:p>
               </w:tc>
@@ -6599,23 +6637,6 @@
                       <w14:ligatures w14:val="standardContextual"/>
                     </w:rPr>
                   </w:pPr>
-                  <w:r>
-                    <w:rPr>
-                      <w:rFonts w:hint="default" w:ascii="Cambria" w:hAnsi="Cambria" w:cs="Cambria"/>
-                      <w:i w:val="0"/>
-                      <w:iCs w:val="0"/>
-                      <w:color w:val="FFFFFF" w:themeColor="background1"/>
-                      <w:sz w:val="24"/>
-                      <w:szCs w:val="24"/>
-                      <w:lang w:val="en-GB"/>
-                      <w14:textFill>
-                        <w14:solidFill>
-                          <w14:schemeClr w14:val="bg1"/>
-                        </w14:solidFill>
-                      </w14:textFill>
-                    </w:rPr>
-                    <w:t>{phone}</w:t>
-                  </w:r>
                 </w:p>
               </w:tc>
             </w:tr>
@@ -6650,30 +6671,19 @@
                       <w:rFonts w:hint="default" w:ascii="Cambria" w:hAnsi="Cambria" w:cs="Cambria" w:eastAsiaTheme="minorHAnsi"/>
                       <w:b/>
                       <w:bCs/>
+                      <w:color w:val="FFFFFF" w:themeColor="background1"/>
                       <w:kern w:val="2"/>
                       <w:sz w:val="24"/>
                       <w:szCs w:val="24"/>
                       <w:lang w:val="en-GB" w:eastAsia="en-US" w:bidi="ar-SA"/>
-                      <w14:ligatures w14:val="standardContextual"/>
-                    </w:rPr>
-                  </w:pPr>
-                  <w:r>
-                    <w:rPr>
-                      <w:rFonts w:hint="default" w:ascii="Cambria" w:hAnsi="Cambria" w:cs="Cambria"/>
-                      <w:i w:val="0"/>
-                      <w:iCs w:val="0"/>
-                      <w:color w:val="FFFFFF" w:themeColor="background1"/>
-                      <w:sz w:val="24"/>
-                      <w:szCs w:val="24"/>
-                      <w:lang w:val="en-GB"/>
                       <w14:textFill>
                         <w14:solidFill>
                           <w14:schemeClr w14:val="bg1"/>
                         </w14:solidFill>
                       </w14:textFill>
-                    </w:rPr>
-                    <w:t>{email}</w:t>
-                  </w:r>
+                      <w14:ligatures w14:val="standardContextual"/>
+                    </w:rPr>
+                  </w:pPr>
                 </w:p>
               </w:tc>
             </w:tr>
@@ -6706,8 +6716,6 @@
                     <w:ind w:right="90" w:rightChars="0"/>
                     <w:rPr>
                       <w:rFonts w:hint="default" w:ascii="Cambria" w:hAnsi="Cambria" w:cs="Cambria" w:eastAsiaTheme="minorHAnsi"/>
-                      <w:b/>
-                      <w:bCs/>
                       <w:color w:val="FFFFFF" w:themeColor="background1"/>
                       <w:kern w:val="2"/>
                       <w:sz w:val="24"/>
@@ -6755,16 +6763,10 @@
                       <w:rFonts w:hint="default" w:ascii="Cambria" w:hAnsi="Cambria" w:cs="Cambria" w:eastAsiaTheme="minorHAnsi"/>
                       <w:b/>
                       <w:bCs/>
-                      <w:color w:val="FFFFFF" w:themeColor="background1"/>
                       <w:kern w:val="2"/>
                       <w:sz w:val="24"/>
                       <w:szCs w:val="24"/>
                       <w:lang w:val="en-GB" w:eastAsia="en-US" w:bidi="ar-SA"/>
-                      <w14:textFill>
-                        <w14:solidFill>
-                          <w14:schemeClr w14:val="bg1"/>
-                        </w14:solidFill>
-                      </w14:textFill>
                       <w14:ligatures w14:val="standardContextual"/>
                     </w:rPr>
                   </w:pPr>
@@ -6800,36 +6802,15 @@
                     <w:ind w:right="90" w:rightChars="0"/>
                     <w:rPr>
                       <w:rFonts w:hint="default" w:ascii="Cambria" w:hAnsi="Cambria" w:cs="Cambria" w:eastAsiaTheme="minorHAnsi"/>
-                      <w:color w:val="FFFFFF" w:themeColor="background1"/>
+                      <w:b/>
+                      <w:bCs/>
                       <w:kern w:val="2"/>
                       <w:sz w:val="24"/>
                       <w:szCs w:val="24"/>
                       <w:lang w:val="en-GB" w:eastAsia="en-US" w:bidi="ar-SA"/>
-                      <w14:textFill>
-                        <w14:solidFill>
-                          <w14:schemeClr w14:val="bg1"/>
-                        </w14:solidFill>
-                      </w14:textFill>
                       <w14:ligatures w14:val="standardContextual"/>
                     </w:rPr>
                   </w:pPr>
-                  <w:r>
-                    <w:rPr>
-                      <w:rFonts w:hint="default" w:ascii="Cambria" w:hAnsi="Cambria" w:cs="Cambria"/>
-                      <w:color w:val="FFFFFF" w:themeColor="background1"/>
-                      <w:kern w:val="2"/>
-                      <w:sz w:val="24"/>
-                      <w:szCs w:val="24"/>
-                      <w:lang w:val="en-GB" w:eastAsia="en-US" w:bidi="ar-SA"/>
-                      <w14:textFill>
-                        <w14:solidFill>
-                          <w14:schemeClr w14:val="bg1"/>
-                        </w14:solidFill>
-                      </w14:textFill>
-                      <w14:ligatures w14:val="standardContextual"/>
-                    </w:rPr>
-                    <w:t>{#socmed}</w:t>
-                  </w:r>
                 </w:p>
               </w:tc>
             </w:tr>
@@ -6864,32 +6845,19 @@
                       <w:rFonts w:hint="default" w:ascii="Cambria" w:hAnsi="Cambria" w:cs="Cambria" w:eastAsiaTheme="minorHAnsi"/>
                       <w:b/>
                       <w:bCs/>
+                      <w:color w:val="FFFFFF" w:themeColor="background1"/>
                       <w:kern w:val="2"/>
                       <w:sz w:val="24"/>
                       <w:szCs w:val="24"/>
                       <w:lang w:val="en-GB" w:eastAsia="en-US" w:bidi="ar-SA"/>
-                      <w14:ligatures w14:val="standardContextual"/>
-                    </w:rPr>
-                  </w:pPr>
-                  <w:r>
-                    <w:rPr>
-                      <w:rFonts w:hint="default" w:ascii="Cambria" w:hAnsi="Cambria" w:cs="Cambria"/>
-                      <w:b/>
-                      <w:bCs/>
-                      <w:i w:val="0"/>
-                      <w:iCs w:val="0"/>
-                      <w:color w:val="FFFFFF" w:themeColor="background1"/>
-                      <w:sz w:val="24"/>
-                      <w:szCs w:val="24"/>
-                      <w:lang w:val="en-GB"/>
                       <w14:textFill>
                         <w14:solidFill>
                           <w14:schemeClr w14:val="bg1"/>
                         </w14:solidFill>
                       </w14:textFill>
-                    </w:rPr>
-                    <w:t>{name} :</w:t>
-                  </w:r>
+                      <w14:ligatures w14:val="standardContextual"/>
+                    </w:rPr>
+                  </w:pPr>
                 </w:p>
               </w:tc>
             </w:tr>
@@ -6910,64 +6878,9 @@
                   <w:right w:w="108" w:type="dxa"/>
                 </w:tblCellMar>
               </w:tblPrEx>
-              <w:tc>
-                <w:tcPr>
-                  <w:tcW w:w="3943" w:type="dxa"/>
-                  <w:shd w:val="clear" w:color="auto" w:fill="auto"/>
-                  <w:vAlign w:val="top"/>
-                </w:tcPr>
-                <w:p>
-                  <w:pPr>
-                    <w:spacing w:after="0" w:line="240" w:lineRule="auto"/>
-                    <w:ind w:right="90" w:rightChars="0"/>
-                    <w:rPr>
-                      <w:rFonts w:hint="default" w:ascii="Cambria" w:hAnsi="Cambria" w:cs="Cambria" w:eastAsiaTheme="minorHAnsi"/>
-                      <w:b/>
-                      <w:bCs/>
-                      <w:kern w:val="2"/>
-                      <w:sz w:val="24"/>
-                      <w:szCs w:val="24"/>
-                      <w:lang w:val="en-GB" w:eastAsia="en-US" w:bidi="ar-SA"/>
-                      <w14:ligatures w14:val="standardContextual"/>
-                    </w:rPr>
-                  </w:pPr>
-                  <w:r>
-                    <w:rPr>
-                      <w:rFonts w:hint="default" w:ascii="Cambria" w:hAnsi="Cambria" w:cs="Cambria"/>
-                      <w:i w:val="0"/>
-                      <w:iCs w:val="0"/>
-                      <w:color w:val="FFFFFF" w:themeColor="background1"/>
-                      <w:sz w:val="24"/>
-                      <w:szCs w:val="24"/>
-                      <w:lang w:val="en-GB"/>
-                      <w14:textFill>
-                        <w14:solidFill>
-                          <w14:schemeClr w14:val="bg1"/>
-                        </w14:solidFill>
-                      </w14:textFill>
-                    </w:rPr>
-                    <w:t>{link}</w:t>
-                  </w:r>
-                </w:p>
-              </w:tc>
-            </w:tr>
-            <w:tr>
-              <w:tblPrEx>
-                <w:tblBorders>
-                  <w:top w:val="none" w:color="auto" w:sz="0" w:space="0"/>
-                  <w:left w:val="none" w:color="auto" w:sz="0" w:space="0"/>
-                  <w:bottom w:val="none" w:color="auto" w:sz="0" w:space="0"/>
-                  <w:right w:val="none" w:color="auto" w:sz="0" w:space="0"/>
-                  <w:insideH w:val="none" w:color="auto" w:sz="0" w:space="0"/>
-                  <w:insideV w:val="none" w:color="auto" w:sz="0" w:space="0"/>
-                </w:tblBorders>
-                <w:tblCellMar>
-                  <w:top w:w="0" w:type="dxa"/>
-                  <w:left w:w="108" w:type="dxa"/>
-                  <w:bottom w:w="0" w:type="dxa"/>
-                  <w:right w:w="108" w:type="dxa"/>
-                </w:tblCellMar>
-              </w:tblPrEx>
+              <w:trPr>
+                <w:trHeight w:val="124" w:hRule="atLeast"/>
+              </w:trPr>
               <w:tc>
                 <w:tcPr>
                   <w:tcW w:w="3943" w:type="dxa"/>
@@ -6995,23 +6908,6 @@
                       <w14:ligatures w14:val="standardContextual"/>
                     </w:rPr>
                   </w:pPr>
-                  <w:r>
-                    <w:rPr>
-                      <w:rFonts w:hint="default" w:ascii="Cambria" w:hAnsi="Cambria" w:cs="Cambria"/>
-                      <w:color w:val="FFFFFF" w:themeColor="background1"/>
-                      <w:kern w:val="2"/>
-                      <w:sz w:val="24"/>
-                      <w:szCs w:val="24"/>
-                      <w:lang w:val="en-GB" w:eastAsia="en-US" w:bidi="ar-SA"/>
-                      <w14:textFill>
-                        <w14:solidFill>
-                          <w14:schemeClr w14:val="bg1"/>
-                        </w14:solidFill>
-                      </w14:textFill>
-                      <w14:ligatures w14:val="standardContextual"/>
-                    </w:rPr>
-                    <w:t>{/socmed}</w:t>
-                  </w:r>
                 </w:p>
               </w:tc>
             </w:tr>
@@ -7121,12 +7017,6 @@
           <w:insideH w:val="none" w:color="auto" w:sz="0" w:space="0"/>
           <w:insideV w:val="none" w:color="auto" w:sz="0" w:space="0"/>
         </w:tblBorders>
-        <w:tblCellMar>
-          <w:top w:w="0" w:type="dxa"/>
-          <w:left w:w="108" w:type="dxa"/>
-          <w:bottom w:w="0" w:type="dxa"/>
-          <w:right w:w="108" w:type="dxa"/>
-        </w:tblCellMar>
       </w:tblPrEx>
       <w:trPr>
         <w:trHeight w:val="800" w:hRule="atLeast"/>

--- a/public/template.docx
+++ b/public/template.docx
@@ -517,12 +517,13 @@
                     <w:tl2br w:val="nil"/>
                     <w:tr2bl w:val="nil"/>
                   </w:tcBorders>
-                  <w:vAlign w:val="top"/>
+                  <w:vAlign w:val="center"/>
                 </w:tcPr>
                 <w:p>
                   <w:pPr>
                     <w:pStyle w:val="44"/>
                     <w:spacing w:after="0" w:line="240" w:lineRule="auto"/>
+                    <w:jc w:val="left"/>
                     <w:rPr>
                       <w:rFonts w:hint="default" w:ascii="Cambria" w:hAnsi="Cambria" w:cs="Cambria"/>
                       <w:b/>
@@ -556,13 +557,13 @@
                     <w:tl2br w:val="nil"/>
                     <w:tr2bl w:val="nil"/>
                   </w:tcBorders>
-                  <w:vAlign w:val="top"/>
+                  <w:vAlign w:val="center"/>
                 </w:tcPr>
                 <w:p>
                   <w:pPr>
                     <w:pStyle w:val="44"/>
                     <w:spacing w:after="0" w:line="240" w:lineRule="auto"/>
-                    <w:jc w:val="center"/>
+                    <w:jc w:val="left"/>
                     <w:rPr>
                       <w:rFonts w:hint="default" w:ascii="Cambria" w:hAnsi="Cambria" w:cs="Cambria"/>
                       <w:b/>
@@ -1036,7 +1037,6 @@
                       </w14:textFill>
                     </w:rPr>
                   </w:pPr>
-                  <w:bookmarkStart w:id="0" w:name="_GoBack" w:colFirst="0" w:colLast="3"/>
                   <w:r>
                     <w:rPr>
                       <w:rFonts w:hint="default" w:ascii="Cambria" w:hAnsi="Cambria"/>
@@ -1738,7 +1738,6 @@
                 </w:p>
               </w:tc>
             </w:tr>
-            <w:bookmarkEnd w:id="0"/>
             <w:tr>
               <w:tblPrEx>
                 <w:tblBorders>
@@ -2256,13 +2255,13 @@
                     <w:tl2br w:val="nil"/>
                     <w:tr2bl w:val="nil"/>
                   </w:tcBorders>
-                  <w:vAlign w:val="top"/>
+                  <w:vAlign w:val="center"/>
                 </w:tcPr>
                 <w:p>
                   <w:pPr>
                     <w:pStyle w:val="44"/>
                     <w:spacing w:after="0" w:line="240" w:lineRule="auto"/>
-                    <w:jc w:val="both"/>
+                    <w:jc w:val="left"/>
                     <w:rPr>
                       <w:rFonts w:hint="default" w:ascii="Cambria" w:hAnsi="Cambria" w:cs="Cambria"/>
                       <w:b/>
@@ -2297,7 +2296,7 @@
                     <w:tl2br w:val="nil"/>
                     <w:tr2bl w:val="nil"/>
                   </w:tcBorders>
-                  <w:vAlign w:val="top"/>
+                  <w:vAlign w:val="center"/>
                 </w:tcPr>
                 <w:p>
                   <w:pPr>
@@ -3122,13 +3121,13 @@
                     <w:tl2br w:val="nil"/>
                     <w:tr2bl w:val="nil"/>
                   </w:tcBorders>
-                  <w:vAlign w:val="top"/>
+                  <w:vAlign w:val="center"/>
                 </w:tcPr>
                 <w:p>
                   <w:pPr>
                     <w:pStyle w:val="44"/>
                     <w:spacing w:after="0" w:line="240" w:lineRule="auto"/>
-                    <w:jc w:val="both"/>
+                    <w:jc w:val="left"/>
                     <w:rPr>
                       <w:rFonts w:hint="default" w:ascii="Cambria" w:hAnsi="Cambria" w:cs="Cambria"/>
                       <w:b/>
@@ -3163,13 +3162,13 @@
                     <w:tl2br w:val="nil"/>
                     <w:tr2bl w:val="nil"/>
                   </w:tcBorders>
-                  <w:vAlign w:val="top"/>
+                  <w:vAlign w:val="center"/>
                 </w:tcPr>
                 <w:p>
                   <w:pPr>
                     <w:pStyle w:val="44"/>
                     <w:spacing w:after="0" w:line="240" w:lineRule="auto"/>
-                    <w:jc w:val="both"/>
+                    <w:jc w:val="left"/>
                     <w:rPr>
                       <w:rFonts w:hint="default" w:cs="Cambria"/>
                       <w:b/>
@@ -3204,7 +3203,7 @@
                     <w:tl2br w:val="nil"/>
                     <w:tr2bl w:val="nil"/>
                   </w:tcBorders>
-                  <w:vAlign w:val="top"/>
+                  <w:vAlign w:val="center"/>
                 </w:tcPr>
                 <w:p>
                   <w:pPr>
@@ -4052,13 +4051,13 @@
                     <w:tl2br w:val="nil"/>
                     <w:tr2bl w:val="nil"/>
                   </w:tcBorders>
-                  <w:vAlign w:val="top"/>
+                  <w:vAlign w:val="center"/>
                 </w:tcPr>
                 <w:p>
                   <w:pPr>
                     <w:pStyle w:val="44"/>
                     <w:spacing w:after="0" w:line="240" w:lineRule="auto"/>
-                    <w:jc w:val="both"/>
+                    <w:jc w:val="left"/>
                     <w:rPr>
                       <w:rFonts w:hint="default" w:ascii="Cambria" w:hAnsi="Cambria" w:cs="Cambria"/>
                       <w:b/>
@@ -4069,6 +4068,7 @@
                       <w:lang w:val="en-GB"/>
                     </w:rPr>
                   </w:pPr>
+                  <w:bookmarkStart w:id="0" w:name="_GoBack" w:colFirst="0" w:colLast="3"/>
                   <w:r>
                     <w:rPr>
                       <w:rFonts w:hint="default" w:cs="Cambria"/>
@@ -4093,13 +4093,13 @@
                     <w:tl2br w:val="nil"/>
                     <w:tr2bl w:val="nil"/>
                   </w:tcBorders>
-                  <w:vAlign w:val="top"/>
+                  <w:vAlign w:val="center"/>
                 </w:tcPr>
                 <w:p>
                   <w:pPr>
                     <w:pStyle w:val="44"/>
                     <w:spacing w:after="0" w:line="240" w:lineRule="auto"/>
-                    <w:jc w:val="both"/>
+                    <w:jc w:val="left"/>
                     <w:rPr>
                       <w:rFonts w:hint="default" w:cs="Cambria"/>
                       <w:b/>
@@ -4134,7 +4134,7 @@
                     <w:tl2br w:val="nil"/>
                     <w:tr2bl w:val="nil"/>
                   </w:tcBorders>
-                  <w:vAlign w:val="top"/>
+                  <w:vAlign w:val="center"/>
                 </w:tcPr>
                 <w:p>
                   <w:pPr>
@@ -4168,6 +4168,7 @@
                 </w:p>
               </w:tc>
             </w:tr>
+            <w:bookmarkEnd w:id="0"/>
             <w:tr>
               <w:tblPrEx>
                 <w:tblBorders>
@@ -5441,6 +5442,12 @@
                   <w:insideH w:val="single" w:color="4472C4" w:sz="4" w:space="0"/>
                   <w:insideV w:val="single" w:color="4472C4" w:sz="4" w:space="0"/>
                 </w:tblBorders>
+                <w:tblCellMar>
+                  <w:top w:w="0" w:type="dxa"/>
+                  <w:left w:w="108" w:type="dxa"/>
+                  <w:bottom w:w="0" w:type="dxa"/>
+                  <w:right w:w="108" w:type="dxa"/>
+                </w:tblCellMar>
               </w:tblPrEx>
               <w:trPr>
                 <w:trHeight w:val="30" w:hRule="atLeast"/>
@@ -5501,6 +5508,12 @@
                   <w:insideH w:val="single" w:color="4472C4" w:sz="4" w:space="0"/>
                   <w:insideV w:val="single" w:color="4472C4" w:sz="4" w:space="0"/>
                 </w:tblBorders>
+                <w:tblCellMar>
+                  <w:top w:w="0" w:type="dxa"/>
+                  <w:left w:w="108" w:type="dxa"/>
+                  <w:bottom w:w="0" w:type="dxa"/>
+                  <w:right w:w="108" w:type="dxa"/>
+                </w:tblCellMar>
               </w:tblPrEx>
               <w:trPr>
                 <w:trHeight w:val="30" w:hRule="atLeast"/>
@@ -5554,6 +5567,12 @@
                   <w:insideH w:val="single" w:color="4472C4" w:sz="4" w:space="0"/>
                   <w:insideV w:val="single" w:color="4472C4" w:sz="4" w:space="0"/>
                 </w:tblBorders>
+                <w:tblCellMar>
+                  <w:top w:w="0" w:type="dxa"/>
+                  <w:left w:w="108" w:type="dxa"/>
+                  <w:bottom w:w="0" w:type="dxa"/>
+                  <w:right w:w="108" w:type="dxa"/>
+                </w:tblCellMar>
               </w:tblPrEx>
               <w:trPr>
                 <w:trHeight w:val="30" w:hRule="atLeast"/>
@@ -5607,6 +5626,12 @@
                   <w:insideH w:val="single" w:color="4472C4" w:sz="4" w:space="0"/>
                   <w:insideV w:val="single" w:color="4472C4" w:sz="4" w:space="0"/>
                 </w:tblBorders>
+                <w:tblCellMar>
+                  <w:top w:w="0" w:type="dxa"/>
+                  <w:left w:w="108" w:type="dxa"/>
+                  <w:bottom w:w="0" w:type="dxa"/>
+                  <w:right w:w="108" w:type="dxa"/>
+                </w:tblCellMar>
               </w:tblPrEx>
               <w:trPr>
                 <w:trHeight w:val="30" w:hRule="atLeast"/>
@@ -5660,6 +5685,12 @@
                   <w:insideH w:val="single" w:color="4472C4" w:sz="4" w:space="0"/>
                   <w:insideV w:val="single" w:color="4472C4" w:sz="4" w:space="0"/>
                 </w:tblBorders>
+                <w:tblCellMar>
+                  <w:top w:w="0" w:type="dxa"/>
+                  <w:left w:w="108" w:type="dxa"/>
+                  <w:bottom w:w="0" w:type="dxa"/>
+                  <w:right w:w="108" w:type="dxa"/>
+                </w:tblCellMar>
               </w:tblPrEx>
               <w:trPr>
                 <w:trHeight w:val="30" w:hRule="atLeast"/>
@@ -5840,12 +5871,60 @@
                 </w:tcPr>
                 <w:p>
                   <w:pPr>
-                    <w:spacing w:after="0" w:line="240" w:lineRule="auto"/>
-                    <w:ind w:right="90"/>
+                    <w:keepNext w:val="0"/>
+                    <w:keepLines w:val="0"/>
+                    <w:pageBreakBefore w:val="0"/>
+                    <w:widowControl/>
+                    <w:suppressLineNumbers w:val="0"/>
+                    <w:kinsoku/>
+                    <w:wordWrap/>
+                    <w:overflowPunct/>
+                    <w:topLinePunct w:val="0"/>
+                    <w:autoSpaceDE/>
+                    <w:autoSpaceDN/>
+                    <w:bidi w:val="0"/>
+                    <w:adjustRightInd/>
+                    <w:snapToGrid/>
+                    <w:spacing w:after="0" w:line="260" w:lineRule="auto"/>
                     <w:jc w:val="center"/>
+                    <w:textAlignment w:val="auto"/>
+                  </w:pPr>
+                  <w:r>
+                    <w:rPr>
+                      <w:rFonts w:ascii="Cambria" w:hAnsi="Cambria" w:eastAsia="Cambria" w:cs="Cambria"/>
+                      <w:color w:val="FFFFFF"/>
+                      <w:kern w:val="0"/>
+                      <w:sz w:val="18"/>
+                      <w:szCs w:val="18"/>
+                      <w:lang w:val="en-US" w:eastAsia="zh-CN" w:bidi="ar"/>
+                      <w14:ligatures w14:val="standardContextual"/>
+                    </w:rPr>
+                    <w:t>If the link is broken, scan to access the latest</w:t>
+                  </w:r>
+                </w:p>
+                <w:p>
+                  <w:pPr>
+                    <w:keepNext w:val="0"/>
+                    <w:keepLines w:val="0"/>
+                    <w:pageBreakBefore w:val="0"/>
+                    <w:widowControl/>
+                    <w:suppressLineNumbers w:val="0"/>
+                    <w:kinsoku/>
+                    <w:wordWrap/>
+                    <w:overflowPunct/>
+                    <w:topLinePunct w:val="0"/>
+                    <w:autoSpaceDE/>
+                    <w:autoSpaceDN/>
+                    <w:bidi w:val="0"/>
+                    <w:adjustRightInd/>
+                    <w:snapToGrid/>
+                    <w:spacing w:after="0" w:line="260" w:lineRule="auto"/>
+                    <w:jc w:val="center"/>
+                    <w:textAlignment w:val="auto"/>
                     <w:rPr>
                       <w:rFonts w:hint="default" w:ascii="Cambria" w:hAnsi="Cambria" w:cs="Cambria"/>
                       <w:color w:val="FFFFFF" w:themeColor="background1"/>
+                      <w:lang w:val="en-GB"/>
                       <w14:textFill>
                         <w14:solidFill>
                           <w14:schemeClr w14:val="bg1"/>
@@ -5855,17 +5934,15 @@
                   </w:pPr>
                   <w:r>
                     <w:rPr>
-                      <w:rFonts w:hint="default" w:ascii="Cambria" w:hAnsi="Cambria"/>
-                      <w:color w:val="FFFFFF" w:themeColor="background1"/>
+                      <w:rFonts w:hint="default" w:ascii="Cambria" w:hAnsi="Cambria" w:eastAsia="Cambria" w:cs="Cambria"/>
+                      <w:color w:val="FFFFFF"/>
+                      <w:kern w:val="0"/>
                       <w:sz w:val="18"/>
                       <w:szCs w:val="18"/>
-                      <w14:textFill>
-                        <w14:solidFill>
-                          <w14:schemeClr w14:val="bg1"/>
-                        </w14:solidFill>
-                      </w14:textFill>
-                    </w:rPr>
-                    <w:t>If the link fails, scan to see the online resume clearly.</w:t>
+                      <w:lang w:val="en-US" w:eastAsia="zh-CN" w:bidi="ar"/>
+                      <w14:ligatures w14:val="standardContextual"/>
+                    </w:rPr>
+                    <w:t>version of the online resume.</w:t>
                   </w:r>
                 </w:p>
               </w:tc>
@@ -7017,6 +7094,12 @@
           <w:insideH w:val="none" w:color="auto" w:sz="0" w:space="0"/>
           <w:insideV w:val="none" w:color="auto" w:sz="0" w:space="0"/>
         </w:tblBorders>
+        <w:tblCellMar>
+          <w:top w:w="0" w:type="dxa"/>
+          <w:left w:w="108" w:type="dxa"/>
+          <w:bottom w:w="0" w:type="dxa"/>
+          <w:right w:w="108" w:type="dxa"/>
+        </w:tblCellMar>
       </w:tblPrEx>
       <w:trPr>
         <w:trHeight w:val="800" w:hRule="atLeast"/>
